--- a/apittman_techResume.docx
+++ b/apittman_techResume.docx
@@ -273,7 +273,7 @@
         <w:rPr>
           <w:rtl w:val="0"/>
         </w:rPr>
-        <w:t xml:space="preserve">Motivated and diligent IT and Emerging Technologies student with hands‑on experience in software development, scripting, RESTful API integration, and building modular application components. Strong foundation in Python, C#, Java, Lua, and web technologies, supported by practical experience in technical troubleshooting, system maintenance, and user support. Recognized for reliability, creativity, and a 3.95 GPA. Seeking a software engineering internship to apply programming skills for real‑world development.</w:t>
+        <w:t xml:space="preserve">Motivated and diligent IT and Emerging Technologies student with practical experience in software development, scripting, RESTful API integration, and building modular application components. Strong foundation in Python, C#, Java, Lua, and web technologies, supported by practical experience in technical troubleshooting, system maintenance, and user support. Recognized for reliability, creativity, and a 3.95 GPA. Seeking a software engineering internship to apply programming skills in a business environment.</w:t>
       </w:r>
     </w:p>
     <w:p>

--- a/apittman_techResume.docx
+++ b/apittman_techResume.docx
@@ -273,7 +273,7 @@
         <w:rPr>
           <w:rtl w:val="0"/>
         </w:rPr>
-        <w:t xml:space="preserve">Motivated and diligent IT and Emerging Technologies student with practical experience in software development, scripting, RESTful API integration, and building modular application components. Strong foundation in Python, C#, Java, Lua, and web technologies, supported by practical experience in technical troubleshooting, system maintenance, and user support. Recognized for reliability, creativity, and a 3.95 GPA. Seeking a software engineering internship to apply programming skills in a business environment.</w:t>
+        <w:t xml:space="preserve">Motivated and diligent IT and Emerging Technologies student with practical experience in software development, scripting, and RESTful API integration. Strong foundation in Python, C#, Java, Lua, and web technologies, supported by practical experience in technical troubleshooting, system maintenance, and user support. Recognized for reliability, creativity, and a 3.95 GPA. Seeking a software engineering internship to apply programming skills in a business environment.</w:t>
       </w:r>
     </w:p>
     <w:p>

--- a/apittman_techResume.docx
+++ b/apittman_techResume.docx
@@ -15,13 +15,12 @@
           <w:bCs w:val="1"/>
           <w:rtl w:val="0"/>
         </w:rPr>
-        <w:t xml:space="preserve">ALEXANDER PITTMAN</w:t>
-      </w:r>
-      <w:r>
-        <w:rPr>
-          <w:rtl w:val="0"/>
-        </w:rPr>
-        <w:t xml:space="preserve"> </w:t>
+        <w:t xml:space="preserve">Alexander Pittman</w:t>
+      </w:r>
+      <w:r>
+        <w:rPr>
+          <w:rtl w:val="0"/>
+        </w:rPr>
       </w:r>
     </w:p>
     <w:p>
@@ -47,17 +46,22 @@
       </w:hyperlink>
       <w:r>
         <w:rPr>
-          <w:color w:val="467886"/>
-          <w:u w:val="single"/>
-          <w:rtl w:val="0"/>
-        </w:rPr>
-        <w:t xml:space="preserve"> </w:t>
-      </w:r>
-      <w:r>
-        <w:rPr>
-          <w:rtl w:val="0"/>
-        </w:rPr>
-        <w:t xml:space="preserve"> · Portfolio URL: https://apittma8.github.io</w:t>
+          <w:rtl w:val="0"/>
+        </w:rPr>
+        <w:t xml:space="preserve"> · </w:t>
+      </w:r>
+      <w:hyperlink r:id="rId7">
+        <w:r>
+          <w:rPr>
+            <w:rtl w:val="0"/>
+          </w:rPr>
+          <w:t xml:space="preserve">https://www.linkedin.com/in/aepswdev</w:t>
+        </w:r>
+      </w:hyperlink>
+      <w:r>
+        <w:rPr>
+          <w:rtl w:val="0"/>
+        </w:rPr>
       </w:r>
     </w:p>
     <w:p>
@@ -209,7 +213,7 @@
                         <pic:cNvPicPr preferRelativeResize="0"/>
                       </pic:nvPicPr>
                       <pic:blipFill>
-                        <a:blip r:embed="rId7"/>
+                        <a:blip r:embed="rId8"/>
                         <a:srcRect/>
                         <a:stretch>
                           <a:fillRect/>
@@ -235,18 +239,6 @@
         <w:rPr>
           <w:rtl w:val="0"/>
         </w:rPr>
-      </w:r>
-    </w:p>
-    <w:p>
-      <w:pPr>
-        <w:spacing w:after="0" w:lineRule="auto"/>
-        <w:ind w:left="584" w:firstLine="0"/>
-        <w:rPr/>
-      </w:pPr>
-      <w:r>
-        <w:rPr>
-          <w:rtl w:val="0"/>
-        </w:rPr>
         <w:t xml:space="preserve"> </w:t>
       </w:r>
     </w:p>
@@ -273,7 +265,7 @@
         <w:rPr>
           <w:rtl w:val="0"/>
         </w:rPr>
-        <w:t xml:space="preserve">Motivated and diligent IT and Emerging Technologies student with practical experience in software development, scripting, and RESTful API integration. Strong foundation in Python, C#, Java, Lua, and web technologies, supported by practical experience in technical troubleshooting, system maintenance, and user support. Recognized for reliability, creativity, and a 3.95 GPA. Seeking a software engineering internship to apply programming skills in a business environment.</w:t>
+        <w:t xml:space="preserve">Motivated and diligent IT and Emerging Technologies student with practical experience in software development, scripting, and RESTful API integration. Strong foundation in Python, C#, Java, JavaScript, Lua, and web technologies, supported by practical experience in technical troubleshooting, system maintenance, and user support. Recognized for reliability, creativity, and a 3.95 GPA. Seeking a software engineering position to apply programming and integration skills within a business environment.</w:t>
       </w:r>
     </w:p>
     <w:p>
@@ -304,12 +296,8 @@
     </w:p>
     <w:p>
       <w:pPr>
-        <w:numPr>
-          <w:ilvl w:val="0"/>
-          <w:numId w:val="1"/>
-        </w:numPr>
-        <w:spacing w:after="0" w:lineRule="auto"/>
-        <w:ind w:left="360" w:hanging="360"/>
+        <w:spacing w:after="0" w:lineRule="auto"/>
+        <w:ind w:left="0" w:firstLine="0"/>
         <w:rPr/>
       </w:pPr>
       <w:r>
@@ -324,17 +312,13 @@
         <w:rPr>
           <w:rtl w:val="0"/>
         </w:rPr>
-        <w:t xml:space="preserve"> Python, C#, Java, Lua, JavaScript, HTML/CSS, Visual Basic, VBScript, SQL (basic)</w:t>
-      </w:r>
-    </w:p>
-    <w:p>
-      <w:pPr>
-        <w:numPr>
-          <w:ilvl w:val="0"/>
-          <w:numId w:val="1"/>
-        </w:numPr>
-        <w:spacing w:after="0" w:lineRule="auto"/>
-        <w:ind w:left="360" w:hanging="360"/>
+        <w:t xml:space="preserve"> Python, C#, Java, Lua / Luau, JavaScript, HTML/CSS, Visual Basic, VBA, SQL (basic), R (basic)</w:t>
+      </w:r>
+    </w:p>
+    <w:p>
+      <w:pPr>
+        <w:spacing w:after="0" w:lineRule="auto"/>
+        <w:ind w:left="0" w:firstLine="0"/>
         <w:rPr/>
       </w:pPr>
       <w:r>
@@ -349,25 +333,15 @@
         <w:rPr>
           <w:rtl w:val="0"/>
         </w:rPr>
-        <w:t xml:space="preserve"> .NET, Mono/XNA, GitHub, RESTful API development (personal projects), command line, Agile (academic exposure), Microsoft Office, GitHub Copilot</w:t>
-      </w:r>
-    </w:p>
-    <w:p>
-      <w:pPr>
-        <w:numPr>
-          <w:ilvl w:val="0"/>
-          <w:numId w:val="1"/>
-        </w:numPr>
-        <w:spacing w:after="0" w:lineRule="auto"/>
-        <w:ind w:left="360" w:hanging="360"/>
-        <w:rPr/>
-      </w:pPr>
-      <w:r>
-        <w:rPr>
-          <w:rtl w:val="0"/>
-        </w:rPr>
-        <w:t xml:space="preserve"> </w:t>
-      </w:r>
+        <w:t xml:space="preserve"> .NET, Mono/XNA, GitHub,  GitHub Copilot, RESTful API development (academic &amp; personal projects), command line, Agile (academic exposure), MS Office, GCP &amp; Azure (basic)</w:t>
+      </w:r>
+    </w:p>
+    <w:p>
+      <w:pPr>
+        <w:spacing w:after="0" w:lineRule="auto"/>
+        <w:ind w:left="0" w:firstLine="0"/>
+        <w:rPr/>
+      </w:pPr>
       <w:r>
         <w:rPr>
           <w:b w:val="1"/>
@@ -385,12 +359,8 @@
     </w:p>
     <w:p>
       <w:pPr>
-        <w:numPr>
-          <w:ilvl w:val="0"/>
-          <w:numId w:val="1"/>
-        </w:numPr>
-        <w:spacing w:after="0" w:lineRule="auto"/>
-        <w:ind w:left="360" w:hanging="360"/>
+        <w:spacing w:after="0" w:lineRule="auto"/>
+        <w:ind w:left="0" w:firstLine="0"/>
         <w:rPr/>
       </w:pPr>
       <w:r>
@@ -405,32 +375,7 @@
         <w:rPr>
           <w:rtl w:val="0"/>
         </w:rPr>
-        <w:t xml:space="preserve"> Application development, modular component design, scripting, debugging, version control, hardware/software troubleshooting, system updates </w:t>
-      </w:r>
-    </w:p>
-    <w:p>
-      <w:pPr>
-        <w:numPr>
-          <w:ilvl w:val="0"/>
-          <w:numId w:val="1"/>
-        </w:numPr>
-        <w:spacing w:after="0" w:lineRule="auto"/>
-        <w:ind w:left="360" w:hanging="360"/>
-        <w:rPr/>
-      </w:pPr>
-      <w:r>
-        <w:rPr>
-          <w:b w:val="1"/>
-          <w:bCs w:val="1"/>
-          <w:rtl w:val="0"/>
-        </w:rPr>
-        <w:t xml:space="preserve">Security:</w:t>
-      </w:r>
-      <w:r>
-        <w:rPr>
-          <w:rtl w:val="0"/>
-        </w:rPr>
-        <w:t xml:space="preserve"> Cybersecurity principles, phishing prevention, ethical IT practices</w:t>
+        <w:t xml:space="preserve"> Application development, scripting, debugging, version control, hardware &amp; software troubleshooting, system updates, cybersecurity principles, ethical IT practices</w:t>
       </w:r>
     </w:p>
     <w:p>
@@ -483,13 +428,13 @@
           <w:bCs w:val="1"/>
           <w:rtl w:val="0"/>
         </w:rPr>
-        <w:t xml:space="preserve">Master of Science in Emerging Media and Technology</w:t>
-      </w:r>
-      <w:r>
-        <w:rPr>
-          <w:rtl w:val="0"/>
-        </w:rPr>
-        <w:t xml:space="preserve"> | Expected Graduation: August 2027 </w:t>
+        <w:t xml:space="preserve">Master of Science in Emerging Media and Technology - Coding &amp; Analytics</w:t>
+      </w:r>
+      <w:r>
+        <w:rPr>
+          <w:rtl w:val="0"/>
+        </w:rPr>
+        <w:t xml:space="preserve"> | Graduation: May 2027 </w:t>
       </w:r>
     </w:p>
     <w:p>
@@ -502,7 +447,7 @@
         <w:rPr>
           <w:rtl w:val="0"/>
         </w:rPr>
-        <w:t xml:space="preserve">    Kent State University | Kent, OH </w:t>
+        <w:t xml:space="preserve">    Kent State University | Kent, OH | GPA: 3.85</w:t>
       </w:r>
     </w:p>
     <w:p>
@@ -523,7 +468,7 @@
         <w:rPr>
           <w:rtl w:val="0"/>
         </w:rPr>
-        <w:t xml:space="preserve"> | Expected Graduation: May 2026 </w:t>
+        <w:t xml:space="preserve">| May 2026 </w:t>
       </w:r>
     </w:p>
     <w:p>
@@ -536,7 +481,20 @@
         <w:rPr>
           <w:rtl w:val="0"/>
         </w:rPr>
-        <w:t xml:space="preserve">    Kent State University | Kent, OH | GPA: 3.95 </w:t>
+        <w:t xml:space="preserve">    Kent State University | Kent, OH | GPA: 3.95  </w:t>
+      </w:r>
+      <w:r>
+        <w:rPr>
+          <w:i w:val="1"/>
+          <w:iCs w:val="1"/>
+          <w:rtl w:val="0"/>
+        </w:rPr>
+        <w:t xml:space="preserve">(summa cum laude) </w:t>
+      </w:r>
+      <w:r>
+        <w:rPr>
+          <w:rtl w:val="0"/>
+        </w:rPr>
       </w:r>
     </w:p>
     <w:p>
@@ -551,13 +509,13 @@
           <w:bCs w:val="1"/>
           <w:rtl w:val="0"/>
         </w:rPr>
-        <w:t xml:space="preserve">Associate of Science (With Distinction) | </w:t>
-      </w:r>
-      <w:r>
-        <w:rPr>
-          <w:rtl w:val="0"/>
-        </w:rPr>
-        <w:t xml:space="preserve">Fall 2024 </w:t>
+        <w:t xml:space="preserve">Associate of Science| </w:t>
+      </w:r>
+      <w:r>
+        <w:rPr>
+          <w:rtl w:val="0"/>
+        </w:rPr>
+        <w:t xml:space="preserve">December 2024 </w:t>
       </w:r>
     </w:p>
     <w:p>
@@ -570,7 +528,7 @@
         <w:rPr>
           <w:rtl w:val="0"/>
         </w:rPr>
-        <w:t xml:space="preserve">    Kent State University | Kent, OH | GPA: 3.93 </w:t>
+        <w:t xml:space="preserve">    Kent State University | Kent, OH | GPA: 3.93  (with distinction) </w:t>
       </w:r>
     </w:p>
     <w:p>
@@ -611,7 +569,7 @@
           <w:bCs w:val="1"/>
           <w:rtl w:val="0"/>
         </w:rPr>
-        <w:t xml:space="preserve">Undergraduate/Graduate Student Technician</w:t>
+        <w:t xml:space="preserve">Systems Intern</w:t>
       </w:r>
       <w:r>
         <w:rPr>
@@ -625,60 +583,138 @@
           <w:iCs w:val="1"/>
           <w:rtl w:val="0"/>
         </w:rPr>
-        <w:t xml:space="preserve">College of Architecture and Environmental Design, Kent State University</w:t>
-      </w:r>
-      <w:r>
-        <w:rPr>
-          <w:rtl w:val="0"/>
-        </w:rPr>
-        <w:t xml:space="preserve"> Fall 2025 &amp; Spring 2026</w:t>
-      </w:r>
-    </w:p>
-    <w:p>
-      <w:pPr>
-        <w:numPr>
-          <w:ilvl w:val="0"/>
-          <w:numId w:val="2"/>
-        </w:numPr>
-        <w:spacing w:after="0" w:lineRule="auto"/>
-        <w:ind w:left="360" w:hanging="360"/>
-        <w:rPr/>
-      </w:pPr>
-      <w:r>
-        <w:rPr>
-          <w:rtl w:val="0"/>
-        </w:rPr>
-        <w:t xml:space="preserve">Perform OS updates and maintenance on lab computers, manage  &amp; troubleshoot issues with wide-format plotters/printers, provide daily technical assistance to students and faculty</w:t>
-        <w:br w:type="textWrapping"/>
-      </w:r>
-    </w:p>
-    <w:p>
-      <w:pPr>
-        <w:spacing w:after="0" w:line="240" w:lineRule="auto"/>
-        <w:ind w:left="-5" w:right="1369" w:firstLine="0"/>
-        <w:rPr/>
-      </w:pPr>
-      <w:r>
-        <w:rPr>
-          <w:b w:val="1"/>
-          <w:bCs w:val="1"/>
-          <w:rtl w:val="0"/>
-        </w:rPr>
-        <w:t xml:space="preserve">IT User Support Technician</w:t>
-      </w:r>
-      <w:r>
-        <w:rPr>
-          <w:rtl w:val="0"/>
-        </w:rPr>
-        <w:t xml:space="preserve">, </w:t>
+        <w:t xml:space="preserve">Ohio CAT / </w:t>
       </w:r>
       <w:r>
         <w:rPr>
           <w:i w:val="1"/>
           <w:iCs w:val="1"/>
-          <w:rtl w:val="0"/>
-        </w:rPr>
-        <w:t xml:space="preserve">College of Arts &amp; Sciences, Kent State University</w:t>
+          <w:color w:val="1f202c"/>
+          <w:highlight w:val="white"/>
+          <w:rtl w:val="0"/>
+        </w:rPr>
+        <w:t xml:space="preserve">Ohio Machinery Co., Summer 2026</w:t>
+      </w:r>
+      <w:r>
+        <w:rPr>
+          <w:rtl w:val="0"/>
+        </w:rPr>
+      </w:r>
+    </w:p>
+    <w:p>
+      <w:pPr>
+        <w:spacing w:after="0" w:lineRule="auto"/>
+        <w:ind w:left="720" w:hanging="450"/>
+        <w:rPr/>
+      </w:pPr>
+      <w:r>
+        <w:rPr>
+          <w:rtl w:val="0"/>
+        </w:rPr>
+        <w:t xml:space="preserve">Support application integrations, system upgrades, and interface maintenance through testing,</w:t>
+      </w:r>
+    </w:p>
+    <w:p>
+      <w:pPr>
+        <w:spacing w:after="0" w:lineRule="auto"/>
+        <w:ind w:left="720" w:hanging="450"/>
+        <w:rPr/>
+      </w:pPr>
+      <w:r>
+        <w:rPr>
+          <w:rtl w:val="0"/>
+        </w:rPr>
+        <w:t xml:space="preserve">documentation, and troubleshooting using XML, Java, SQL, and Azure-based tooling</w:t>
+      </w:r>
+      <w:r>
+        <w:rPr>
+          <w:rtl w:val="0"/>
+        </w:rPr>
+      </w:r>
+    </w:p>
+    <w:p>
+      <w:pPr>
+        <w:spacing w:after="0" w:line="240" w:lineRule="auto"/>
+        <w:ind w:left="-5" w:right="825" w:firstLine="0"/>
+        <w:rPr/>
+      </w:pPr>
+      <w:r>
+        <w:rPr>
+          <w:b w:val="1"/>
+          <w:bCs w:val="1"/>
+          <w:rtl w:val="0"/>
+        </w:rPr>
+        <w:t xml:space="preserve">S</w:t>
+      </w:r>
+      <w:r>
+        <w:rPr>
+          <w:b w:val="1"/>
+          <w:bCs w:val="1"/>
+          <w:rtl w:val="0"/>
+        </w:rPr>
+        <w:t xml:space="preserve">tudent Technician</w:t>
+      </w:r>
+      <w:r>
+        <w:rPr>
+          <w:rtl w:val="0"/>
+        </w:rPr>
+        <w:t xml:space="preserve">, </w:t>
+      </w:r>
+      <w:r>
+        <w:rPr>
+          <w:i w:val="1"/>
+          <w:iCs w:val="1"/>
+          <w:rtl w:val="0"/>
+        </w:rPr>
+        <w:t xml:space="preserve">College of Arch. and Env. Design, Kent State University,</w:t>
+      </w:r>
+      <w:r>
+        <w:rPr>
+          <w:rtl w:val="0"/>
+        </w:rPr>
+        <w:t xml:space="preserve"> Fall 2025 - Spring 2026</w:t>
+      </w:r>
+    </w:p>
+    <w:p>
+      <w:pPr>
+        <w:spacing w:after="0" w:lineRule="auto"/>
+        <w:ind w:left="270" w:firstLine="0"/>
+        <w:rPr/>
+      </w:pPr>
+      <w:r>
+        <w:rPr>
+          <w:rtl w:val="0"/>
+        </w:rPr>
+        <w:t xml:space="preserve">Performed OS updates and maintenance on lab computers, managed  &amp; troubleshot issues with wide-format plotters/printers, provided daily technical assistance to students and faculty</w:t>
+      </w:r>
+    </w:p>
+    <w:p>
+      <w:pPr>
+        <w:spacing w:after="0" w:lineRule="auto"/>
+        <w:ind w:left="0" w:firstLine="0"/>
+        <w:rPr/>
+      </w:pPr>
+      <w:r>
+        <w:rPr>
+          <w:b w:val="1"/>
+          <w:bCs w:val="1"/>
+          <w:rtl w:val="0"/>
+        </w:rPr>
+        <w:t xml:space="preserve">IT User Support Technician</w:t>
+      </w:r>
+      <w:r>
+        <w:rPr>
+          <w:rtl w:val="0"/>
+        </w:rPr>
+        <w:t xml:space="preserve">, </w:t>
+      </w:r>
+      <w:r>
+        <w:rPr>
+          <w:i w:val="1"/>
+          <w:iCs w:val="1"/>
+          <w:rtl w:val="0"/>
+        </w:rPr>
+        <w:t xml:space="preserve">College of Arts &amp; Sciences, Kent State University,</w:t>
       </w:r>
       <w:r>
         <w:rPr>
@@ -689,12 +725,8 @@
     </w:p>
     <w:p>
       <w:pPr>
-        <w:numPr>
-          <w:ilvl w:val="0"/>
-          <w:numId w:val="2"/>
-        </w:numPr>
-        <w:spacing w:after="0" w:lineRule="auto"/>
-        <w:ind w:left="360" w:hanging="360"/>
+        <w:spacing w:after="0" w:lineRule="auto"/>
+        <w:ind w:left="270" w:firstLine="0"/>
         <w:rPr/>
       </w:pPr>
       <w:r>
@@ -732,12 +764,37 @@
     </w:p>
     <w:p>
       <w:pPr>
-        <w:numPr>
-          <w:ilvl w:val="0"/>
-          <w:numId w:val="2"/>
-        </w:numPr>
-        <w:spacing w:after="0" w:lineRule="auto"/>
-        <w:ind w:left="360" w:hanging="360"/>
+        <w:spacing w:after="0" w:lineRule="auto"/>
+        <w:ind w:left="270" w:firstLine="0"/>
+        <w:rPr/>
+      </w:pPr>
+      <w:r>
+        <w:rPr>
+          <w:rtl w:val="0"/>
+        </w:rPr>
+        <w:t xml:space="preserve">Portfolio: </w:t>
+      </w:r>
+      <w:hyperlink r:id="rId9">
+        <w:r>
+          <w:rPr>
+            <w:color w:val="1155cc"/>
+            <w:u w:val="single"/>
+            <w:rtl w:val="0"/>
+          </w:rPr>
+          <w:t xml:space="preserve">https://apittma8.github.io</w:t>
+        </w:r>
+      </w:hyperlink>
+      <w:r>
+        <w:rPr>
+          <w:rtl w:val="0"/>
+        </w:rPr>
+      </w:r>
+    </w:p>
+    <w:p>
+      <w:pPr>
+        <w:spacing w:after="0" w:lineRule="auto"/>
+        <w:ind w:left="270" w:firstLine="0"/>
+        <w:rPr/>
       </w:pPr>
       <w:r>
         <w:rPr>
@@ -748,44 +805,35 @@
     </w:p>
     <w:p>
       <w:pPr>
-        <w:numPr>
-          <w:ilvl w:val="0"/>
-          <w:numId w:val="2"/>
-        </w:numPr>
-        <w:spacing w:after="0" w:lineRule="auto"/>
-        <w:ind w:left="360" w:hanging="360"/>
-      </w:pPr>
-      <w:r>
-        <w:rPr>
-          <w:rtl w:val="0"/>
-        </w:rPr>
-        <w:t xml:space="preserve">Integrated RESTful APIs into personal projects to enable dynamic data retrieval and expand features.</w:t>
-      </w:r>
-    </w:p>
-    <w:p>
-      <w:pPr>
-        <w:numPr>
-          <w:ilvl w:val="0"/>
-          <w:numId w:val="2"/>
-        </w:numPr>
-        <w:spacing w:after="0" w:lineRule="auto"/>
-        <w:ind w:left="360" w:hanging="360"/>
-      </w:pPr>
-      <w:r>
-        <w:rPr>
-          <w:rtl w:val="0"/>
-        </w:rPr>
-        <w:t xml:space="preserve">Built structured, responsive web pages using HTML, CSS, and JavaScript.</w:t>
-      </w:r>
-    </w:p>
-    <w:p>
-      <w:pPr>
-        <w:numPr>
-          <w:ilvl w:val="0"/>
-          <w:numId w:val="2"/>
-        </w:numPr>
-        <w:spacing w:after="0" w:lineRule="auto"/>
-        <w:ind w:left="360" w:hanging="360"/>
+        <w:spacing w:after="0" w:lineRule="auto"/>
+        <w:ind w:left="270" w:firstLine="0"/>
+        <w:rPr/>
+      </w:pPr>
+      <w:r>
+        <w:rPr>
+          <w:rtl w:val="0"/>
+        </w:rPr>
+        <w:t xml:space="preserve">Integrated RESTful APIs into projects to enable dynamic data retrieval and expand features.</w:t>
+      </w:r>
+    </w:p>
+    <w:p>
+      <w:pPr>
+        <w:spacing w:after="0" w:lineRule="auto"/>
+        <w:ind w:left="270" w:firstLine="0"/>
+        <w:rPr/>
+      </w:pPr>
+      <w:r>
+        <w:rPr>
+          <w:rtl w:val="0"/>
+        </w:rPr>
+        <w:t xml:space="preserve">Built structured, responsive web pages and apps using HTML, CSS, JavaScript, React, and Node.js. </w:t>
+      </w:r>
+    </w:p>
+    <w:p>
+      <w:pPr>
+        <w:spacing w:after="0" w:lineRule="auto"/>
+        <w:ind w:left="270" w:firstLine="0"/>
+        <w:rPr/>
       </w:pPr>
       <w:r>
         <w:rPr>
@@ -796,12 +844,9 @@
     </w:p>
     <w:p>
       <w:pPr>
-        <w:numPr>
-          <w:ilvl w:val="0"/>
-          <w:numId w:val="2"/>
-        </w:numPr>
-        <w:spacing w:after="0" w:lineRule="auto"/>
-        <w:ind w:left="360" w:hanging="360"/>
+        <w:spacing w:after="0" w:lineRule="auto"/>
+        <w:ind w:left="270" w:firstLine="0"/>
+        <w:rPr/>
       </w:pPr>
       <w:r>
         <w:rPr>
@@ -820,432 +865,7 @@
 </file>
 
 <file path=word/numbering.xml><?xml version="1.0" encoding="utf-8"?>
-<w:numbering xmlns:mc="http://schemas.openxmlformats.org/markup-compatibility/2006" xmlns:o="urn:schemas-microsoft-com:office:office" xmlns:r="http://schemas.openxmlformats.org/officeDocument/2006/relationships" xmlns:m="http://schemas.openxmlformats.org/officeDocument/2006/math" xmlns:v="urn:schemas-microsoft-com:vml" xmlns:wp="http://schemas.openxmlformats.org/drawingml/2006/wordprocessingDrawing" xmlns:w10="urn:schemas-microsoft-com:office:word" xmlns:w="http://schemas.openxmlformats.org/wordprocessingml/2006/main" xmlns:wne="http://schemas.microsoft.com/office/word/2006/wordml" xmlns:sl="http://schemas.openxmlformats.org/schemaLibrary/2006/main" xmlns:a="http://schemas.openxmlformats.org/drawingml/2006/main" xmlns:pic="http://schemas.openxmlformats.org/drawingml/2006/picture" xmlns:c="http://schemas.openxmlformats.org/drawingml/2006/chart" xmlns:lc="http://schemas.openxmlformats.org/drawingml/2006/lockedCanvas" xmlns:dgm="http://schemas.openxmlformats.org/drawingml/2006/diagram" xmlns:wps="http://schemas.microsoft.com/office/word/2010/wordprocessingShape" xmlns:wpg="http://schemas.microsoft.com/office/word/2010/wordprocessingGroup" xmlns:w14="http://schemas.microsoft.com/office/word/2010/wordml" xmlns:w15="http://schemas.microsoft.com/office/word/2012/wordml" xmlns:w16="http://schemas.microsoft.com/office/word/2018/wordml" xmlns:w16cex="http://schemas.microsoft.com/office/word/2018/wordml/cex" xmlns:w16cid="http://schemas.microsoft.com/office/word/2016/wordml/cid" xmlns="http://schemas.microsoft.com/office/tasks/2019/documenttasks" xmlns:cr="http://schemas.microsoft.com/office/comments/2020/reactions">
-  <w:abstractNum w:abstractNumId="1">
-    <w:lvl w:ilvl="0">
-      <w:start w:val="1"/>
-      <w:numFmt w:val="bullet"/>
-      <w:lvlText w:val="•"/>
-      <w:lvlJc w:val="left"/>
-      <w:pPr>
-        <w:ind w:left="705" w:hanging="705"/>
-      </w:pPr>
-      <w:rPr>
-        <w:rFonts w:ascii="Arial" w:cs="Arial" w:eastAsia="Arial" w:hAnsi="Arial"/>
-        <w:b w:val="0"/>
-        <w:bCs w:val="0"/>
-        <w:i w:val="0"/>
-        <w:iCs w:val="0"/>
-        <w:strike w:val="0"/>
-        <w:color w:val="000000"/>
-        <w:sz w:val="20"/>
-        <w:szCs w:val="20"/>
-        <w:u w:val="none"/>
-        <w:shd w:fill="auto" w:val="clear"/>
-        <w:vertAlign w:val="baseline"/>
-      </w:rPr>
-    </w:lvl>
-    <w:lvl w:ilvl="1">
-      <w:start w:val="1"/>
-      <w:numFmt w:val="bullet"/>
-      <w:lvlText w:val="o"/>
-      <w:lvlJc w:val="left"/>
-      <w:pPr>
-        <w:ind w:left="1440" w:hanging="1440"/>
-      </w:pPr>
-      <w:rPr>
-        <w:rFonts w:ascii="Quattrocento Sans" w:cs="Quattrocento Sans" w:eastAsia="Quattrocento Sans" w:hAnsi="Quattrocento Sans"/>
-        <w:b w:val="0"/>
-        <w:bCs w:val="0"/>
-        <w:i w:val="0"/>
-        <w:iCs w:val="0"/>
-        <w:strike w:val="0"/>
-        <w:color w:val="000000"/>
-        <w:sz w:val="20"/>
-        <w:szCs w:val="20"/>
-        <w:u w:val="none"/>
-        <w:shd w:fill="auto" w:val="clear"/>
-        <w:vertAlign w:val="baseline"/>
-      </w:rPr>
-    </w:lvl>
-    <w:lvl w:ilvl="2">
-      <w:start w:val="1"/>
-      <w:numFmt w:val="bullet"/>
-      <w:lvlText w:val="▪"/>
-      <w:lvlJc w:val="left"/>
-      <w:pPr>
-        <w:ind w:left="2160" w:hanging="2160"/>
-      </w:pPr>
-      <w:rPr>
-        <w:rFonts w:ascii="Quattrocento Sans" w:cs="Quattrocento Sans" w:eastAsia="Quattrocento Sans" w:hAnsi="Quattrocento Sans"/>
-        <w:b w:val="0"/>
-        <w:bCs w:val="0"/>
-        <w:i w:val="0"/>
-        <w:iCs w:val="0"/>
-        <w:strike w:val="0"/>
-        <w:color w:val="000000"/>
-        <w:sz w:val="20"/>
-        <w:szCs w:val="20"/>
-        <w:u w:val="none"/>
-        <w:shd w:fill="auto" w:val="clear"/>
-        <w:vertAlign w:val="baseline"/>
-      </w:rPr>
-    </w:lvl>
-    <w:lvl w:ilvl="3">
-      <w:start w:val="1"/>
-      <w:numFmt w:val="bullet"/>
-      <w:lvlText w:val="•"/>
-      <w:lvlJc w:val="left"/>
-      <w:pPr>
-        <w:ind w:left="2880" w:hanging="2880"/>
-      </w:pPr>
-      <w:rPr>
-        <w:rFonts w:ascii="Arial" w:cs="Arial" w:eastAsia="Arial" w:hAnsi="Arial"/>
-        <w:b w:val="0"/>
-        <w:bCs w:val="0"/>
-        <w:i w:val="0"/>
-        <w:iCs w:val="0"/>
-        <w:strike w:val="0"/>
-        <w:color w:val="000000"/>
-        <w:sz w:val="20"/>
-        <w:szCs w:val="20"/>
-        <w:u w:val="none"/>
-        <w:shd w:fill="auto" w:val="clear"/>
-        <w:vertAlign w:val="baseline"/>
-      </w:rPr>
-    </w:lvl>
-    <w:lvl w:ilvl="4">
-      <w:start w:val="1"/>
-      <w:numFmt w:val="bullet"/>
-      <w:lvlText w:val="o"/>
-      <w:lvlJc w:val="left"/>
-      <w:pPr>
-        <w:ind w:left="3600" w:hanging="3600"/>
-      </w:pPr>
-      <w:rPr>
-        <w:rFonts w:ascii="Quattrocento Sans" w:cs="Quattrocento Sans" w:eastAsia="Quattrocento Sans" w:hAnsi="Quattrocento Sans"/>
-        <w:b w:val="0"/>
-        <w:bCs w:val="0"/>
-        <w:i w:val="0"/>
-        <w:iCs w:val="0"/>
-        <w:strike w:val="0"/>
-        <w:color w:val="000000"/>
-        <w:sz w:val="20"/>
-        <w:szCs w:val="20"/>
-        <w:u w:val="none"/>
-        <w:shd w:fill="auto" w:val="clear"/>
-        <w:vertAlign w:val="baseline"/>
-      </w:rPr>
-    </w:lvl>
-    <w:lvl w:ilvl="5">
-      <w:start w:val="1"/>
-      <w:numFmt w:val="bullet"/>
-      <w:lvlText w:val="▪"/>
-      <w:lvlJc w:val="left"/>
-      <w:pPr>
-        <w:ind w:left="4320" w:hanging="4320"/>
-      </w:pPr>
-      <w:rPr>
-        <w:rFonts w:ascii="Quattrocento Sans" w:cs="Quattrocento Sans" w:eastAsia="Quattrocento Sans" w:hAnsi="Quattrocento Sans"/>
-        <w:b w:val="0"/>
-        <w:bCs w:val="0"/>
-        <w:i w:val="0"/>
-        <w:iCs w:val="0"/>
-        <w:strike w:val="0"/>
-        <w:color w:val="000000"/>
-        <w:sz w:val="20"/>
-        <w:szCs w:val="20"/>
-        <w:u w:val="none"/>
-        <w:shd w:fill="auto" w:val="clear"/>
-        <w:vertAlign w:val="baseline"/>
-      </w:rPr>
-    </w:lvl>
-    <w:lvl w:ilvl="6">
-      <w:start w:val="1"/>
-      <w:numFmt w:val="bullet"/>
-      <w:lvlText w:val="•"/>
-      <w:lvlJc w:val="left"/>
-      <w:pPr>
-        <w:ind w:left="5040" w:hanging="5040"/>
-      </w:pPr>
-      <w:rPr>
-        <w:rFonts w:ascii="Arial" w:cs="Arial" w:eastAsia="Arial" w:hAnsi="Arial"/>
-        <w:b w:val="0"/>
-        <w:bCs w:val="0"/>
-        <w:i w:val="0"/>
-        <w:iCs w:val="0"/>
-        <w:strike w:val="0"/>
-        <w:color w:val="000000"/>
-        <w:sz w:val="20"/>
-        <w:szCs w:val="20"/>
-        <w:u w:val="none"/>
-        <w:shd w:fill="auto" w:val="clear"/>
-        <w:vertAlign w:val="baseline"/>
-      </w:rPr>
-    </w:lvl>
-    <w:lvl w:ilvl="7">
-      <w:start w:val="1"/>
-      <w:numFmt w:val="bullet"/>
-      <w:lvlText w:val="o"/>
-      <w:lvlJc w:val="left"/>
-      <w:pPr>
-        <w:ind w:left="5760" w:hanging="5760"/>
-      </w:pPr>
-      <w:rPr>
-        <w:rFonts w:ascii="Quattrocento Sans" w:cs="Quattrocento Sans" w:eastAsia="Quattrocento Sans" w:hAnsi="Quattrocento Sans"/>
-        <w:b w:val="0"/>
-        <w:bCs w:val="0"/>
-        <w:i w:val="0"/>
-        <w:iCs w:val="0"/>
-        <w:strike w:val="0"/>
-        <w:color w:val="000000"/>
-        <w:sz w:val="20"/>
-        <w:szCs w:val="20"/>
-        <w:u w:val="none"/>
-        <w:shd w:fill="auto" w:val="clear"/>
-        <w:vertAlign w:val="baseline"/>
-      </w:rPr>
-    </w:lvl>
-    <w:lvl w:ilvl="8">
-      <w:start w:val="1"/>
-      <w:numFmt w:val="bullet"/>
-      <w:lvlText w:val="▪"/>
-      <w:lvlJc w:val="left"/>
-      <w:pPr>
-        <w:ind w:left="6480" w:hanging="6480"/>
-      </w:pPr>
-      <w:rPr>
-        <w:rFonts w:ascii="Quattrocento Sans" w:cs="Quattrocento Sans" w:eastAsia="Quattrocento Sans" w:hAnsi="Quattrocento Sans"/>
-        <w:b w:val="0"/>
-        <w:bCs w:val="0"/>
-        <w:i w:val="0"/>
-        <w:iCs w:val="0"/>
-        <w:strike w:val="0"/>
-        <w:color w:val="000000"/>
-        <w:sz w:val="20"/>
-        <w:szCs w:val="20"/>
-        <w:u w:val="none"/>
-        <w:shd w:fill="auto" w:val="clear"/>
-        <w:vertAlign w:val="baseline"/>
-      </w:rPr>
-    </w:lvl>
-  </w:abstractNum>
-  <w:abstractNum w:abstractNumId="2">
-    <w:lvl w:ilvl="0">
-      <w:start w:val="1"/>
-      <w:numFmt w:val="bullet"/>
-      <w:lvlText w:val="•"/>
-      <w:lvlJc w:val="left"/>
-      <w:pPr>
-        <w:ind w:left="705" w:hanging="705"/>
-      </w:pPr>
-      <w:rPr>
-        <w:rFonts w:ascii="Arial" w:cs="Arial" w:eastAsia="Arial" w:hAnsi="Arial"/>
-        <w:b w:val="0"/>
-        <w:bCs w:val="0"/>
-        <w:i w:val="0"/>
-        <w:iCs w:val="0"/>
-        <w:strike w:val="0"/>
-        <w:color w:val="000000"/>
-        <w:sz w:val="20"/>
-        <w:szCs w:val="20"/>
-        <w:u w:val="none"/>
-        <w:shd w:fill="auto" w:val="clear"/>
-        <w:vertAlign w:val="baseline"/>
-      </w:rPr>
-    </w:lvl>
-    <w:lvl w:ilvl="1">
-      <w:start w:val="1"/>
-      <w:numFmt w:val="bullet"/>
-      <w:lvlText w:val="o"/>
-      <w:lvlJc w:val="left"/>
-      <w:pPr>
-        <w:ind w:left="1440" w:hanging="1440"/>
-      </w:pPr>
-      <w:rPr>
-        <w:rFonts w:ascii="Quattrocento Sans" w:cs="Quattrocento Sans" w:eastAsia="Quattrocento Sans" w:hAnsi="Quattrocento Sans"/>
-        <w:b w:val="0"/>
-        <w:bCs w:val="0"/>
-        <w:i w:val="0"/>
-        <w:iCs w:val="0"/>
-        <w:strike w:val="0"/>
-        <w:color w:val="000000"/>
-        <w:sz w:val="20"/>
-        <w:szCs w:val="20"/>
-        <w:u w:val="none"/>
-        <w:shd w:fill="auto" w:val="clear"/>
-        <w:vertAlign w:val="baseline"/>
-      </w:rPr>
-    </w:lvl>
-    <w:lvl w:ilvl="2">
-      <w:start w:val="1"/>
-      <w:numFmt w:val="bullet"/>
-      <w:lvlText w:val="▪"/>
-      <w:lvlJc w:val="left"/>
-      <w:pPr>
-        <w:ind w:left="2160" w:hanging="2160"/>
-      </w:pPr>
-      <w:rPr>
-        <w:rFonts w:ascii="Quattrocento Sans" w:cs="Quattrocento Sans" w:eastAsia="Quattrocento Sans" w:hAnsi="Quattrocento Sans"/>
-        <w:b w:val="0"/>
-        <w:bCs w:val="0"/>
-        <w:i w:val="0"/>
-        <w:iCs w:val="0"/>
-        <w:strike w:val="0"/>
-        <w:color w:val="000000"/>
-        <w:sz w:val="20"/>
-        <w:szCs w:val="20"/>
-        <w:u w:val="none"/>
-        <w:shd w:fill="auto" w:val="clear"/>
-        <w:vertAlign w:val="baseline"/>
-      </w:rPr>
-    </w:lvl>
-    <w:lvl w:ilvl="3">
-      <w:start w:val="1"/>
-      <w:numFmt w:val="bullet"/>
-      <w:lvlText w:val="•"/>
-      <w:lvlJc w:val="left"/>
-      <w:pPr>
-        <w:ind w:left="2880" w:hanging="2880"/>
-      </w:pPr>
-      <w:rPr>
-        <w:rFonts w:ascii="Arial" w:cs="Arial" w:eastAsia="Arial" w:hAnsi="Arial"/>
-        <w:b w:val="0"/>
-        <w:bCs w:val="0"/>
-        <w:i w:val="0"/>
-        <w:iCs w:val="0"/>
-        <w:strike w:val="0"/>
-        <w:color w:val="000000"/>
-        <w:sz w:val="20"/>
-        <w:szCs w:val="20"/>
-        <w:u w:val="none"/>
-        <w:shd w:fill="auto" w:val="clear"/>
-        <w:vertAlign w:val="baseline"/>
-      </w:rPr>
-    </w:lvl>
-    <w:lvl w:ilvl="4">
-      <w:start w:val="1"/>
-      <w:numFmt w:val="bullet"/>
-      <w:lvlText w:val="o"/>
-      <w:lvlJc w:val="left"/>
-      <w:pPr>
-        <w:ind w:left="3600" w:hanging="3600"/>
-      </w:pPr>
-      <w:rPr>
-        <w:rFonts w:ascii="Quattrocento Sans" w:cs="Quattrocento Sans" w:eastAsia="Quattrocento Sans" w:hAnsi="Quattrocento Sans"/>
-        <w:b w:val="0"/>
-        <w:bCs w:val="0"/>
-        <w:i w:val="0"/>
-        <w:iCs w:val="0"/>
-        <w:strike w:val="0"/>
-        <w:color w:val="000000"/>
-        <w:sz w:val="20"/>
-        <w:szCs w:val="20"/>
-        <w:u w:val="none"/>
-        <w:shd w:fill="auto" w:val="clear"/>
-        <w:vertAlign w:val="baseline"/>
-      </w:rPr>
-    </w:lvl>
-    <w:lvl w:ilvl="5">
-      <w:start w:val="1"/>
-      <w:numFmt w:val="bullet"/>
-      <w:lvlText w:val="▪"/>
-      <w:lvlJc w:val="left"/>
-      <w:pPr>
-        <w:ind w:left="4320" w:hanging="4320"/>
-      </w:pPr>
-      <w:rPr>
-        <w:rFonts w:ascii="Quattrocento Sans" w:cs="Quattrocento Sans" w:eastAsia="Quattrocento Sans" w:hAnsi="Quattrocento Sans"/>
-        <w:b w:val="0"/>
-        <w:bCs w:val="0"/>
-        <w:i w:val="0"/>
-        <w:iCs w:val="0"/>
-        <w:strike w:val="0"/>
-        <w:color w:val="000000"/>
-        <w:sz w:val="20"/>
-        <w:szCs w:val="20"/>
-        <w:u w:val="none"/>
-        <w:shd w:fill="auto" w:val="clear"/>
-        <w:vertAlign w:val="baseline"/>
-      </w:rPr>
-    </w:lvl>
-    <w:lvl w:ilvl="6">
-      <w:start w:val="1"/>
-      <w:numFmt w:val="bullet"/>
-      <w:lvlText w:val="•"/>
-      <w:lvlJc w:val="left"/>
-      <w:pPr>
-        <w:ind w:left="5040" w:hanging="5040"/>
-      </w:pPr>
-      <w:rPr>
-        <w:rFonts w:ascii="Arial" w:cs="Arial" w:eastAsia="Arial" w:hAnsi="Arial"/>
-        <w:b w:val="0"/>
-        <w:bCs w:val="0"/>
-        <w:i w:val="0"/>
-        <w:iCs w:val="0"/>
-        <w:strike w:val="0"/>
-        <w:color w:val="000000"/>
-        <w:sz w:val="20"/>
-        <w:szCs w:val="20"/>
-        <w:u w:val="none"/>
-        <w:shd w:fill="auto" w:val="clear"/>
-        <w:vertAlign w:val="baseline"/>
-      </w:rPr>
-    </w:lvl>
-    <w:lvl w:ilvl="7">
-      <w:start w:val="1"/>
-      <w:numFmt w:val="bullet"/>
-      <w:lvlText w:val="o"/>
-      <w:lvlJc w:val="left"/>
-      <w:pPr>
-        <w:ind w:left="5760" w:hanging="5760"/>
-      </w:pPr>
-      <w:rPr>
-        <w:rFonts w:ascii="Quattrocento Sans" w:cs="Quattrocento Sans" w:eastAsia="Quattrocento Sans" w:hAnsi="Quattrocento Sans"/>
-        <w:b w:val="0"/>
-        <w:bCs w:val="0"/>
-        <w:i w:val="0"/>
-        <w:iCs w:val="0"/>
-        <w:strike w:val="0"/>
-        <w:color w:val="000000"/>
-        <w:sz w:val="20"/>
-        <w:szCs w:val="20"/>
-        <w:u w:val="none"/>
-        <w:shd w:fill="auto" w:val="clear"/>
-        <w:vertAlign w:val="baseline"/>
-      </w:rPr>
-    </w:lvl>
-    <w:lvl w:ilvl="8">
-      <w:start w:val="1"/>
-      <w:numFmt w:val="bullet"/>
-      <w:lvlText w:val="▪"/>
-      <w:lvlJc w:val="left"/>
-      <w:pPr>
-        <w:ind w:left="6480" w:hanging="6480"/>
-      </w:pPr>
-      <w:rPr>
-        <w:rFonts w:ascii="Quattrocento Sans" w:cs="Quattrocento Sans" w:eastAsia="Quattrocento Sans" w:hAnsi="Quattrocento Sans"/>
-        <w:b w:val="0"/>
-        <w:bCs w:val="0"/>
-        <w:i w:val="0"/>
-        <w:iCs w:val="0"/>
-        <w:strike w:val="0"/>
-        <w:color w:val="000000"/>
-        <w:sz w:val="20"/>
-        <w:szCs w:val="20"/>
-        <w:u w:val="none"/>
-        <w:shd w:fill="auto" w:val="clear"/>
-        <w:vertAlign w:val="baseline"/>
-      </w:rPr>
-    </w:lvl>
-  </w:abstractNum>
-  <w:num w:numId="1">
-    <w:abstractNumId w:val="1"/>
-  </w:num>
-  <w:num w:numId="2">
-    <w:abstractNumId w:val="2"/>
-  </w:num>
-</w:numbering>
+<w:numbering xmlns:mc="http://schemas.openxmlformats.org/markup-compatibility/2006" xmlns:o="urn:schemas-microsoft-com:office:office" xmlns:r="http://schemas.openxmlformats.org/officeDocument/2006/relationships" xmlns:m="http://schemas.openxmlformats.org/officeDocument/2006/math" xmlns:v="urn:schemas-microsoft-com:vml" xmlns:wp="http://schemas.openxmlformats.org/drawingml/2006/wordprocessingDrawing" xmlns:w10="urn:schemas-microsoft-com:office:word" xmlns:w="http://schemas.openxmlformats.org/wordprocessingml/2006/main" xmlns:wne="http://schemas.microsoft.com/office/word/2006/wordml" xmlns:sl="http://schemas.openxmlformats.org/schemaLibrary/2006/main" xmlns:a="http://schemas.openxmlformats.org/drawingml/2006/main" xmlns:pic="http://schemas.openxmlformats.org/drawingml/2006/picture" xmlns:c="http://schemas.openxmlformats.org/drawingml/2006/chart" xmlns:lc="http://schemas.openxmlformats.org/drawingml/2006/lockedCanvas" xmlns:dgm="http://schemas.openxmlformats.org/drawingml/2006/diagram" xmlns:wps="http://schemas.microsoft.com/office/word/2010/wordprocessingShape" xmlns:wpg="http://schemas.microsoft.com/office/word/2010/wordprocessingGroup" xmlns:w14="http://schemas.microsoft.com/office/word/2010/wordml" xmlns:w15="http://schemas.microsoft.com/office/word/2012/wordml" xmlns:w16="http://schemas.microsoft.com/office/word/2018/wordml" xmlns:w16cex="http://schemas.microsoft.com/office/word/2018/wordml/cex" xmlns:w16cid="http://schemas.microsoft.com/office/word/2016/wordml/cid" xmlns="http://schemas.microsoft.com/office/tasks/2019/documenttasks" xmlns:cr="http://schemas.microsoft.com/office/comments/2020/reactions"/>
 </file>
 
 <file path=word/styles.xml><?xml version="1.0" encoding="utf-8"?>

--- a/apittman_techResume.docx
+++ b/apittman_techResume.docx
@@ -28,7 +28,9 @@
         <w:spacing w:after="0" w:lineRule="auto"/>
         <w:ind w:right="-435" w:firstLine="0"/>
         <w:jc w:val="center"/>
-        <w:rPr/>
+        <w:rPr>
+          <w:color w:val="1c4587"/>
+        </w:rPr>
       </w:pPr>
       <w:r>
         <w:rPr>
@@ -53,6 +55,7 @@
       <w:hyperlink r:id="rId7">
         <w:r>
           <w:rPr>
+            <w:color w:val="1c4587"/>
             <w:rtl w:val="0"/>
           </w:rPr>
           <w:t xml:space="preserve">https://www.linkedin.com/in/aepswdev</w:t>
@@ -312,7 +315,7 @@
         <w:rPr>
           <w:rtl w:val="0"/>
         </w:rPr>
-        <w:t xml:space="preserve"> Python, C#, Java, Lua / Luau, JavaScript, HTML/CSS, Visual Basic, VBA, SQL (basic), R (basic)</w:t>
+        <w:t xml:space="preserve"> Lua / Luau, Python, JavaScript, Java, C#, HTML/CSS, VBA, Visual Basic, SQL (basic), R (basic)</w:t>
       </w:r>
     </w:p>
     <w:p>
@@ -333,7 +336,7 @@
         <w:rPr>
           <w:rtl w:val="0"/>
         </w:rPr>
-        <w:t xml:space="preserve"> .NET, Mono/XNA, GitHub,  GitHub Copilot, RESTful API development (academic &amp; personal projects), command line, Agile (academic exposure), MS Office, GCP &amp; Azure (basic)</w:t>
+        <w:t xml:space="preserve"> .NET, Mono/XNA, GitHub,  GitHub Copilot, RESTful API integration &amp; development, command line, Agile development (academic exposure), MS Office, GCP &amp; Azure (basic)</w:t>
       </w:r>
     </w:p>
     <w:p>
@@ -354,7 +357,7 @@
         <w:rPr>
           <w:rtl w:val="0"/>
         </w:rPr>
-        <w:t xml:space="preserve"> Windows, Linux (intermediate) </w:t>
+        <w:t xml:space="preserve"> Windows, Linux </w:t>
       </w:r>
     </w:p>
     <w:p>
@@ -375,7 +378,7 @@
         <w:rPr>
           <w:rtl w:val="0"/>
         </w:rPr>
-        <w:t xml:space="preserve"> Application development, scripting, debugging, version control, hardware &amp; software troubleshooting, system updates, cybersecurity principles, ethical IT practices</w:t>
+        <w:t xml:space="preserve"> Application development, integration, scripting, debugging, version control, hardware &amp; software troubleshooting, system updates, cybersecurity principles, ethical IT practices</w:t>
       </w:r>
     </w:p>
     <w:p>
@@ -576,14 +579,6 @@
           <w:rtl w:val="0"/>
         </w:rPr>
         <w:t xml:space="preserve">, </w:t>
-      </w:r>
-      <w:r>
-        <w:rPr>
-          <w:i w:val="1"/>
-          <w:iCs w:val="1"/>
-          <w:rtl w:val="0"/>
-        </w:rPr>
-        <w:t xml:space="preserve">Ohio CAT / </w:t>
       </w:r>
       <w:r>
         <w:rPr>
@@ -593,7 +588,15 @@
           <w:highlight w:val="white"/>
           <w:rtl w:val="0"/>
         </w:rPr>
-        <w:t xml:space="preserve">Ohio Machinery Co., Summer 2026</w:t>
+        <w:t xml:space="preserve">Ohio Machinery Co. (Ohio CAT, CAT Rentals, Peterbilt)</w:t>
+      </w:r>
+      <w:r>
+        <w:rPr>
+          <w:color w:val="1f202c"/>
+          <w:highlight w:val="white"/>
+          <w:rtl w:val="0"/>
+        </w:rPr>
+        <w:t xml:space="preserve">, Summer 2026</w:t>
       </w:r>
       <w:r>
         <w:rPr>
@@ -764,9 +767,15 @@
     </w:p>
     <w:p>
       <w:pPr>
-        <w:spacing w:after="0" w:lineRule="auto"/>
-        <w:ind w:left="270" w:firstLine="0"/>
-        <w:rPr/>
+        <w:numPr>
+          <w:ilvl w:val="0"/>
+          <w:numId w:val="1"/>
+        </w:numPr>
+        <w:spacing w:after="0" w:lineRule="auto"/>
+        <w:ind w:left="720" w:hanging="360"/>
+        <w:rPr>
+          <w:u w:val="none"/>
+        </w:rPr>
       </w:pPr>
       <w:r>
         <w:rPr>
@@ -777,8 +786,7 @@
       <w:hyperlink r:id="rId9">
         <w:r>
           <w:rPr>
-            <w:color w:val="1155cc"/>
-            <w:u w:val="single"/>
+            <w:color w:val="1c4587"/>
             <w:rtl w:val="0"/>
           </w:rPr>
           <w:t xml:space="preserve">https://apittma8.github.io</w:t>
@@ -792,67 +800,97 @@
     </w:p>
     <w:p>
       <w:pPr>
-        <w:spacing w:after="0" w:lineRule="auto"/>
-        <w:ind w:left="270" w:firstLine="0"/>
-        <w:rPr/>
-      </w:pPr>
-      <w:r>
-        <w:rPr>
-          <w:rtl w:val="0"/>
-        </w:rPr>
-        <w:t xml:space="preserve">Developed and extended existing programs in Lua, C#, Python, and Java</w:t>
-      </w:r>
-    </w:p>
-    <w:p>
-      <w:pPr>
-        <w:spacing w:after="0" w:lineRule="auto"/>
-        <w:ind w:left="270" w:firstLine="0"/>
-        <w:rPr/>
-      </w:pPr>
-      <w:r>
-        <w:rPr>
-          <w:rtl w:val="0"/>
-        </w:rPr>
-        <w:t xml:space="preserve">Integrated RESTful APIs into projects to enable dynamic data retrieval and expand features.</w:t>
-      </w:r>
-    </w:p>
-    <w:p>
-      <w:pPr>
-        <w:spacing w:after="0" w:lineRule="auto"/>
-        <w:ind w:left="270" w:firstLine="0"/>
-        <w:rPr/>
-      </w:pPr>
-      <w:r>
-        <w:rPr>
-          <w:rtl w:val="0"/>
-        </w:rPr>
-        <w:t xml:space="preserve">Built structured, responsive web pages and apps using HTML, CSS, JavaScript, React, and Node.js. </w:t>
-      </w:r>
-    </w:p>
-    <w:p>
-      <w:pPr>
-        <w:spacing w:after="0" w:lineRule="auto"/>
-        <w:ind w:left="270" w:firstLine="0"/>
-        <w:rPr/>
-      </w:pPr>
-      <w:r>
-        <w:rPr>
-          <w:rtl w:val="0"/>
-        </w:rPr>
-        <w:t xml:space="preserve">Automated repetitive Office tasks by creating VBA macros that improved workflow efficiency.</w:t>
-      </w:r>
-    </w:p>
-    <w:p>
-      <w:pPr>
-        <w:spacing w:after="0" w:lineRule="auto"/>
-        <w:ind w:left="270" w:firstLine="0"/>
-        <w:rPr/>
-      </w:pPr>
-      <w:r>
-        <w:rPr>
-          <w:rtl w:val="0"/>
-        </w:rPr>
-        <w:t xml:space="preserve">Applied real‑world and lab‑based troubleshooting skills to diagnose and resolve technical issues.</w:t>
+        <w:numPr>
+          <w:ilvl w:val="0"/>
+          <w:numId w:val="1"/>
+        </w:numPr>
+        <w:spacing w:after="0" w:lineRule="auto"/>
+        <w:ind w:left="720" w:hanging="360"/>
+        <w:rPr>
+          <w:u w:val="none"/>
+        </w:rPr>
+      </w:pPr>
+      <w:r>
+        <w:rPr>
+          <w:rtl w:val="0"/>
+        </w:rPr>
+        <w:t xml:space="preserve">Developed and extended existing programs in Lua / Luau, Python, JavaScript, Java, and C#</w:t>
+      </w:r>
+    </w:p>
+    <w:p>
+      <w:pPr>
+        <w:numPr>
+          <w:ilvl w:val="0"/>
+          <w:numId w:val="1"/>
+        </w:numPr>
+        <w:spacing w:after="0" w:lineRule="auto"/>
+        <w:ind w:left="720" w:hanging="360"/>
+        <w:rPr>
+          <w:u w:val="none"/>
+        </w:rPr>
+      </w:pPr>
+      <w:r>
+        <w:rPr>
+          <w:rtl w:val="0"/>
+        </w:rPr>
+        <w:t xml:space="preserve">Integrated RESTful APIs into projects to enable dynamic data retrieval and expand features</w:t>
+      </w:r>
+    </w:p>
+    <w:p>
+      <w:pPr>
+        <w:numPr>
+          <w:ilvl w:val="0"/>
+          <w:numId w:val="1"/>
+        </w:numPr>
+        <w:spacing w:after="0" w:lineRule="auto"/>
+        <w:ind w:left="720" w:hanging="360"/>
+        <w:rPr>
+          <w:u w:val="none"/>
+        </w:rPr>
+      </w:pPr>
+      <w:r>
+        <w:rPr>
+          <w:rtl w:val="0"/>
+        </w:rPr>
+        <w:t xml:space="preserve">Built structured, responsive web pages and apps using HTML, CSS, JavaScript, React, and Node.js</w:t>
+      </w:r>
+    </w:p>
+    <w:p>
+      <w:pPr>
+        <w:numPr>
+          <w:ilvl w:val="0"/>
+          <w:numId w:val="1"/>
+        </w:numPr>
+        <w:spacing w:after="0" w:lineRule="auto"/>
+        <w:ind w:left="720" w:hanging="360"/>
+        <w:rPr>
+          <w:u w:val="none"/>
+        </w:rPr>
+      </w:pPr>
+      <w:r>
+        <w:rPr>
+          <w:rtl w:val="0"/>
+        </w:rPr>
+        <w:t xml:space="preserve">Automated repetitive Office tasks by creating VBA macros that improved workflow efficiency</w:t>
+      </w:r>
+    </w:p>
+    <w:p>
+      <w:pPr>
+        <w:numPr>
+          <w:ilvl w:val="0"/>
+          <w:numId w:val="1"/>
+        </w:numPr>
+        <w:spacing w:after="0" w:lineRule="auto"/>
+        <w:ind w:left="720" w:hanging="360"/>
+        <w:rPr>
+          <w:u w:val="none"/>
+        </w:rPr>
+      </w:pPr>
+      <w:r>
+        <w:rPr>
+          <w:rtl w:val="0"/>
+        </w:rPr>
+        <w:t xml:space="preserve">Installation of computing hardware and applications</w:t>
       </w:r>
     </w:p>
     <w:sectPr>
@@ -865,7 +903,121 @@
 </file>
 
 <file path=word/numbering.xml><?xml version="1.0" encoding="utf-8"?>
-<w:numbering xmlns:mc="http://schemas.openxmlformats.org/markup-compatibility/2006" xmlns:o="urn:schemas-microsoft-com:office:office" xmlns:r="http://schemas.openxmlformats.org/officeDocument/2006/relationships" xmlns:m="http://schemas.openxmlformats.org/officeDocument/2006/math" xmlns:v="urn:schemas-microsoft-com:vml" xmlns:wp="http://schemas.openxmlformats.org/drawingml/2006/wordprocessingDrawing" xmlns:w10="urn:schemas-microsoft-com:office:word" xmlns:w="http://schemas.openxmlformats.org/wordprocessingml/2006/main" xmlns:wne="http://schemas.microsoft.com/office/word/2006/wordml" xmlns:sl="http://schemas.openxmlformats.org/schemaLibrary/2006/main" xmlns:a="http://schemas.openxmlformats.org/drawingml/2006/main" xmlns:pic="http://schemas.openxmlformats.org/drawingml/2006/picture" xmlns:c="http://schemas.openxmlformats.org/drawingml/2006/chart" xmlns:lc="http://schemas.openxmlformats.org/drawingml/2006/lockedCanvas" xmlns:dgm="http://schemas.openxmlformats.org/drawingml/2006/diagram" xmlns:wps="http://schemas.microsoft.com/office/word/2010/wordprocessingShape" xmlns:wpg="http://schemas.microsoft.com/office/word/2010/wordprocessingGroup" xmlns:w14="http://schemas.microsoft.com/office/word/2010/wordml" xmlns:w15="http://schemas.microsoft.com/office/word/2012/wordml" xmlns:w16="http://schemas.microsoft.com/office/word/2018/wordml" xmlns:w16cex="http://schemas.microsoft.com/office/word/2018/wordml/cex" xmlns:w16cid="http://schemas.microsoft.com/office/word/2016/wordml/cid" xmlns="http://schemas.microsoft.com/office/tasks/2019/documenttasks" xmlns:cr="http://schemas.microsoft.com/office/comments/2020/reactions"/>
+<w:numbering xmlns:mc="http://schemas.openxmlformats.org/markup-compatibility/2006" xmlns:o="urn:schemas-microsoft-com:office:office" xmlns:r="http://schemas.openxmlformats.org/officeDocument/2006/relationships" xmlns:m="http://schemas.openxmlformats.org/officeDocument/2006/math" xmlns:v="urn:schemas-microsoft-com:vml" xmlns:wp="http://schemas.openxmlformats.org/drawingml/2006/wordprocessingDrawing" xmlns:w10="urn:schemas-microsoft-com:office:word" xmlns:w="http://schemas.openxmlformats.org/wordprocessingml/2006/main" xmlns:wne="http://schemas.microsoft.com/office/word/2006/wordml" xmlns:sl="http://schemas.openxmlformats.org/schemaLibrary/2006/main" xmlns:a="http://schemas.openxmlformats.org/drawingml/2006/main" xmlns:pic="http://schemas.openxmlformats.org/drawingml/2006/picture" xmlns:c="http://schemas.openxmlformats.org/drawingml/2006/chart" xmlns:lc="http://schemas.openxmlformats.org/drawingml/2006/lockedCanvas" xmlns:dgm="http://schemas.openxmlformats.org/drawingml/2006/diagram" xmlns:wps="http://schemas.microsoft.com/office/word/2010/wordprocessingShape" xmlns:wpg="http://schemas.microsoft.com/office/word/2010/wordprocessingGroup" xmlns:w14="http://schemas.microsoft.com/office/word/2010/wordml" xmlns:w15="http://schemas.microsoft.com/office/word/2012/wordml" xmlns:w16="http://schemas.microsoft.com/office/word/2018/wordml" xmlns:w16cex="http://schemas.microsoft.com/office/word/2018/wordml/cex" xmlns:w16cid="http://schemas.microsoft.com/office/word/2016/wordml/cid" xmlns="http://schemas.microsoft.com/office/tasks/2019/documenttasks" xmlns:cr="http://schemas.microsoft.com/office/comments/2020/reactions">
+  <w:abstractNum w:abstractNumId="1">
+    <w:lvl w:ilvl="0">
+      <w:start w:val="1"/>
+      <w:numFmt w:val="bullet"/>
+      <w:lvlText w:val="●"/>
+      <w:lvlJc w:val="left"/>
+      <w:pPr>
+        <w:ind w:left="720" w:hanging="360"/>
+      </w:pPr>
+      <w:rPr>
+        <w:u w:val="none"/>
+      </w:rPr>
+    </w:lvl>
+    <w:lvl w:ilvl="1">
+      <w:start w:val="1"/>
+      <w:numFmt w:val="bullet"/>
+      <w:lvlText w:val="○"/>
+      <w:lvlJc w:val="left"/>
+      <w:pPr>
+        <w:ind w:left="1440" w:hanging="360"/>
+      </w:pPr>
+      <w:rPr>
+        <w:u w:val="none"/>
+      </w:rPr>
+    </w:lvl>
+    <w:lvl w:ilvl="2">
+      <w:start w:val="1"/>
+      <w:numFmt w:val="bullet"/>
+      <w:lvlText w:val="■"/>
+      <w:lvlJc w:val="left"/>
+      <w:pPr>
+        <w:ind w:left="2160" w:hanging="360"/>
+      </w:pPr>
+      <w:rPr>
+        <w:u w:val="none"/>
+      </w:rPr>
+    </w:lvl>
+    <w:lvl w:ilvl="3">
+      <w:start w:val="1"/>
+      <w:numFmt w:val="bullet"/>
+      <w:lvlText w:val="●"/>
+      <w:lvlJc w:val="left"/>
+      <w:pPr>
+        <w:ind w:left="2880" w:hanging="360"/>
+      </w:pPr>
+      <w:rPr>
+        <w:u w:val="none"/>
+      </w:rPr>
+    </w:lvl>
+    <w:lvl w:ilvl="4">
+      <w:start w:val="1"/>
+      <w:numFmt w:val="bullet"/>
+      <w:lvlText w:val="○"/>
+      <w:lvlJc w:val="left"/>
+      <w:pPr>
+        <w:ind w:left="3600" w:hanging="360"/>
+      </w:pPr>
+      <w:rPr>
+        <w:u w:val="none"/>
+      </w:rPr>
+    </w:lvl>
+    <w:lvl w:ilvl="5">
+      <w:start w:val="1"/>
+      <w:numFmt w:val="bullet"/>
+      <w:lvlText w:val="■"/>
+      <w:lvlJc w:val="left"/>
+      <w:pPr>
+        <w:ind w:left="4320" w:hanging="360"/>
+      </w:pPr>
+      <w:rPr>
+        <w:u w:val="none"/>
+      </w:rPr>
+    </w:lvl>
+    <w:lvl w:ilvl="6">
+      <w:start w:val="1"/>
+      <w:numFmt w:val="bullet"/>
+      <w:lvlText w:val="●"/>
+      <w:lvlJc w:val="left"/>
+      <w:pPr>
+        <w:ind w:left="5040" w:hanging="360"/>
+      </w:pPr>
+      <w:rPr>
+        <w:u w:val="none"/>
+      </w:rPr>
+    </w:lvl>
+    <w:lvl w:ilvl="7">
+      <w:start w:val="1"/>
+      <w:numFmt w:val="bullet"/>
+      <w:lvlText w:val="○"/>
+      <w:lvlJc w:val="left"/>
+      <w:pPr>
+        <w:ind w:left="5760" w:hanging="360"/>
+      </w:pPr>
+      <w:rPr>
+        <w:u w:val="none"/>
+      </w:rPr>
+    </w:lvl>
+    <w:lvl w:ilvl="8">
+      <w:start w:val="1"/>
+      <w:numFmt w:val="bullet"/>
+      <w:lvlText w:val="■"/>
+      <w:lvlJc w:val="left"/>
+      <w:pPr>
+        <w:ind w:left="6480" w:hanging="360"/>
+      </w:pPr>
+      <w:rPr>
+        <w:u w:val="none"/>
+      </w:rPr>
+    </w:lvl>
+  </w:abstractNum>
+  <w:num w:numId="1">
+    <w:abstractNumId w:val="1"/>
+  </w:num>
+</w:numbering>
 </file>
 
 <file path=word/styles.xml><?xml version="1.0" encoding="utf-8"?>

--- a/apittman_techResume.docx
+++ b/apittman_techResume.docx
@@ -890,7 +890,7 @@
         <w:rPr>
           <w:rtl w:val="0"/>
         </w:rPr>
-        <w:t xml:space="preserve">Installation of computing hardware and applications</w:t>
+        <w:t xml:space="preserve">Installed desktop IT hardware and computing applications</w:t>
       </w:r>
     </w:p>
     <w:sectPr>

--- a/apittman_techResume.docx
+++ b/apittman_techResume.docx
@@ -268,7 +268,7 @@
         <w:rPr>
           <w:rtl w:val="0"/>
         </w:rPr>
-        <w:t xml:space="preserve">Motivated and diligent IT and Emerging Technologies student with practical experience in software development, scripting, and RESTful API integration. Strong foundation in Python, C#, Java, JavaScript, Lua, and web technologies, supported by practical experience in technical troubleshooting, system maintenance, and user support. Recognized for reliability, creativity, and a 3.95 GPA. Seeking a software engineering position to apply programming and integration skills within a business environment.</w:t>
+        <w:t xml:space="preserve">Versatile software developer with multi‑language experience and hands‑on work in development, scripting, and RESTful API integration. Strong foundation in Python, C#, Java, JavaScript, Lua, PowerShell, and web technologies, paired with practical experience in troubleshooting, system maintenance, and user support. Recognized for reliability, ingenuity, creativity, and adaptability. </w:t>
       </w:r>
     </w:p>
     <w:p>
@@ -309,13 +309,13 @@
           <w:bCs w:val="1"/>
           <w:rtl w:val="0"/>
         </w:rPr>
-        <w:t xml:space="preserve">Languages:</w:t>
-      </w:r>
-      <w:r>
-        <w:rPr>
-          <w:rtl w:val="0"/>
-        </w:rPr>
-        <w:t xml:space="preserve"> Lua / Luau, Python, JavaScript, Java, C#, HTML/CSS, VBA, Visual Basic, SQL (basic), R (basic)</w:t>
+        <w:t xml:space="preserve">Programming:</w:t>
+      </w:r>
+      <w:r>
+        <w:rPr>
+          <w:rtl w:val="0"/>
+        </w:rPr>
+        <w:t xml:space="preserve"> Lua / Luau, Python, JavaScript, Java, C#, HTML/CSS, VBA, Visual Basic, MS PowerShell, Unix command line, SQL (basic)</w:t>
       </w:r>
     </w:p>
     <w:p>
@@ -330,13 +330,13 @@
           <w:bCs w:val="1"/>
           <w:rtl w:val="0"/>
         </w:rPr>
-        <w:t xml:space="preserve">Frameworks &amp; Tools:</w:t>
-      </w:r>
-      <w:r>
-        <w:rPr>
-          <w:rtl w:val="0"/>
-        </w:rPr>
-        <w:t xml:space="preserve"> .NET, Mono/XNA, GitHub,  GitHub Copilot, RESTful API integration &amp; development, command line, Agile development (academic exposure), MS Office, GCP &amp; Azure (basic)</w:t>
+        <w:t xml:space="preserve">Frameworks, Tools, Apps, &amp; OS:</w:t>
+      </w:r>
+      <w:r>
+        <w:rPr>
+          <w:rtl w:val="0"/>
+        </w:rPr>
+        <w:t xml:space="preserve">  MS Visual Studio, MS VS Code, IntelliJ IDEA, OpenText OTS Designer, GitHub, GitHub Copilot, GCP, Azure, Agile, .NET/Mono/XNA, RESTful APIs, MS Office, Windows, Linux </w:t>
       </w:r>
     </w:p>
     <w:p>
@@ -351,18 +351,18 @@
           <w:bCs w:val="1"/>
           <w:rtl w:val="0"/>
         </w:rPr>
-        <w:t xml:space="preserve">Operating Systems:</w:t>
-      </w:r>
-      <w:r>
-        <w:rPr>
-          <w:rtl w:val="0"/>
-        </w:rPr>
-        <w:t xml:space="preserve"> Windows, Linux </w:t>
-      </w:r>
-    </w:p>
-    <w:p>
-      <w:pPr>
-        <w:spacing w:after="0" w:lineRule="auto"/>
+        <w:t xml:space="preserve">Technical Competencies:</w:t>
+      </w:r>
+      <w:r>
+        <w:rPr>
+          <w:rtl w:val="0"/>
+        </w:rPr>
+        <w:t xml:space="preserve"> Application development, integration, scripting, debugging, version control, troubleshooting, system updates, cybersecurity principles, ethical IT practices</w:t>
+      </w:r>
+    </w:p>
+    <w:p>
+      <w:pPr>
+        <w:spacing w:after="0" w:line="259" w:lineRule="auto"/>
         <w:ind w:left="0" w:firstLine="0"/>
         <w:rPr/>
       </w:pPr>
@@ -372,58 +372,40 @@
           <w:bCs w:val="1"/>
           <w:rtl w:val="0"/>
         </w:rPr>
-        <w:t xml:space="preserve">Technical Competencies:</w:t>
-      </w:r>
-      <w:r>
-        <w:rPr>
-          <w:rtl w:val="0"/>
-        </w:rPr>
-        <w:t xml:space="preserve"> Application development, integration, scripting, debugging, version control, hardware &amp; software troubleshooting, system updates, cybersecurity principles, ethical IT practices</w:t>
+        <w:t xml:space="preserve"> </w:t>
+      </w:r>
+      <w:r>
+        <w:rPr>
+          <w:rtl w:val="0"/>
+        </w:rPr>
       </w:r>
     </w:p>
     <w:p>
       <w:pPr>
         <w:spacing w:after="0" w:line="259" w:lineRule="auto"/>
-        <w:ind w:left="0" w:firstLine="0"/>
-        <w:rPr/>
-      </w:pPr>
-      <w:r>
+        <w:ind w:left="-5" w:firstLine="0"/>
         <w:rPr>
           <w:b w:val="1"/>
           <w:bCs w:val="1"/>
-          <w:rtl w:val="0"/>
-        </w:rPr>
-        <w:t xml:space="preserve"> </w:t>
-      </w:r>
-      <w:r>
-        <w:rPr>
-          <w:rtl w:val="0"/>
-        </w:rPr>
-      </w:r>
-    </w:p>
-    <w:p>
-      <w:pPr>
-        <w:spacing w:after="0" w:line="259" w:lineRule="auto"/>
-        <w:ind w:left="-5" w:firstLine="0"/>
+        </w:rPr>
+      </w:pPr>
+      <w:r>
         <w:rPr>
           <w:b w:val="1"/>
           <w:bCs w:val="1"/>
-        </w:rPr>
-      </w:pPr>
-      <w:r>
+          <w:rtl w:val="0"/>
+        </w:rPr>
+        <w:t xml:space="preserve">EDUCATION </w:t>
+      </w:r>
+    </w:p>
+    <w:p>
+      <w:pPr>
+        <w:spacing w:after="0" w:lineRule="auto"/>
+        <w:ind w:left="0" w:firstLine="0"/>
         <w:rPr>
           <w:b w:val="1"/>
           <w:bCs w:val="1"/>
-          <w:rtl w:val="0"/>
-        </w:rPr>
-        <w:t xml:space="preserve">EDUCATION </w:t>
-      </w:r>
-    </w:p>
-    <w:p>
-      <w:pPr>
-        <w:spacing w:after="0" w:line="259" w:lineRule="auto"/>
-        <w:ind w:left="-5" w:firstLine="0"/>
-        <w:rPr/>
+        </w:rPr>
       </w:pPr>
       <w:r>
         <w:rPr>
@@ -431,13 +413,7 @@
           <w:bCs w:val="1"/>
           <w:rtl w:val="0"/>
         </w:rPr>
-        <w:t xml:space="preserve">Master of Science in Emerging Media and Technology - Coding &amp; Analytics</w:t>
-      </w:r>
-      <w:r>
-        <w:rPr>
-          <w:rtl w:val="0"/>
-        </w:rPr>
-        <w:t xml:space="preserve"> | Graduation: May 2027 </w:t>
+        <w:t xml:space="preserve">Kent State University – Kent, OH  </w:t>
       </w:r>
     </w:p>
     <w:p>
@@ -450,75 +426,7 @@
         <w:rPr>
           <w:rtl w:val="0"/>
         </w:rPr>
-        <w:t xml:space="preserve">    Kent State University | Kent, OH | GPA: 3.85</w:t>
-      </w:r>
-    </w:p>
-    <w:p>
-      <w:pPr>
-        <w:spacing w:after="0" w:line="259" w:lineRule="auto"/>
-        <w:ind w:left="-5" w:firstLine="0"/>
-        <w:rPr/>
-      </w:pPr>
-      <w:r>
-        <w:rPr>
-          <w:b w:val="1"/>
-          <w:bCs w:val="1"/>
-          <w:rtl w:val="0"/>
-        </w:rPr>
-        <w:t xml:space="preserve">Bachelor of Science in Information Technology</w:t>
-      </w:r>
-      <w:r>
-        <w:rPr>
-          <w:rtl w:val="0"/>
-        </w:rPr>
-        <w:t xml:space="preserve">| May 2026 </w:t>
-      </w:r>
-    </w:p>
-    <w:p>
-      <w:pPr>
-        <w:spacing w:after="0" w:lineRule="auto"/>
-        <w:ind w:left="10" w:firstLine="0"/>
-        <w:rPr/>
-      </w:pPr>
-      <w:r>
-        <w:rPr>
-          <w:rtl w:val="0"/>
-        </w:rPr>
-        <w:t xml:space="preserve">    Kent State University | Kent, OH | GPA: 3.95  </w:t>
-      </w:r>
-      <w:r>
-        <w:rPr>
-          <w:i w:val="1"/>
-          <w:iCs w:val="1"/>
-          <w:rtl w:val="0"/>
-        </w:rPr>
-        <w:t xml:space="preserve">(summa cum laude) </w:t>
-      </w:r>
-      <w:r>
-        <w:rPr>
-          <w:rtl w:val="0"/>
-        </w:rPr>
-      </w:r>
-    </w:p>
-    <w:p>
-      <w:pPr>
-        <w:spacing w:after="0" w:line="259" w:lineRule="auto"/>
-        <w:ind w:left="-5" w:firstLine="0"/>
-        <w:rPr/>
-      </w:pPr>
-      <w:r>
-        <w:rPr>
-          <w:b w:val="1"/>
-          <w:bCs w:val="1"/>
-          <w:rtl w:val="0"/>
-        </w:rPr>
-        <w:t xml:space="preserve">Associate of Science| </w:t>
-      </w:r>
-      <w:r>
-        <w:rPr>
-          <w:rtl w:val="0"/>
-        </w:rPr>
-        <w:t xml:space="preserve">December 2024 </w:t>
+        <w:t xml:space="preserve">M.S. Emerging Media &amp; Technology (Coding &amp; Analytics) | May 2027 | GPA 3.85</w:t>
       </w:r>
     </w:p>
     <w:p>
@@ -531,7 +439,20 @@
         <w:rPr>
           <w:rtl w:val="0"/>
         </w:rPr>
-        <w:t xml:space="preserve">    Kent State University | Kent, OH | GPA: 3.93  (with distinction) </w:t>
+        <w:t xml:space="preserve">B.S. Information Technology | May 2026 | GPA 3.95 (summa cum laude)</w:t>
+      </w:r>
+    </w:p>
+    <w:p>
+      <w:pPr>
+        <w:spacing w:after="0" w:lineRule="auto"/>
+        <w:ind w:left="0" w:firstLine="0"/>
+        <w:rPr/>
+      </w:pPr>
+      <w:r>
+        <w:rPr>
+          <w:rtl w:val="0"/>
+        </w:rPr>
+        <w:t xml:space="preserve">A.S. General Studies | Dec 2024 | GPA 3.93 (with distinction)</w:t>
       </w:r>
     </w:p>
     <w:p>
@@ -607,32 +528,14 @@
     <w:p>
       <w:pPr>
         <w:spacing w:after="0" w:lineRule="auto"/>
-        <w:ind w:left="720" w:hanging="450"/>
-        <w:rPr/>
-      </w:pPr>
-      <w:r>
-        <w:rPr>
-          <w:rtl w:val="0"/>
-        </w:rPr>
-        <w:t xml:space="preserve">Support application integrations, system upgrades, and interface maintenance through testing,</w:t>
-      </w:r>
-    </w:p>
-    <w:p>
-      <w:pPr>
-        <w:spacing w:after="0" w:lineRule="auto"/>
-        <w:ind w:left="720" w:hanging="450"/>
-        <w:rPr/>
-      </w:pPr>
-      <w:r>
-        <w:rPr>
-          <w:rtl w:val="0"/>
-        </w:rPr>
-        <w:t xml:space="preserve">documentation, and troubleshooting using XML, Java, SQL, and Azure-based tooling</w:t>
-      </w:r>
-      <w:r>
-        <w:rPr>
-          <w:rtl w:val="0"/>
-        </w:rPr>
+        <w:ind w:left="270" w:firstLine="0"/>
+        <w:rPr/>
+      </w:pPr>
+      <w:r>
+        <w:rPr>
+          <w:rtl w:val="0"/>
+        </w:rPr>
+        <w:t xml:space="preserve">Developed XML and image‑to‑PDF process integration using OpenText OTS Designer with custom Python tooling; managed day‑to‑day tasks independently with weekly alignment; integrated components, resolved issues, and produced documentation; automated processes with PowerShell and Python; updated Excel formulas and macros; deployed IBM ACS updates remotely and locally. </w:t>
       </w:r>
     </w:p>
     <w:p>
@@ -688,7 +591,7 @@
         <w:rPr>
           <w:rtl w:val="0"/>
         </w:rPr>
-        <w:t xml:space="preserve">Performed OS updates and maintenance on lab computers, managed  &amp; troubleshot issues with wide-format plotters/printers, provided daily technical assistance to students and faculty</w:t>
+        <w:t xml:space="preserve">Performed OS updates and maintenance on lab computers, managed  &amp; performed troubleshooting of issues with wide-format plotters/printers, provided daily technical assistance to students and faculty</w:t>
       </w:r>
     </w:p>
     <w:p>
@@ -736,7 +639,7 @@
         <w:rPr>
           <w:rtl w:val="0"/>
         </w:rPr>
-        <w:t xml:space="preserve">Delivered Tier 1 help desk support for university IT systems, resolved hardware/software issues and configured IT devices, assisted in classroom and department technical setups</w:t>
+        <w:t xml:space="preserve">Provided Tier 1 support for university IT systems, helping resolve routine hardware/software issues, configure devices, and assist with classroom technology setups. </w:t>
       </w:r>
     </w:p>
     <w:p>
@@ -814,7 +717,7 @@
         <w:rPr>
           <w:rtl w:val="0"/>
         </w:rPr>
-        <w:t xml:space="preserve">Developed and extended existing programs in Lua / Luau, Python, JavaScript, Java, and C#</w:t>
+        <w:t xml:space="preserve">Converted XML &amp; Image files to PDF format and uploaded via API for permanent archival</w:t>
       </w:r>
     </w:p>
     <w:p>
@@ -833,7 +736,7 @@
         <w:rPr>
           <w:rtl w:val="0"/>
         </w:rPr>
-        <w:t xml:space="preserve">Integrated RESTful APIs into projects to enable dynamic data retrieval and expand features</w:t>
+        <w:t xml:space="preserve">Developed and extended programs in Lua / Luau, Python, JavaScript, Java, C#, &amp; MS Powershell</w:t>
       </w:r>
     </w:p>
     <w:p>
@@ -852,7 +755,7 @@
         <w:rPr>
           <w:rtl w:val="0"/>
         </w:rPr>
-        <w:t xml:space="preserve">Built structured, responsive web pages and apps using HTML, CSS, JavaScript, React, and Node.js</w:t>
+        <w:t xml:space="preserve">Integrated RESTful APIs into projects to enable dynamic data retrieval and expand features</w:t>
       </w:r>
     </w:p>
     <w:p>
@@ -871,7 +774,7 @@
         <w:rPr>
           <w:rtl w:val="0"/>
         </w:rPr>
-        <w:t xml:space="preserve">Automated repetitive Office tasks by creating VBA macros that improved workflow efficiency</w:t>
+        <w:t xml:space="preserve">Built structured, responsive web pages and apps using HTML, CSS, JavaScript, React, and Node.js</w:t>
       </w:r>
     </w:p>
     <w:p>
@@ -890,7 +793,7 @@
         <w:rPr>
           <w:rtl w:val="0"/>
         </w:rPr>
-        <w:t xml:space="preserve">Installed desktop IT hardware and computing applications</w:t>
+        <w:t xml:space="preserve">Automated repetitive Office tasks by creating VBA macros that improved workflow efficiency</w:t>
       </w:r>
     </w:p>
     <w:sectPr>

--- a/apittman_techResume.docx
+++ b/apittman_techResume.docx
@@ -1,86 +1,81 @@
 
 <file path=word/document.xml><?xml version="1.0" encoding="utf-8"?>
-<w:document xmlns:mc="http://schemas.openxmlformats.org/markup-compatibility/2006" xmlns:o="urn:schemas-microsoft-com:office:office" xmlns:r="http://schemas.openxmlformats.org/officeDocument/2006/relationships" xmlns:m="http://schemas.openxmlformats.org/officeDocument/2006/math" xmlns:v="urn:schemas-microsoft-com:vml" xmlns:wp="http://schemas.openxmlformats.org/drawingml/2006/wordprocessingDrawing" xmlns:w10="urn:schemas-microsoft-com:office:word" xmlns:w="http://schemas.openxmlformats.org/wordprocessingml/2006/main" xmlns:wne="http://schemas.microsoft.com/office/word/2006/wordml" xmlns:sl="http://schemas.openxmlformats.org/schemaLibrary/2006/main" xmlns:a="http://schemas.openxmlformats.org/drawingml/2006/main" xmlns:pic="http://schemas.openxmlformats.org/drawingml/2006/picture" xmlns:c="http://schemas.openxmlformats.org/drawingml/2006/chart" xmlns:lc="http://schemas.openxmlformats.org/drawingml/2006/lockedCanvas" xmlns:dgm="http://schemas.openxmlformats.org/drawingml/2006/diagram" xmlns:wps="http://schemas.microsoft.com/office/word/2010/wordprocessingShape" xmlns:wpg="http://schemas.microsoft.com/office/word/2010/wordprocessingGroup" xmlns:w14="http://schemas.microsoft.com/office/word/2010/wordml" xmlns:w15="http://schemas.microsoft.com/office/word/2012/wordml" xmlns:w16="http://schemas.microsoft.com/office/word/2018/wordml" xmlns:w16cex="http://schemas.microsoft.com/office/word/2018/wordml/cex" xmlns:w16cid="http://schemas.microsoft.com/office/word/2016/wordml/cid" xmlns="http://schemas.microsoft.com/office/tasks/2019/documenttasks" xmlns:cr="http://schemas.microsoft.com/office/comments/2020/reactions">
+<w:document xmlns:wpc="http://schemas.microsoft.com/office/word/2010/wordprocessingCanvas" xmlns:cx="http://schemas.microsoft.com/office/drawing/2014/chartex" xmlns:cx1="http://schemas.microsoft.com/office/drawing/2015/9/8/chartex" xmlns:cx2="http://schemas.microsoft.com/office/drawing/2015/10/21/chartex" xmlns:cx3="http://schemas.microsoft.com/office/drawing/2016/5/9/chartex" xmlns:cx4="http://schemas.microsoft.com/office/drawing/2016/5/10/chartex" xmlns:cx5="http://schemas.microsoft.com/office/drawing/2016/5/11/chartex" xmlns:cx6="http://schemas.microsoft.com/office/drawing/2016/5/12/chartex" xmlns:cx7="http://schemas.microsoft.com/office/drawing/2016/5/13/chartex" xmlns:cx8="http://schemas.microsoft.com/office/drawing/2016/5/14/chartex" xmlns:mc="http://schemas.openxmlformats.org/markup-compatibility/2006" xmlns:aink="http://schemas.microsoft.com/office/drawing/2016/ink" xmlns:am3d="http://schemas.microsoft.com/office/drawing/2017/model3d" xmlns:o="urn:schemas-microsoft-com:office:office" xmlns:oel="http://schemas.microsoft.com/office/2019/extlst" xmlns:r="http://schemas.openxmlformats.org/officeDocument/2006/relationships" xmlns:m="http://schemas.openxmlformats.org/officeDocument/2006/math" xmlns:v="urn:schemas-microsoft-com:vml" xmlns:wp14="http://schemas.microsoft.com/office/word/2010/wordprocessingDrawing" xmlns:wp="http://schemas.openxmlformats.org/drawingml/2006/wordprocessingDrawing" xmlns:w10="urn:schemas-microsoft-com:office:word" xmlns:w="http://schemas.openxmlformats.org/wordprocessingml/2006/main" xmlns:w14="http://schemas.microsoft.com/office/word/2010/wordml" xmlns:w15="http://schemas.microsoft.com/office/word/2012/wordml" xmlns:w16cex="http://schemas.microsoft.com/office/word/2018/wordml/cex" xmlns:w16cid="http://schemas.microsoft.com/office/word/2016/wordml/cid" xmlns:w16="http://schemas.microsoft.com/office/word/2018/wordml" xmlns:w16du="http://schemas.microsoft.com/office/word/2023/wordml/word16du" xmlns:w16sdtdh="http://schemas.microsoft.com/office/word/2020/wordml/sdtdatahash" xmlns:w16sdtfl="http://schemas.microsoft.com/office/word/2024/wordml/sdtformatlock" xmlns:w16se="http://schemas.microsoft.com/office/word/2015/wordml/symex" xmlns:wpg="http://schemas.microsoft.com/office/word/2010/wordprocessingGroup" xmlns:wpi="http://schemas.microsoft.com/office/word/2010/wordprocessingInk" xmlns:wne="http://schemas.microsoft.com/office/word/2006/wordml" xmlns:wps="http://schemas.microsoft.com/office/word/2010/wordprocessingShape" mc:Ignorable="w14 w15 w16se w16cid w16 w16cex w16sdtdh w16sdtfl w16du wp14">
   <w:body>
     <w:p>
       <w:pPr>
         <w:spacing w:after="0" w:line="259" w:lineRule="auto"/>
-        <w:ind w:left="343" w:firstLine="0"/>
-        <w:jc w:val="center"/>
-        <w:rPr/>
-      </w:pPr>
-      <w:r>
-        <w:rPr>
-          <w:b w:val="1"/>
-          <w:bCs w:val="1"/>
-          <w:rtl w:val="0"/>
-        </w:rPr>
-        <w:t xml:space="preserve">Alexander Pittman</w:t>
-      </w:r>
-      <w:r>
-        <w:rPr>
-          <w:rtl w:val="0"/>
-        </w:rPr>
+        <w:ind w:left="0" w:firstLine="0"/>
+        <w:rPr>
+          <w:rFonts w:asciiTheme="majorHAnsi" w:hAnsiTheme="majorHAnsi" w:cstheme="majorHAnsi"/>
+          <w:sz w:val="32"/>
+          <w:szCs w:val="32"/>
+        </w:rPr>
+      </w:pPr>
+      <w:r>
+        <w:rPr>
+          <w:rFonts w:asciiTheme="majorHAnsi" w:hAnsiTheme="majorHAnsi" w:cstheme="majorHAnsi"/>
+          <w:b/>
+          <w:bCs/>
+          <w:sz w:val="32"/>
+          <w:szCs w:val="32"/>
+        </w:rPr>
+        <w:t>Alexander Pittman</w:t>
       </w:r>
     </w:p>
     <w:p>
       <w:pPr>
-        <w:spacing w:after="0" w:lineRule="auto"/>
-        <w:ind w:right="-435" w:firstLine="0"/>
-        <w:jc w:val="center"/>
-        <w:rPr>
-          <w:color w:val="1c4587"/>
-        </w:rPr>
-      </w:pPr>
-      <w:r>
-        <w:rPr>
-          <w:rtl w:val="0"/>
-        </w:rPr>
-        <w:t xml:space="preserve">Kent, OH 44240 · (330) 221-4974 · </w:t>
+        <w:spacing w:after="0"/>
+        <w:ind w:left="0" w:right="-435" w:firstLine="0"/>
+        <w:rPr>
+          <w:rFonts w:asciiTheme="majorHAnsi" w:hAnsiTheme="majorHAnsi" w:cstheme="majorHAnsi"/>
+        </w:rPr>
+      </w:pPr>
+      <w:hyperlink r:id="rId5">
+        <w:r>
+          <w:rPr>
+            <w:rFonts w:asciiTheme="majorHAnsi" w:hAnsiTheme="majorHAnsi" w:cstheme="majorHAnsi"/>
+          </w:rPr>
+          <w:t>aep@speedforge.net</w:t>
+        </w:r>
+      </w:hyperlink>
+      <w:r>
+        <w:rPr>
+          <w:rFonts w:asciiTheme="majorHAnsi" w:hAnsiTheme="majorHAnsi" w:cstheme="majorHAnsi"/>
+        </w:rPr>
+        <w:t xml:space="preserve"> · </w:t>
       </w:r>
       <w:hyperlink r:id="rId6">
         <w:r>
           <w:rPr>
-            <w:rtl w:val="0"/>
+            <w:rFonts w:asciiTheme="majorHAnsi" w:hAnsiTheme="majorHAnsi" w:cstheme="majorHAnsi"/>
           </w:rPr>
-          <w:t xml:space="preserve">apittma8@kent.edu</w:t>
+          <w:t>https://www.linkedin.com/in/aepswdev</w:t>
         </w:r>
       </w:hyperlink>
       <w:r>
         <w:rPr>
-          <w:rtl w:val="0"/>
-        </w:rPr>
-        <w:t xml:space="preserve"> · </w:t>
-      </w:r>
-      <w:hyperlink r:id="rId7">
-        <w:r>
-          <w:rPr>
-            <w:color w:val="1c4587"/>
-            <w:rtl w:val="0"/>
-          </w:rPr>
-          <w:t xml:space="preserve">https://www.linkedin.com/in/aepswdev</w:t>
-        </w:r>
-      </w:hyperlink>
-      <w:r>
-        <w:rPr>
-          <w:rtl w:val="0"/>
-        </w:rPr>
-      </w:r>
-    </w:p>
-    <w:p>
-      <w:pPr>
-        <w:spacing w:after="0" w:lineRule="auto"/>
-        <w:rPr/>
-      </w:pPr>
-      <w:r>
-        <w:rPr>
+          <w:rFonts w:asciiTheme="majorHAnsi" w:hAnsiTheme="majorHAnsi" w:cstheme="majorHAnsi"/>
+        </w:rPr>
+        <w:t xml:space="preserve"> </w:t>
+      </w:r>
+      <w:r>
+        <w:rPr>
+          <w:rFonts w:asciiTheme="majorHAnsi" w:hAnsiTheme="majorHAnsi" w:cstheme="majorHAnsi"/>
+        </w:rPr>
+        <w:t>· Kent, OH 44240</w:t>
+      </w:r>
+      <w:r>
+        <w:rPr>
+          <w:rFonts w:asciiTheme="majorHAnsi" w:hAnsiTheme="majorHAnsi" w:cstheme="majorHAnsi"/>
+          <w:noProof/>
           <w:sz w:val="22"/>
           <w:szCs w:val="22"/>
         </w:rPr>
         <mc:AlternateContent>
           <mc:Choice Requires="wpg">
             <w:drawing>
-              <wp:anchor allowOverlap="1" behindDoc="0" distB="0" distT="0" distL="114300" distR="114300" hidden="0" layoutInCell="1" locked="0" relativeHeight="0" simplePos="0">
+              <wp:anchor distT="0" distB="0" distL="114300" distR="114300" simplePos="0" relativeHeight="251658240" behindDoc="0" locked="0" layoutInCell="1" hidden="0" allowOverlap="1" wp14:anchorId="0772647D" wp14:editId="4A85B27A">
                 <wp:simplePos x="0" y="0"/>
                 <wp:positionH relativeFrom="page">
                   <wp:posOffset>457200</wp:posOffset>
@@ -89,22 +84,24 @@
                   <wp:posOffset>1048385</wp:posOffset>
                 </wp:positionV>
                 <wp:extent cx="6895846" cy="6096"/>
-                <wp:effectExtent b="0" l="0" r="0" t="0"/>
-                <wp:wrapTopAndBottom distB="0" distT="0"/>
-                <wp:docPr id="1" name=""/>
-                <a:graphic>
+                <wp:effectExtent l="0" t="0" r="0" b="0"/>
+                <wp:wrapTopAndBottom distT="0" distB="0"/>
+                <wp:docPr id="1" name="Group 1"/>
+                <wp:cNvGraphicFramePr/>
+                <a:graphic xmlns:a="http://schemas.openxmlformats.org/drawingml/2006/main">
                   <a:graphicData uri="http://schemas.microsoft.com/office/word/2010/wordprocessingGroup">
                     <wpg:wgp>
                       <wpg:cNvGrpSpPr/>
                       <wpg:grpSpPr>
                         <a:xfrm>
-                          <a:off x="1898075" y="3776950"/>
+                          <a:off x="0" y="0"/>
                           <a:ext cx="6895846" cy="6096"/>
                           <a:chOff x="1898075" y="3776950"/>
                           <a:chExt cx="6895850" cy="9150"/>
                         </a:xfrm>
                       </wpg:grpSpPr>
                       <wpg:grpSp>
+                        <wpg:cNvPr id="1210784271" name="Group 1210784271"/>
                         <wpg:cNvGrpSpPr/>
                         <wpg:grpSpPr>
                           <a:xfrm>
@@ -115,8 +112,8 @@
                           </a:xfrm>
                         </wpg:grpSpPr>
                         <wps:wsp>
+                          <wps:cNvPr id="58427496" name="Rectangle 58427496"/>
                           <wps:cNvSpPr/>
-                          <wps:cNvPr id="3" name="Shape 3"/>
                           <wps:spPr>
                             <a:xfrm>
                               <a:off x="0" y="0"/>
@@ -134,30 +131,33 @@
                             <w:txbxContent>
                               <w:p>
                                 <w:pPr>
-                                  <w:spacing w:after="0" w:before="0" w:line="240"/>
-                                  <w:ind w:left="0" w:right="0" w:firstLine="0"/>
-                                  <w:jc w:val="left"/>
+                                  <w:spacing w:after="0" w:line="240" w:lineRule="auto"/>
+                                  <w:ind w:left="0" w:firstLine="0"/>
                                   <w:textDirection w:val="btLr"/>
                                 </w:pPr>
                               </w:p>
                             </w:txbxContent>
                           </wps:txbx>
-                          <wps:bodyPr anchorCtr="0" anchor="ctr" bIns="91425" lIns="91425" spcFirstLastPara="1" rIns="91425" wrap="square" tIns="91425">
+                          <wps:bodyPr spcFirstLastPara="1" wrap="square" lIns="91425" tIns="91425" rIns="91425" bIns="91425" anchor="ctr" anchorCtr="0">
                             <a:noAutofit/>
                           </wps:bodyPr>
                         </wps:wsp>
                         <wps:wsp>
+                          <wps:cNvPr id="1383682351" name="Freeform: Shape 1383682351"/>
                           <wps:cNvSpPr/>
-                          <wps:cNvPr id="4" name="Shape 4"/>
                           <wps:spPr>
                             <a:xfrm>
                               <a:off x="0" y="0"/>
                               <a:ext cx="6895846" cy="9144"/>
                             </a:xfrm>
                             <a:custGeom>
-                              <a:rect b="b" l="l" r="r" t="t"/>
+                              <a:avLst/>
+                              <a:gdLst/>
+                              <a:ahLst/>
+                              <a:cxnLst/>
+                              <a:rect l="l" t="t" r="r" b="b"/>
                               <a:pathLst>
-                                <a:path extrusionOk="0" h="9144" w="6895846">
+                                <a:path w="6895846" h="9144" extrusionOk="0">
                                   <a:moveTo>
                                     <a:pt x="0" y="0"/>
                                   </a:moveTo>
@@ -183,7 +183,7 @@
                               <a:noFill/>
                             </a:ln>
                           </wps:spPr>
-                          <wps:bodyPr anchorCtr="0" anchor="ctr" bIns="91425" lIns="91425" spcFirstLastPara="1" rIns="91425" wrap="square" tIns="91425">
+                          <wps:bodyPr spcFirstLastPara="1" wrap="square" lIns="91425" tIns="91425" rIns="91425" bIns="91425" anchor="ctr" anchorCtr="0">
                             <a:noAutofit/>
                           </wps:bodyPr>
                         </wps:wsp>
@@ -195,52 +195,35 @@
             </w:drawing>
           </mc:Choice>
           <mc:Fallback>
-            <w:drawing>
-              <wp:anchor allowOverlap="1" behindDoc="0" distB="0" distT="0" distL="114300" distR="114300" hidden="0" layoutInCell="1" locked="0" relativeHeight="0" simplePos="0">
-                <wp:simplePos x="0" y="0"/>
-                <wp:positionH relativeFrom="page">
-                  <wp:posOffset>457200</wp:posOffset>
-                </wp:positionH>
-                <wp:positionV relativeFrom="page">
-                  <wp:posOffset>1048385</wp:posOffset>
-                </wp:positionV>
-                <wp:extent cx="6895846" cy="6096"/>
-                <wp:effectExtent b="0" l="0" r="0" t="0"/>
-                <wp:wrapTopAndBottom distB="0" distT="0"/>
-                <wp:docPr id="1" name="image1.png"/>
-                <a:graphic>
-                  <a:graphicData uri="http://schemas.openxmlformats.org/drawingml/2006/picture">
-                    <pic:pic>
-                      <pic:nvPicPr>
-                        <pic:cNvPr id="0" name="image1.png"/>
-                        <pic:cNvPicPr preferRelativeResize="0"/>
-                      </pic:nvPicPr>
-                      <pic:blipFill>
-                        <a:blip r:embed="rId8"/>
-                        <a:srcRect/>
-                        <a:stretch>
-                          <a:fillRect/>
-                        </a:stretch>
-                      </pic:blipFill>
-                      <pic:spPr>
-                        <a:xfrm>
-                          <a:off x="0" y="0"/>
-                          <a:ext cx="6895846" cy="6096"/>
-                        </a:xfrm>
-                        <a:prstGeom prst="rect"/>
-                        <a:ln/>
-                      </pic:spPr>
-                    </pic:pic>
-                  </a:graphicData>
-                </a:graphic>
-              </wp:anchor>
-            </w:drawing>
+            <w:pict>
+              <v:group w14:anchorId="0772647D" id="Group 1" o:spid="_x0000_s1026" style="position:absolute;margin-left:36pt;margin-top:82.55pt;width:543pt;height:.5pt;z-index:251658240;mso-position-horizontal-relative:page;mso-position-vertical-relative:page" coordorigin="18980,37769" coordsize="68958,91" o:gfxdata="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">
+                <v:group id="Group 1210784271" o:spid="_x0000_s1027" style="position:absolute;left:18980;top:37769;width:68959;height:91" coordsize="68958,91" o:gfxdata="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">
+                  <v:rect id="Rectangle 58427496" o:spid="_x0000_s1028" style="position:absolute;width:68958;height:60;visibility:visible;mso-wrap-style:square;v-text-anchor:middle" o:gfxdata="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" filled="f" stroked="f">
+                    <v:textbox inset="2.53958mm,2.53958mm,2.53958mm,2.53958mm">
+                      <w:txbxContent>
+                        <w:p>
+                          <w:pPr>
+                            <w:spacing w:after="0" w:line="240" w:lineRule="auto"/>
+                            <w:ind w:left="0" w:firstLine="0"/>
+                            <w:textDirection w:val="btLr"/>
+                          </w:pPr>
+                        </w:p>
+                      </w:txbxContent>
+                    </v:textbox>
+                  </v:rect>
+                  <v:shape id="Freeform: Shape 1383682351" o:spid="_x0000_s1029" style="position:absolute;width:68958;height:91;visibility:visible;mso-wrap-style:square;v-text-anchor:middle" coordsize="6895846,9144" o:gfxdata="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" path="m,l6895846,r,9144l,9144,,e" fillcolor="black" stroked="f">
+                    <v:path arrowok="t" o:extrusionok="f"/>
+                  </v:shape>
+                </v:group>
+                <w10:wrap type="topAndBottom" anchorx="page" anchory="page"/>
+              </v:group>
+            </w:pict>
           </mc:Fallback>
         </mc:AlternateContent>
       </w:r>
       <w:r>
         <w:rPr>
-          <w:rtl w:val="0"/>
+          <w:rFonts w:asciiTheme="majorHAnsi" w:hAnsiTheme="majorHAnsi" w:cstheme="majorHAnsi"/>
         </w:rPr>
         <w:t xml:space="preserve"> </w:t>
       </w:r>
@@ -249,221 +232,719 @@
       <w:pPr>
         <w:pStyle w:val="Heading1"/>
         <w:ind w:left="-5" w:firstLine="0"/>
-        <w:rPr/>
-      </w:pPr>
-      <w:r>
-        <w:rPr>
-          <w:rtl w:val="0"/>
+        <w:rPr>
+          <w:rFonts w:asciiTheme="majorHAnsi" w:hAnsiTheme="majorHAnsi" w:cstheme="majorHAnsi"/>
+        </w:rPr>
+      </w:pPr>
+      <w:r>
+        <w:rPr>
+          <w:rFonts w:asciiTheme="majorHAnsi" w:hAnsiTheme="majorHAnsi" w:cstheme="majorHAnsi"/>
         </w:rPr>
         <w:t xml:space="preserve">SUMMARY  </w:t>
       </w:r>
     </w:p>
     <w:p>
       <w:pPr>
-        <w:spacing w:after="0" w:lineRule="auto"/>
         <w:ind w:left="0" w:firstLine="0"/>
-        <w:rPr/>
-      </w:pPr>
-      <w:r>
-        <w:rPr>
-          <w:rtl w:val="0"/>
-        </w:rPr>
-        <w:t xml:space="preserve">Versatile software developer with multi‑language experience and hands‑on work in development, scripting, and RESTful API integration. Strong foundation in Python, C#, Java, JavaScript, Lua, PowerShell, and web technologies, paired with practical experience in troubleshooting, system maintenance, and user support. Recognized for reliability, ingenuity, creativity, and adaptability. </w:t>
+        <w:rPr>
+          <w:rFonts w:asciiTheme="majorHAnsi" w:hAnsiTheme="majorHAnsi" w:cstheme="majorHAnsi"/>
+        </w:rPr>
+      </w:pPr>
+      <w:r>
+        <w:rPr>
+          <w:rFonts w:asciiTheme="majorHAnsi" w:hAnsiTheme="majorHAnsi" w:cstheme="majorHAnsi"/>
+        </w:rPr>
+        <w:t>Versatile software developer with multi</w:t>
+      </w:r>
+      <w:r>
+        <w:rPr>
+          <w:rFonts w:asciiTheme="majorHAnsi" w:hAnsiTheme="majorHAnsi" w:cstheme="majorHAnsi"/>
+        </w:rPr>
+        <w:noBreakHyphen/>
+        <w:t>language experience across automation, systems workflows, and API</w:t>
+      </w:r>
+      <w:r>
+        <w:rPr>
+          <w:rFonts w:asciiTheme="majorHAnsi" w:hAnsiTheme="majorHAnsi" w:cstheme="majorHAnsi"/>
+        </w:rPr>
+        <w:noBreakHyphen/>
+        <w:t>driven components. Skilled in Python, Lua, JavaScript, Java, C#, and PowerShell, with hands</w:t>
+      </w:r>
+      <w:r>
+        <w:rPr>
+          <w:rFonts w:asciiTheme="majorHAnsi" w:hAnsiTheme="majorHAnsi" w:cstheme="majorHAnsi"/>
+        </w:rPr>
+        <w:noBreakHyphen/>
+        <w:t>on work in integration, automation, scripting, and problem</w:t>
+      </w:r>
+      <w:r>
+        <w:rPr>
+          <w:rFonts w:asciiTheme="majorHAnsi" w:hAnsiTheme="majorHAnsi" w:cstheme="majorHAnsi"/>
+        </w:rPr>
+        <w:noBreakHyphen/>
+        <w:t>solving. Experienced in remote support, async communication, and independent task ownership; known for reliability, creativity, and adaptability.</w:t>
       </w:r>
     </w:p>
     <w:p>
       <w:pPr>
-        <w:spacing w:after="0" w:lineRule="auto"/>
-        <w:ind w:left="10" w:firstLine="584"/>
-        <w:rPr/>
-      </w:pPr>
-      <w:r>
-        <w:rPr>
-          <w:rtl w:val="0"/>
-        </w:rPr>
-        <w:t xml:space="preserve"> </w:t>
-      </w:r>
+        <w:ind w:left="0" w:firstLine="0"/>
+        <w:rPr>
+          <w:rFonts w:asciiTheme="majorHAnsi" w:hAnsiTheme="majorHAnsi" w:cstheme="majorHAnsi"/>
+        </w:rPr>
+      </w:pPr>
     </w:p>
     <w:p>
       <w:pPr>
         <w:pStyle w:val="Heading1"/>
         <w:ind w:left="-5" w:firstLine="0"/>
-        <w:rPr/>
-      </w:pPr>
-      <w:r>
-        <w:rPr>
-          <w:rtl w:val="0"/>
+        <w:rPr>
+          <w:rFonts w:asciiTheme="majorHAnsi" w:hAnsiTheme="majorHAnsi" w:cstheme="majorHAnsi"/>
+        </w:rPr>
+      </w:pPr>
+      <w:r>
+        <w:rPr>
+          <w:rFonts w:asciiTheme="majorHAnsi" w:hAnsiTheme="majorHAnsi" w:cstheme="majorHAnsi"/>
         </w:rPr>
         <w:t xml:space="preserve">TECHNICAL SKILLS </w:t>
       </w:r>
     </w:p>
     <w:p>
       <w:pPr>
-        <w:spacing w:after="0" w:lineRule="auto"/>
+        <w:spacing w:after="0" w:line="259" w:lineRule="auto"/>
         <w:ind w:left="0" w:firstLine="0"/>
-        <w:rPr/>
-      </w:pPr>
-      <w:r>
-        <w:rPr>
-          <w:b w:val="1"/>
-          <w:bCs w:val="1"/>
-          <w:rtl w:val="0"/>
-        </w:rPr>
-        <w:t xml:space="preserve">Programming:</w:t>
-      </w:r>
-      <w:r>
-        <w:rPr>
-          <w:rtl w:val="0"/>
-        </w:rPr>
-        <w:t xml:space="preserve"> Lua / Luau, Python, JavaScript, Java, C#, HTML/CSS, VBA, Visual Basic, MS PowerShell, Unix command line, SQL (basic)</w:t>
+        <w:rPr>
+          <w:rFonts w:asciiTheme="majorHAnsi" w:hAnsiTheme="majorHAnsi" w:cstheme="majorHAnsi"/>
+          <w:lang w:val="en-US"/>
+        </w:rPr>
+      </w:pPr>
+      <w:r>
+        <w:rPr>
+          <w:rFonts w:asciiTheme="majorHAnsi" w:hAnsiTheme="majorHAnsi" w:cstheme="majorHAnsi"/>
+          <w:b/>
+          <w:bCs/>
+          <w:lang w:val="en-US"/>
+        </w:rPr>
+        <w:t>Programming &amp; Scripting</w:t>
+      </w:r>
+      <w:r>
+        <w:rPr>
+          <w:rFonts w:asciiTheme="majorHAnsi" w:hAnsiTheme="majorHAnsi" w:cstheme="majorHAnsi"/>
+          <w:b/>
+          <w:bCs/>
+          <w:lang w:val="en-US"/>
+        </w:rPr>
+        <w:t xml:space="preserve">: </w:t>
+      </w:r>
+      <w:r>
+        <w:rPr>
+          <w:rFonts w:asciiTheme="majorHAnsi" w:hAnsiTheme="majorHAnsi" w:cstheme="majorHAnsi"/>
+        </w:rPr>
+        <w:t>Python, Lua/Luau, JavaScript, Java, C#, Visual Basic, VBA, PowerShell; exposure to SQL; automation, systems workflows, and API</w:t>
+      </w:r>
+      <w:r>
+        <w:rPr>
+          <w:rFonts w:asciiTheme="majorHAnsi" w:hAnsiTheme="majorHAnsi" w:cstheme="majorHAnsi"/>
+        </w:rPr>
+        <w:noBreakHyphen/>
+        <w:t>driven components</w:t>
       </w:r>
     </w:p>
     <w:p>
       <w:pPr>
-        <w:spacing w:after="0" w:lineRule="auto"/>
+        <w:spacing w:after="0" w:line="259" w:lineRule="auto"/>
         <w:ind w:left="0" w:firstLine="0"/>
-        <w:rPr/>
-      </w:pPr>
-      <w:r>
-        <w:rPr>
-          <w:b w:val="1"/>
-          <w:bCs w:val="1"/>
-          <w:rtl w:val="0"/>
-        </w:rPr>
-        <w:t xml:space="preserve">Frameworks, Tools, Apps, &amp; OS:</w:t>
-      </w:r>
-      <w:r>
-        <w:rPr>
-          <w:rtl w:val="0"/>
-        </w:rPr>
-        <w:t xml:space="preserve">  MS Visual Studio, MS VS Code, IntelliJ IDEA, OpenText OTS Designer, GitHub, GitHub Copilot, GCP, Azure, Agile, .NET/Mono/XNA, RESTful APIs, MS Office, Windows, Linux </w:t>
+        <w:rPr>
+          <w:rFonts w:asciiTheme="majorHAnsi" w:hAnsiTheme="majorHAnsi" w:cstheme="majorHAnsi"/>
+          <w:lang w:val="en-US"/>
+        </w:rPr>
+      </w:pPr>
+      <w:r>
+        <w:rPr>
+          <w:rFonts w:asciiTheme="majorHAnsi" w:hAnsiTheme="majorHAnsi" w:cstheme="majorHAnsi"/>
+          <w:b/>
+          <w:bCs/>
+          <w:lang w:val="en-US"/>
+        </w:rPr>
+        <w:t>Frameworks, Tools &amp; Platforms</w:t>
+      </w:r>
+      <w:r>
+        <w:rPr>
+          <w:rFonts w:asciiTheme="majorHAnsi" w:hAnsiTheme="majorHAnsi" w:cstheme="majorHAnsi"/>
+          <w:b/>
+          <w:bCs/>
+          <w:lang w:val="en-US"/>
+        </w:rPr>
+        <w:t xml:space="preserve">: </w:t>
+      </w:r>
+      <w:r>
+        <w:rPr>
+          <w:rFonts w:asciiTheme="majorHAnsi" w:hAnsiTheme="majorHAnsi" w:cstheme="majorHAnsi"/>
+          <w:lang w:val="en-US"/>
+        </w:rPr>
+        <w:t>Visual Studio, VS Code, IntelliJ IDEA; GitHub, GitHub Copilot, Teams, Slack; Remote Desktop; .NET, Mono, XNA; RESTful APIs, OpenText OTS Designer; Windows, Linux &amp; command line; familiarity with Azure &amp; GCP</w:t>
       </w:r>
     </w:p>
     <w:p>
       <w:pPr>
-        <w:spacing w:after="0" w:lineRule="auto"/>
+        <w:spacing w:after="0" w:line="259" w:lineRule="auto"/>
         <w:ind w:left="0" w:firstLine="0"/>
-        <w:rPr/>
-      </w:pPr>
-      <w:r>
-        <w:rPr>
-          <w:b w:val="1"/>
-          <w:bCs w:val="1"/>
-          <w:rtl w:val="0"/>
-        </w:rPr>
-        <w:t xml:space="preserve">Technical Competencies:</w:t>
-      </w:r>
-      <w:r>
-        <w:rPr>
-          <w:rtl w:val="0"/>
-        </w:rPr>
-        <w:t xml:space="preserve"> Application development, integration, scripting, debugging, version control, troubleshooting, system updates, cybersecurity principles, ethical IT practices</w:t>
+        <w:rPr>
+          <w:rFonts w:asciiTheme="majorHAnsi" w:hAnsiTheme="majorHAnsi" w:cstheme="majorHAnsi"/>
+          <w:lang w:val="en-US"/>
+        </w:rPr>
+      </w:pPr>
+      <w:r>
+        <w:rPr>
+          <w:rFonts w:asciiTheme="majorHAnsi" w:hAnsiTheme="majorHAnsi" w:cstheme="majorHAnsi"/>
+          <w:b/>
+          <w:bCs/>
+          <w:lang w:val="en-US"/>
+        </w:rPr>
+        <w:t>Core Technical Competencies</w:t>
+      </w:r>
+      <w:r>
+        <w:rPr>
+          <w:rFonts w:asciiTheme="majorHAnsi" w:hAnsiTheme="majorHAnsi" w:cstheme="majorHAnsi"/>
+          <w:b/>
+          <w:bCs/>
+          <w:lang w:val="en-US"/>
+        </w:rPr>
+        <w:t xml:space="preserve">: </w:t>
+      </w:r>
+      <w:r>
+        <w:rPr>
+          <w:rFonts w:asciiTheme="majorHAnsi" w:hAnsiTheme="majorHAnsi" w:cstheme="majorHAnsi"/>
+        </w:rPr>
+        <w:t>Application development, systems integration, workflow automation, debugging, scripting, version control, troubleshooting, documentation</w:t>
+      </w:r>
+      <w:r>
+        <w:rPr>
+          <w:rFonts w:asciiTheme="majorHAnsi" w:hAnsiTheme="majorHAnsi" w:cstheme="majorHAnsi"/>
+        </w:rPr>
+        <w:noBreakHyphen/>
+        <w:t>driven workflows, cybersecurity principles, ethical IT practices</w:t>
       </w:r>
     </w:p>
     <w:p>
       <w:pPr>
         <w:spacing w:after="0" w:line="259" w:lineRule="auto"/>
         <w:ind w:left="0" w:firstLine="0"/>
-        <w:rPr/>
-      </w:pPr>
-      <w:r>
-        <w:rPr>
-          <w:b w:val="1"/>
-          <w:bCs w:val="1"/>
-          <w:rtl w:val="0"/>
-        </w:rPr>
-        <w:t xml:space="preserve"> </w:t>
-      </w:r>
-      <w:r>
-        <w:rPr>
-          <w:rtl w:val="0"/>
-        </w:rPr>
-      </w:r>
+        <w:rPr>
+          <w:rFonts w:asciiTheme="majorHAnsi" w:hAnsiTheme="majorHAnsi" w:cstheme="majorHAnsi"/>
+        </w:rPr>
+      </w:pPr>
     </w:p>
     <w:p>
       <w:pPr>
         <w:spacing w:after="0" w:line="259" w:lineRule="auto"/>
         <w:ind w:left="-5" w:firstLine="0"/>
         <w:rPr>
-          <w:b w:val="1"/>
-          <w:bCs w:val="1"/>
-        </w:rPr>
-      </w:pPr>
-      <w:r>
-        <w:rPr>
-          <w:b w:val="1"/>
-          <w:bCs w:val="1"/>
-          <w:rtl w:val="0"/>
+          <w:rFonts w:asciiTheme="majorHAnsi" w:hAnsiTheme="majorHAnsi" w:cstheme="majorHAnsi"/>
+          <w:b/>
+          <w:bCs/>
+        </w:rPr>
+      </w:pPr>
+      <w:r>
+        <w:rPr>
+          <w:rFonts w:asciiTheme="majorHAnsi" w:hAnsiTheme="majorHAnsi" w:cstheme="majorHAnsi"/>
+          <w:b/>
+          <w:bCs/>
         </w:rPr>
         <w:t xml:space="preserve">EDUCATION </w:t>
       </w:r>
     </w:p>
     <w:p>
       <w:pPr>
-        <w:spacing w:after="0" w:lineRule="auto"/>
+        <w:spacing w:after="0"/>
         <w:ind w:left="0" w:firstLine="0"/>
         <w:rPr>
-          <w:b w:val="1"/>
-          <w:bCs w:val="1"/>
-        </w:rPr>
-      </w:pPr>
-      <w:r>
-        <w:rPr>
-          <w:b w:val="1"/>
-          <w:bCs w:val="1"/>
-          <w:rtl w:val="0"/>
+          <w:rFonts w:asciiTheme="majorHAnsi" w:hAnsiTheme="majorHAnsi" w:cstheme="majorHAnsi"/>
+          <w:b/>
+          <w:bCs/>
+        </w:rPr>
+      </w:pPr>
+      <w:r>
+        <w:rPr>
+          <w:rFonts w:asciiTheme="majorHAnsi" w:hAnsiTheme="majorHAnsi" w:cstheme="majorHAnsi"/>
+          <w:b/>
+          <w:bCs/>
         </w:rPr>
         <w:t xml:space="preserve">Kent State University – Kent, OH  </w:t>
       </w:r>
     </w:p>
     <w:p>
       <w:pPr>
-        <w:spacing w:after="0" w:lineRule="auto"/>
+        <w:spacing w:after="0"/>
         <w:ind w:left="0" w:firstLine="0"/>
-        <w:rPr/>
-      </w:pPr>
-      <w:r>
-        <w:rPr>
-          <w:rtl w:val="0"/>
-        </w:rPr>
-        <w:t xml:space="preserve">M.S. Emerging Media &amp; Technology (Coding &amp; Analytics) | May 2027 | GPA 3.85</w:t>
+        <w:rPr>
+          <w:rFonts w:asciiTheme="majorHAnsi" w:hAnsiTheme="majorHAnsi" w:cstheme="majorHAnsi"/>
+        </w:rPr>
+      </w:pPr>
+      <w:r>
+        <w:rPr>
+          <w:rFonts w:asciiTheme="majorHAnsi" w:hAnsiTheme="majorHAnsi" w:cstheme="majorHAnsi"/>
+        </w:rPr>
+        <w:t>M.S. Emerging Media &amp; Technology (Coding &amp; Analytics) | GPA 3.</w:t>
+      </w:r>
+      <w:r>
+        <w:rPr>
+          <w:rFonts w:asciiTheme="majorHAnsi" w:hAnsiTheme="majorHAnsi" w:cstheme="majorHAnsi"/>
+        </w:rPr>
+        <w:t>90</w:t>
+      </w:r>
+      <w:r>
+        <w:rPr>
+          <w:rFonts w:asciiTheme="majorHAnsi" w:hAnsiTheme="majorHAnsi" w:cstheme="majorHAnsi"/>
+        </w:rPr>
+        <w:t xml:space="preserve"> | Expected completion: May 2027</w:t>
       </w:r>
     </w:p>
     <w:p>
       <w:pPr>
-        <w:spacing w:after="0" w:lineRule="auto"/>
+        <w:spacing w:after="0" w:line="259" w:lineRule="auto"/>
         <w:ind w:left="0" w:firstLine="0"/>
-        <w:rPr/>
-      </w:pPr>
-      <w:r>
-        <w:rPr>
-          <w:rtl w:val="0"/>
-        </w:rPr>
-        <w:t xml:space="preserve">B.S. Information Technology | May 2026 | GPA 3.95 (summa cum laude)</w:t>
+        <w:rPr>
+          <w:rFonts w:asciiTheme="majorHAnsi" w:hAnsiTheme="majorHAnsi" w:cstheme="majorHAnsi"/>
+          <w:i/>
+          <w:iCs/>
+        </w:rPr>
+      </w:pPr>
+      <w:r>
+        <w:rPr>
+          <w:rFonts w:asciiTheme="majorHAnsi" w:hAnsiTheme="majorHAnsi" w:cstheme="majorHAnsi"/>
+        </w:rPr>
+        <w:t xml:space="preserve">B.S. Information Technology (Integrated Information), </w:t>
+      </w:r>
+      <w:r>
+        <w:rPr>
+          <w:rFonts w:asciiTheme="majorHAnsi" w:hAnsiTheme="majorHAnsi" w:cstheme="majorHAnsi"/>
+          <w:i/>
+          <w:iCs/>
+        </w:rPr>
+        <w:t>summa cum laude</w:t>
       </w:r>
     </w:p>
     <w:p>
       <w:pPr>
-        <w:spacing w:after="0" w:lineRule="auto"/>
+        <w:spacing w:after="0" w:line="259" w:lineRule="auto"/>
         <w:ind w:left="0" w:firstLine="0"/>
-        <w:rPr/>
-      </w:pPr>
-      <w:r>
-        <w:rPr>
-          <w:rtl w:val="0"/>
-        </w:rPr>
-        <w:t xml:space="preserve">A.S. General Studies | Dec 2024 | GPA 3.93 (with distinction)</w:t>
-      </w:r>
+        <w:rPr>
+          <w:rFonts w:asciiTheme="majorHAnsi" w:hAnsiTheme="majorHAnsi" w:cstheme="majorHAnsi"/>
+        </w:rPr>
+      </w:pPr>
     </w:p>
     <w:p>
       <w:pPr>
+        <w:pStyle w:val="Heading1"/>
+        <w:ind w:left="-5" w:firstLine="0"/>
+        <w:rPr>
+          <w:rFonts w:asciiTheme="majorHAnsi" w:hAnsiTheme="majorHAnsi" w:cstheme="majorHAnsi"/>
+        </w:rPr>
+      </w:pPr>
+      <w:r>
+        <w:rPr>
+          <w:rFonts w:asciiTheme="majorHAnsi" w:hAnsiTheme="majorHAnsi" w:cstheme="majorHAnsi"/>
+        </w:rPr>
+        <w:t xml:space="preserve">EXPERIENCE </w:t>
+      </w:r>
+    </w:p>
+    <w:p>
+      <w:pPr>
+        <w:spacing w:after="0" w:line="240" w:lineRule="auto"/>
+        <w:ind w:left="-5" w:right="1142" w:firstLine="0"/>
+        <w:rPr>
+          <w:rFonts w:asciiTheme="majorHAnsi" w:hAnsiTheme="majorHAnsi" w:cstheme="majorHAnsi"/>
+        </w:rPr>
+      </w:pPr>
+      <w:r>
+        <w:rPr>
+          <w:rFonts w:asciiTheme="majorHAnsi" w:hAnsiTheme="majorHAnsi" w:cstheme="majorHAnsi"/>
+          <w:b/>
+          <w:bCs/>
+        </w:rPr>
+        <w:t>Systems Intern</w:t>
+      </w:r>
+      <w:r>
+        <w:rPr>
+          <w:rFonts w:asciiTheme="majorHAnsi" w:hAnsiTheme="majorHAnsi" w:cstheme="majorHAnsi"/>
+        </w:rPr>
+        <w:t xml:space="preserve">, </w:t>
+      </w:r>
+      <w:r>
+        <w:rPr>
+          <w:rFonts w:asciiTheme="majorHAnsi" w:hAnsiTheme="majorHAnsi" w:cstheme="majorHAnsi"/>
+          <w:i/>
+          <w:iCs/>
+          <w:color w:val="1F202C"/>
+          <w:highlight w:val="white"/>
+        </w:rPr>
+        <w:t>Ohio Machinery Co. (Ohio CA</w:t>
+      </w:r>
+      <w:r>
+        <w:rPr>
+          <w:rFonts w:asciiTheme="majorHAnsi" w:hAnsiTheme="majorHAnsi" w:cstheme="majorHAnsi"/>
+          <w:i/>
+          <w:iCs/>
+          <w:color w:val="1F202C"/>
+          <w:highlight w:val="white"/>
+        </w:rPr>
+        <w:t>T &amp;</w:t>
+      </w:r>
+      <w:r>
+        <w:rPr>
+          <w:rFonts w:asciiTheme="majorHAnsi" w:hAnsiTheme="majorHAnsi" w:cstheme="majorHAnsi"/>
+          <w:i/>
+          <w:iCs/>
+          <w:color w:val="1F202C"/>
+          <w:highlight w:val="white"/>
+        </w:rPr>
+        <w:t xml:space="preserve"> Peterbilt)</w:t>
+      </w:r>
+      <w:r>
+        <w:rPr>
+          <w:rFonts w:asciiTheme="majorHAnsi" w:hAnsiTheme="majorHAnsi" w:cstheme="majorHAnsi"/>
+          <w:color w:val="1F202C"/>
+          <w:highlight w:val="white"/>
+        </w:rPr>
+        <w:t xml:space="preserve">, </w:t>
+      </w:r>
+      <w:r>
+        <w:rPr>
+          <w:rFonts w:asciiTheme="majorHAnsi" w:hAnsiTheme="majorHAnsi" w:cstheme="majorHAnsi"/>
+          <w:color w:val="1F202C"/>
+          <w:highlight w:val="white"/>
+        </w:rPr>
+        <w:t xml:space="preserve">Brecksville, OH - </w:t>
+      </w:r>
+      <w:r>
+        <w:rPr>
+          <w:rFonts w:asciiTheme="majorHAnsi" w:hAnsiTheme="majorHAnsi" w:cstheme="majorHAnsi"/>
+          <w:color w:val="1F202C"/>
+          <w:highlight w:val="white"/>
+        </w:rPr>
+        <w:t>Summer 2026</w:t>
+      </w:r>
+    </w:p>
+    <w:p>
+      <w:pPr>
+        <w:spacing w:after="0"/>
+        <w:ind w:left="270" w:firstLine="0"/>
+        <w:rPr>
+          <w:rFonts w:asciiTheme="majorHAnsi" w:hAnsiTheme="majorHAnsi" w:cstheme="majorHAnsi"/>
+        </w:rPr>
+      </w:pPr>
+      <w:r>
+        <w:rPr>
+          <w:rFonts w:asciiTheme="majorHAnsi" w:hAnsiTheme="majorHAnsi" w:cstheme="majorHAnsi"/>
+        </w:rPr>
+        <w:t>Built Python tooling for XML/image</w:t>
+      </w:r>
+      <w:r>
+        <w:rPr>
+          <w:rFonts w:asciiTheme="majorHAnsi" w:hAnsiTheme="majorHAnsi" w:cstheme="majorHAnsi"/>
+        </w:rPr>
+        <w:noBreakHyphen/>
+        <w:t>to</w:t>
+      </w:r>
+      <w:r>
+        <w:rPr>
+          <w:rFonts w:asciiTheme="majorHAnsi" w:hAnsiTheme="majorHAnsi" w:cstheme="majorHAnsi"/>
+        </w:rPr>
+        <w:noBreakHyphen/>
+        <w:t xml:space="preserve">PDF conversion and integrated it with </w:t>
+      </w:r>
+      <w:r>
+        <w:rPr>
+          <w:rFonts w:asciiTheme="majorHAnsi" w:hAnsiTheme="majorHAnsi" w:cstheme="majorHAnsi"/>
+        </w:rPr>
+        <w:t xml:space="preserve">OpenText </w:t>
+      </w:r>
+      <w:r>
+        <w:rPr>
+          <w:rFonts w:asciiTheme="majorHAnsi" w:hAnsiTheme="majorHAnsi" w:cstheme="majorHAnsi"/>
+        </w:rPr>
+        <w:t xml:space="preserve">OTS Designer for API archival; automated workflows with PowerShell and Python; resolved integration issues; </w:t>
+      </w:r>
+      <w:r>
+        <w:rPr>
+          <w:rFonts w:asciiTheme="majorHAnsi" w:hAnsiTheme="majorHAnsi" w:cstheme="majorHAnsi"/>
+        </w:rPr>
+        <w:t>revised</w:t>
+      </w:r>
+      <w:r>
+        <w:rPr>
+          <w:rFonts w:asciiTheme="majorHAnsi" w:hAnsiTheme="majorHAnsi" w:cstheme="majorHAnsi"/>
+        </w:rPr>
+        <w:t xml:space="preserve"> Excel formulas and macros; performed remote deployments and troubleshooting of IBM ACS </w:t>
+      </w:r>
+      <w:r>
+        <w:rPr>
+          <w:rFonts w:asciiTheme="majorHAnsi" w:hAnsiTheme="majorHAnsi" w:cstheme="majorHAnsi"/>
+        </w:rPr>
+        <w:t xml:space="preserve">installations </w:t>
+      </w:r>
+      <w:r>
+        <w:rPr>
+          <w:rFonts w:asciiTheme="majorHAnsi" w:hAnsiTheme="majorHAnsi" w:cstheme="majorHAnsi"/>
+        </w:rPr>
+        <w:t xml:space="preserve">using secure access tools; </w:t>
+      </w:r>
+      <w:r>
+        <w:rPr>
+          <w:rFonts w:asciiTheme="majorHAnsi" w:hAnsiTheme="majorHAnsi" w:cstheme="majorHAnsi"/>
+          <w:lang w:val="en-US"/>
+        </w:rPr>
+        <w:t>worked operationally independent with weekly alignment.</w:t>
+      </w:r>
+    </w:p>
+    <w:p>
+      <w:pPr>
+        <w:spacing w:after="0"/>
+        <w:ind w:left="0" w:firstLine="0"/>
+        <w:rPr>
+          <w:rFonts w:asciiTheme="majorHAnsi" w:hAnsiTheme="majorHAnsi" w:cstheme="majorHAnsi"/>
+        </w:rPr>
+      </w:pPr>
+      <w:r>
+        <w:rPr>
+          <w:rFonts w:asciiTheme="majorHAnsi" w:hAnsiTheme="majorHAnsi" w:cstheme="majorHAnsi"/>
+          <w:b/>
+          <w:bCs/>
+        </w:rPr>
+        <w:t>Student Technician</w:t>
+      </w:r>
+      <w:r>
+        <w:rPr>
+          <w:rFonts w:asciiTheme="majorHAnsi" w:hAnsiTheme="majorHAnsi" w:cstheme="majorHAnsi"/>
+        </w:rPr>
+        <w:t xml:space="preserve">, </w:t>
+      </w:r>
+      <w:r>
+        <w:rPr>
+          <w:rFonts w:asciiTheme="majorHAnsi" w:hAnsiTheme="majorHAnsi" w:cstheme="majorHAnsi"/>
+          <w:i/>
+          <w:iCs/>
+        </w:rPr>
+        <w:t>College of Arch. and Env. Design, Kent State University</w:t>
+      </w:r>
+      <w:r>
+        <w:rPr>
+          <w:rFonts w:asciiTheme="majorHAnsi" w:hAnsiTheme="majorHAnsi" w:cstheme="majorHAnsi"/>
+        </w:rPr>
+        <w:t xml:space="preserve"> - F</w:t>
+      </w:r>
+      <w:r>
+        <w:rPr>
+          <w:rFonts w:asciiTheme="majorHAnsi" w:hAnsiTheme="majorHAnsi" w:cstheme="majorHAnsi"/>
+        </w:rPr>
+        <w:t xml:space="preserve">all 2025 </w:t>
+      </w:r>
+      <w:r>
+        <w:rPr>
+          <w:rFonts w:asciiTheme="majorHAnsi" w:hAnsiTheme="majorHAnsi" w:cstheme="majorHAnsi"/>
+        </w:rPr>
+        <w:t>– Spring 2026</w:t>
+      </w:r>
+    </w:p>
+    <w:p>
+      <w:pPr>
+        <w:spacing w:after="0"/>
+        <w:ind w:left="270" w:firstLine="0"/>
+        <w:rPr>
+          <w:rFonts w:asciiTheme="majorHAnsi" w:hAnsiTheme="majorHAnsi" w:cstheme="majorHAnsi"/>
+          <w:lang w:val="en-US"/>
+        </w:rPr>
+      </w:pPr>
+      <w:r>
+        <w:rPr>
+          <w:rFonts w:asciiTheme="majorHAnsi" w:hAnsiTheme="majorHAnsi" w:cstheme="majorHAnsi"/>
+          <w:lang w:val="en-US"/>
+        </w:rPr>
+        <w:t>S</w:t>
+      </w:r>
+      <w:r>
+        <w:rPr>
+          <w:rFonts w:asciiTheme="majorHAnsi" w:hAnsiTheme="majorHAnsi" w:cstheme="majorHAnsi"/>
+          <w:lang w:val="en-US"/>
+        </w:rPr>
+        <w:t>upported print</w:t>
+      </w:r>
+      <w:r>
+        <w:rPr>
+          <w:rFonts w:ascii="Cambria Math" w:hAnsi="Cambria Math" w:cs="Cambria Math"/>
+          <w:lang w:val="en-US"/>
+        </w:rPr>
+        <w:t>‑</w:t>
+      </w:r>
+      <w:r>
+        <w:rPr>
+          <w:rFonts w:asciiTheme="majorHAnsi" w:hAnsiTheme="majorHAnsi" w:cstheme="majorHAnsi"/>
+          <w:lang w:val="en-US"/>
+        </w:rPr>
+        <w:t xml:space="preserve">queue output processing; </w:t>
+      </w:r>
+      <w:r>
+        <w:rPr>
+          <w:rFonts w:asciiTheme="majorHAnsi" w:hAnsiTheme="majorHAnsi" w:cstheme="majorHAnsi"/>
+          <w:lang w:val="en-US"/>
+        </w:rPr>
+        <w:t>resolved</w:t>
+      </w:r>
+      <w:r>
+        <w:rPr>
+          <w:rFonts w:asciiTheme="majorHAnsi" w:hAnsiTheme="majorHAnsi" w:cstheme="majorHAnsi"/>
+        </w:rPr>
+        <w:t xml:space="preserve"> </w:t>
+      </w:r>
+      <w:r>
+        <w:rPr>
+          <w:rFonts w:asciiTheme="majorHAnsi" w:hAnsiTheme="majorHAnsi" w:cstheme="majorHAnsi"/>
+          <w:lang w:val="en-US"/>
+        </w:rPr>
+        <w:t>wide</w:t>
+      </w:r>
+      <w:r>
+        <w:rPr>
+          <w:rFonts w:ascii="Cambria Math" w:hAnsi="Cambria Math" w:cs="Cambria Math"/>
+          <w:lang w:val="en-US"/>
+        </w:rPr>
+        <w:t>‑</w:t>
+      </w:r>
+      <w:r>
+        <w:rPr>
+          <w:rFonts w:asciiTheme="majorHAnsi" w:hAnsiTheme="majorHAnsi" w:cstheme="majorHAnsi"/>
+          <w:lang w:val="en-US"/>
+        </w:rPr>
+        <w:t xml:space="preserve">format printer/plotter issues; </w:t>
+      </w:r>
+      <w:r>
+        <w:rPr>
+          <w:rFonts w:asciiTheme="majorHAnsi" w:hAnsiTheme="majorHAnsi" w:cstheme="majorHAnsi"/>
+          <w:lang w:val="en-US"/>
+        </w:rPr>
+        <w:t>m</w:t>
+      </w:r>
+      <w:r>
+        <w:rPr>
+          <w:rFonts w:asciiTheme="majorHAnsi" w:hAnsiTheme="majorHAnsi" w:cstheme="majorHAnsi"/>
+          <w:lang w:val="en-US"/>
+        </w:rPr>
+        <w:t>aintained lab systems through OS updates and repairs; provided technical support that kept labs running reliably.</w:t>
+      </w:r>
+    </w:p>
+    <w:p>
+      <w:pPr>
+        <w:spacing w:after="0"/>
+        <w:ind w:left="0" w:firstLine="0"/>
+        <w:rPr>
+          <w:rFonts w:asciiTheme="majorHAnsi" w:hAnsiTheme="majorHAnsi" w:cstheme="majorHAnsi"/>
+        </w:rPr>
+      </w:pPr>
+      <w:r>
+        <w:rPr>
+          <w:rFonts w:asciiTheme="majorHAnsi" w:hAnsiTheme="majorHAnsi" w:cstheme="majorHAnsi"/>
+          <w:b/>
+          <w:bCs/>
+        </w:rPr>
+        <w:t>IT User Support Technician</w:t>
+      </w:r>
+      <w:r>
+        <w:rPr>
+          <w:rFonts w:asciiTheme="majorHAnsi" w:hAnsiTheme="majorHAnsi" w:cstheme="majorHAnsi"/>
+        </w:rPr>
+        <w:t xml:space="preserve">, </w:t>
+      </w:r>
+      <w:r>
+        <w:rPr>
+          <w:rFonts w:asciiTheme="majorHAnsi" w:hAnsiTheme="majorHAnsi" w:cstheme="majorHAnsi"/>
+          <w:i/>
+          <w:iCs/>
+        </w:rPr>
+        <w:t>College of Arts &amp; Sciences, Kent State University</w:t>
+      </w:r>
+      <w:r>
+        <w:rPr>
+          <w:rFonts w:asciiTheme="majorHAnsi" w:hAnsiTheme="majorHAnsi" w:cstheme="majorHAnsi"/>
+        </w:rPr>
+        <w:t xml:space="preserve"> -</w:t>
+      </w:r>
+      <w:r>
+        <w:rPr>
+          <w:rFonts w:asciiTheme="majorHAnsi" w:hAnsiTheme="majorHAnsi" w:cstheme="majorHAnsi"/>
+          <w:i/>
+          <w:iCs/>
+        </w:rPr>
+        <w:t xml:space="preserve"> </w:t>
+      </w:r>
+      <w:r>
+        <w:rPr>
+          <w:rFonts w:asciiTheme="majorHAnsi" w:hAnsiTheme="majorHAnsi" w:cstheme="majorHAnsi"/>
+        </w:rPr>
+        <w:t xml:space="preserve">Fall 2024 </w:t>
+      </w:r>
+    </w:p>
+    <w:p>
+      <w:pPr>
+        <w:spacing w:after="0"/>
+        <w:ind w:left="270" w:firstLine="0"/>
+        <w:rPr>
+          <w:rFonts w:asciiTheme="majorHAnsi" w:hAnsiTheme="majorHAnsi" w:cstheme="majorHAnsi"/>
+        </w:rPr>
+      </w:pPr>
+      <w:r>
+        <w:rPr>
+          <w:rFonts w:asciiTheme="majorHAnsi" w:hAnsiTheme="majorHAnsi" w:cstheme="majorHAnsi"/>
+        </w:rPr>
+        <w:t>Provided Tier 1 support for university IT systems, resolve</w:t>
+      </w:r>
+      <w:r>
+        <w:rPr>
+          <w:rFonts w:asciiTheme="majorHAnsi" w:hAnsiTheme="majorHAnsi" w:cstheme="majorHAnsi"/>
+        </w:rPr>
+        <w:t>d</w:t>
+      </w:r>
+      <w:r>
+        <w:rPr>
+          <w:rFonts w:asciiTheme="majorHAnsi" w:hAnsiTheme="majorHAnsi" w:cstheme="majorHAnsi"/>
+        </w:rPr>
+        <w:t xml:space="preserve"> routine hardware/software issues, configure</w:t>
+      </w:r>
+      <w:r>
+        <w:rPr>
+          <w:rFonts w:asciiTheme="majorHAnsi" w:hAnsiTheme="majorHAnsi" w:cstheme="majorHAnsi"/>
+        </w:rPr>
+        <w:t>d</w:t>
+      </w:r>
+      <w:r>
+        <w:rPr>
+          <w:rFonts w:asciiTheme="majorHAnsi" w:hAnsiTheme="majorHAnsi" w:cstheme="majorHAnsi"/>
+        </w:rPr>
+        <w:t xml:space="preserve"> devices, and assist</w:t>
+      </w:r>
+      <w:r>
+        <w:rPr>
+          <w:rFonts w:asciiTheme="majorHAnsi" w:hAnsiTheme="majorHAnsi" w:cstheme="majorHAnsi"/>
+        </w:rPr>
+        <w:t>ed</w:t>
+      </w:r>
+      <w:r>
+        <w:rPr>
+          <w:rFonts w:asciiTheme="majorHAnsi" w:hAnsiTheme="majorHAnsi" w:cstheme="majorHAnsi"/>
+        </w:rPr>
+        <w:t xml:space="preserve"> with classroom technology setups. </w:t>
+      </w:r>
+    </w:p>
+    <w:p>
+      <w:pPr>
         <w:spacing w:after="0" w:line="259" w:lineRule="auto"/>
         <w:ind w:left="0" w:firstLine="0"/>
-        <w:rPr/>
-      </w:pPr>
-      <w:r>
-        <w:rPr>
-          <w:rtl w:val="0"/>
+        <w:rPr>
+          <w:rFonts w:asciiTheme="majorHAnsi" w:hAnsiTheme="majorHAnsi" w:cstheme="majorHAnsi"/>
+        </w:rPr>
+      </w:pPr>
+      <w:r>
+        <w:rPr>
+          <w:rFonts w:asciiTheme="majorHAnsi" w:hAnsiTheme="majorHAnsi" w:cstheme="majorHAnsi"/>
         </w:rPr>
         <w:t xml:space="preserve"> </w:t>
       </w:r>
@@ -472,198 +953,13 @@
       <w:pPr>
         <w:pStyle w:val="Heading1"/>
         <w:ind w:left="-5" w:firstLine="0"/>
-        <w:rPr/>
-      </w:pPr>
-      <w:r>
-        <w:rPr>
-          <w:rtl w:val="0"/>
-        </w:rPr>
-        <w:t xml:space="preserve">EXPERIENCE </w:t>
-      </w:r>
-    </w:p>
-    <w:p>
-      <w:pPr>
-        <w:spacing w:after="0" w:line="240" w:lineRule="auto"/>
-        <w:ind w:left="-5" w:right="1142" w:firstLine="0"/>
-        <w:rPr/>
-      </w:pPr>
-      <w:r>
-        <w:rPr>
-          <w:b w:val="1"/>
-          <w:bCs w:val="1"/>
-          <w:rtl w:val="0"/>
-        </w:rPr>
-        <w:t xml:space="preserve">Systems Intern</w:t>
-      </w:r>
-      <w:r>
-        <w:rPr>
-          <w:rtl w:val="0"/>
-        </w:rPr>
-        <w:t xml:space="preserve">, </w:t>
-      </w:r>
-      <w:r>
-        <w:rPr>
-          <w:i w:val="1"/>
-          <w:iCs w:val="1"/>
-          <w:color w:val="1f202c"/>
-          <w:highlight w:val="white"/>
-          <w:rtl w:val="0"/>
-        </w:rPr>
-        <w:t xml:space="preserve">Ohio Machinery Co. (Ohio CAT, CAT Rentals, Peterbilt)</w:t>
-      </w:r>
-      <w:r>
-        <w:rPr>
-          <w:color w:val="1f202c"/>
-          <w:highlight w:val="white"/>
-          <w:rtl w:val="0"/>
-        </w:rPr>
-        <w:t xml:space="preserve">, Summer 2026</w:t>
-      </w:r>
-      <w:r>
-        <w:rPr>
-          <w:rtl w:val="0"/>
-        </w:rPr>
-      </w:r>
-    </w:p>
-    <w:p>
-      <w:pPr>
-        <w:spacing w:after="0" w:lineRule="auto"/>
-        <w:ind w:left="270" w:firstLine="0"/>
-        <w:rPr/>
-      </w:pPr>
-      <w:r>
-        <w:rPr>
-          <w:rtl w:val="0"/>
-        </w:rPr>
-        <w:t xml:space="preserve">Developed XML and image‑to‑PDF process integration using OpenText OTS Designer with custom Python tooling; managed day‑to‑day tasks independently with weekly alignment; integrated components, resolved issues, and produced documentation; automated processes with PowerShell and Python; updated Excel formulas and macros; deployed IBM ACS updates remotely and locally. </w:t>
-      </w:r>
-    </w:p>
-    <w:p>
-      <w:pPr>
-        <w:spacing w:after="0" w:line="240" w:lineRule="auto"/>
-        <w:ind w:left="-5" w:right="825" w:firstLine="0"/>
-        <w:rPr/>
-      </w:pPr>
-      <w:r>
-        <w:rPr>
-          <w:b w:val="1"/>
-          <w:bCs w:val="1"/>
-          <w:rtl w:val="0"/>
-        </w:rPr>
-        <w:t xml:space="preserve">S</w:t>
-      </w:r>
-      <w:r>
-        <w:rPr>
-          <w:b w:val="1"/>
-          <w:bCs w:val="1"/>
-          <w:rtl w:val="0"/>
-        </w:rPr>
-        <w:t xml:space="preserve">tudent Technician</w:t>
-      </w:r>
-      <w:r>
-        <w:rPr>
-          <w:rtl w:val="0"/>
-        </w:rPr>
-        <w:t xml:space="preserve">, </w:t>
-      </w:r>
-      <w:r>
-        <w:rPr>
-          <w:i w:val="1"/>
-          <w:iCs w:val="1"/>
-          <w:rtl w:val="0"/>
-        </w:rPr>
-        <w:t xml:space="preserve">College of Arch. and Env. Design, Kent State University,</w:t>
-      </w:r>
-      <w:r>
-        <w:rPr>
-          <w:rtl w:val="0"/>
-        </w:rPr>
-        <w:t xml:space="preserve"> Fall 2025 - Spring 2026</w:t>
-      </w:r>
-    </w:p>
-    <w:p>
-      <w:pPr>
-        <w:spacing w:after="0" w:lineRule="auto"/>
-        <w:ind w:left="270" w:firstLine="0"/>
-        <w:rPr/>
-      </w:pPr>
-      <w:r>
-        <w:rPr>
-          <w:rtl w:val="0"/>
-        </w:rPr>
-        <w:t xml:space="preserve">Performed OS updates and maintenance on lab computers, managed  &amp; performed troubleshooting of issues with wide-format plotters/printers, provided daily technical assistance to students and faculty</w:t>
-      </w:r>
-    </w:p>
-    <w:p>
-      <w:pPr>
-        <w:spacing w:after="0" w:lineRule="auto"/>
-        <w:ind w:left="0" w:firstLine="0"/>
-        <w:rPr/>
-      </w:pPr>
-      <w:r>
-        <w:rPr>
-          <w:b w:val="1"/>
-          <w:bCs w:val="1"/>
-          <w:rtl w:val="0"/>
-        </w:rPr>
-        <w:t xml:space="preserve">IT User Support Technician</w:t>
-      </w:r>
-      <w:r>
-        <w:rPr>
-          <w:rtl w:val="0"/>
-        </w:rPr>
-        <w:t xml:space="preserve">, </w:t>
-      </w:r>
-      <w:r>
-        <w:rPr>
-          <w:i w:val="1"/>
-          <w:iCs w:val="1"/>
-          <w:rtl w:val="0"/>
-        </w:rPr>
-        <w:t xml:space="preserve">College of Arts &amp; Sciences, Kent State University,</w:t>
-      </w:r>
-      <w:r>
-        <w:rPr>
-          <w:rtl w:val="0"/>
-        </w:rPr>
-        <w:t xml:space="preserve"> Fall 2024 </w:t>
-      </w:r>
-    </w:p>
-    <w:p>
-      <w:pPr>
-        <w:spacing w:after="0" w:lineRule="auto"/>
-        <w:ind w:left="270" w:firstLine="0"/>
-        <w:rPr/>
-      </w:pPr>
-      <w:r>
-        <w:rPr>
-          <w:rtl w:val="0"/>
-        </w:rPr>
-        <w:t xml:space="preserve">Provided Tier 1 support for university IT systems, helping resolve routine hardware/software issues, configure devices, and assist with classroom technology setups. </w:t>
-      </w:r>
-    </w:p>
-    <w:p>
-      <w:pPr>
-        <w:spacing w:after="0" w:line="259" w:lineRule="auto"/>
-        <w:ind w:left="0" w:firstLine="0"/>
-        <w:rPr/>
-      </w:pPr>
-      <w:r>
-        <w:rPr>
-          <w:rtl w:val="0"/>
-        </w:rPr>
-        <w:t xml:space="preserve"> </w:t>
-      </w:r>
-    </w:p>
-    <w:p>
-      <w:pPr>
-        <w:pStyle w:val="Heading1"/>
-        <w:ind w:left="-5" w:firstLine="0"/>
-        <w:rPr/>
-      </w:pPr>
-      <w:r>
-        <w:rPr>
-          <w:rtl w:val="0"/>
+        <w:rPr>
+          <w:rFonts w:asciiTheme="majorHAnsi" w:hAnsiTheme="majorHAnsi" w:cstheme="majorHAnsi"/>
+        </w:rPr>
+      </w:pPr>
+      <w:r>
+        <w:rPr>
+          <w:rFonts w:asciiTheme="majorHAnsi" w:hAnsiTheme="majorHAnsi" w:cstheme="majorHAnsi"/>
         </w:rPr>
         <w:t xml:space="preserve">PROJECT HIGHLIGHTS </w:t>
       </w:r>
@@ -674,32 +970,31 @@
           <w:ilvl w:val="0"/>
           <w:numId w:val="1"/>
         </w:numPr>
-        <w:spacing w:after="0" w:lineRule="auto"/>
-        <w:ind w:left="720" w:hanging="360"/>
-        <w:rPr>
-          <w:u w:val="none"/>
-        </w:rPr>
-      </w:pPr>
-      <w:r>
-        <w:rPr>
-          <w:rtl w:val="0"/>
+        <w:spacing w:after="0"/>
+        <w:rPr>
+          <w:rFonts w:asciiTheme="majorHAnsi" w:hAnsiTheme="majorHAnsi" w:cstheme="majorHAnsi"/>
+        </w:rPr>
+      </w:pPr>
+      <w:r>
+        <w:rPr>
+          <w:rFonts w:asciiTheme="majorHAnsi" w:hAnsiTheme="majorHAnsi" w:cstheme="majorHAnsi"/>
         </w:rPr>
         <w:t xml:space="preserve">Portfolio: </w:t>
       </w:r>
-      <w:hyperlink r:id="rId9">
+      <w:hyperlink r:id="rId7">
         <w:r>
           <w:rPr>
-            <w:color w:val="1c4587"/>
-            <w:rtl w:val="0"/>
+            <w:rFonts w:asciiTheme="majorHAnsi" w:hAnsiTheme="majorHAnsi" w:cstheme="majorHAnsi"/>
           </w:rPr>
-          <w:t xml:space="preserve">https://apittma8.github.io</w:t>
+          <w:t>https:/</w:t>
+        </w:r>
+        <w:r>
+          <w:rPr>
+            <w:rFonts w:asciiTheme="majorHAnsi" w:hAnsiTheme="majorHAnsi" w:cstheme="majorHAnsi"/>
+          </w:rPr>
+          <w:t>/portfolio.speedforge.net</w:t>
         </w:r>
       </w:hyperlink>
-      <w:r>
-        <w:rPr>
-          <w:rtl w:val="0"/>
-        </w:rPr>
-      </w:r>
     </w:p>
     <w:p>
       <w:pPr>
@@ -707,17 +1002,60 @@
           <w:ilvl w:val="0"/>
           <w:numId w:val="1"/>
         </w:numPr>
-        <w:spacing w:after="0" w:lineRule="auto"/>
-        <w:ind w:left="720" w:hanging="360"/>
-        <w:rPr>
-          <w:u w:val="none"/>
-        </w:rPr>
-      </w:pPr>
-      <w:r>
-        <w:rPr>
-          <w:rtl w:val="0"/>
-        </w:rPr>
-        <w:t xml:space="preserve">Converted XML &amp; Image files to PDF format and uploaded via API for permanent archival</w:t>
+        <w:spacing w:after="0"/>
+        <w:rPr>
+          <w:rFonts w:asciiTheme="majorHAnsi" w:hAnsiTheme="majorHAnsi" w:cstheme="majorHAnsi"/>
+        </w:rPr>
+      </w:pPr>
+      <w:r>
+        <w:rPr>
+          <w:rFonts w:asciiTheme="majorHAnsi" w:hAnsiTheme="majorHAnsi" w:cstheme="majorHAnsi"/>
+        </w:rPr>
+        <w:t>Built Python tooling for XML/image</w:t>
+      </w:r>
+      <w:r>
+        <w:rPr>
+          <w:rFonts w:asciiTheme="majorHAnsi" w:hAnsiTheme="majorHAnsi" w:cstheme="majorHAnsi"/>
+        </w:rPr>
+        <w:noBreakHyphen/>
+        <w:t>to</w:t>
+      </w:r>
+      <w:r>
+        <w:rPr>
+          <w:rFonts w:asciiTheme="majorHAnsi" w:hAnsiTheme="majorHAnsi" w:cstheme="majorHAnsi"/>
+        </w:rPr>
+        <w:noBreakHyphen/>
+        <w:t>PDF conversion</w:t>
+      </w:r>
+      <w:r>
+        <w:rPr>
+          <w:rFonts w:asciiTheme="majorHAnsi" w:hAnsiTheme="majorHAnsi" w:cstheme="majorHAnsi"/>
+        </w:rPr>
+        <w:t>;</w:t>
+      </w:r>
+      <w:r>
+        <w:rPr>
+          <w:rFonts w:asciiTheme="majorHAnsi" w:hAnsiTheme="majorHAnsi" w:cstheme="majorHAnsi"/>
+        </w:rPr>
+        <w:t xml:space="preserve"> OTS Designer </w:t>
+      </w:r>
+      <w:r>
+        <w:rPr>
+          <w:rFonts w:asciiTheme="majorHAnsi" w:hAnsiTheme="majorHAnsi" w:cstheme="majorHAnsi"/>
+        </w:rPr>
+        <w:t xml:space="preserve">used for </w:t>
+      </w:r>
+      <w:r>
+        <w:rPr>
+          <w:rFonts w:asciiTheme="majorHAnsi" w:hAnsiTheme="majorHAnsi" w:cstheme="majorHAnsi"/>
+        </w:rPr>
+        <w:t xml:space="preserve">final </w:t>
+      </w:r>
+      <w:r>
+        <w:rPr>
+          <w:rFonts w:asciiTheme="majorHAnsi" w:hAnsiTheme="majorHAnsi" w:cstheme="majorHAnsi"/>
+        </w:rPr>
+        <w:t>API processing</w:t>
       </w:r>
     </w:p>
     <w:p>
@@ -726,18 +1064,37 @@
           <w:ilvl w:val="0"/>
           <w:numId w:val="1"/>
         </w:numPr>
-        <w:spacing w:after="0" w:lineRule="auto"/>
-        <w:ind w:left="720" w:hanging="360"/>
-        <w:rPr>
-          <w:u w:val="none"/>
-        </w:rPr>
-      </w:pPr>
-      <w:r>
-        <w:rPr>
-          <w:rtl w:val="0"/>
-        </w:rPr>
-        <w:t xml:space="preserve">Developed and extended programs in Lua / Luau, Python, JavaScript, Java, C#, &amp; MS Powershell</w:t>
-      </w:r>
+        <w:spacing w:after="0"/>
+        <w:rPr>
+          <w:rFonts w:asciiTheme="majorHAnsi" w:hAnsiTheme="majorHAnsi" w:cstheme="majorHAnsi"/>
+        </w:rPr>
+      </w:pPr>
+      <w:r>
+        <w:rPr>
+          <w:rFonts w:asciiTheme="majorHAnsi" w:hAnsiTheme="majorHAnsi" w:cstheme="majorHAnsi"/>
+        </w:rPr>
+        <w:t xml:space="preserve">Developed and extended programs in Lua / Luau, Python, JavaScript, Java, C#, </w:t>
+      </w:r>
+      <w:r>
+        <w:rPr>
+          <w:rFonts w:asciiTheme="majorHAnsi" w:hAnsiTheme="majorHAnsi" w:cstheme="majorHAnsi"/>
+        </w:rPr>
+        <w:t>&amp;</w:t>
+      </w:r>
+      <w:r>
+        <w:rPr>
+          <w:rFonts w:asciiTheme="majorHAnsi" w:hAnsiTheme="majorHAnsi" w:cstheme="majorHAnsi"/>
+        </w:rPr>
+        <w:t xml:space="preserve"> MS </w:t>
+      </w:r>
+      <w:proofErr w:type="spellStart"/>
+      <w:r>
+        <w:rPr>
+          <w:rFonts w:asciiTheme="majorHAnsi" w:hAnsiTheme="majorHAnsi" w:cstheme="majorHAnsi"/>
+        </w:rPr>
+        <w:t>Powershell</w:t>
+      </w:r>
+      <w:proofErr w:type="spellEnd"/>
     </w:p>
     <w:p>
       <w:pPr>
@@ -745,17 +1102,16 @@
           <w:ilvl w:val="0"/>
           <w:numId w:val="1"/>
         </w:numPr>
-        <w:spacing w:after="0" w:lineRule="auto"/>
-        <w:ind w:left="720" w:hanging="360"/>
-        <w:rPr>
-          <w:u w:val="none"/>
-        </w:rPr>
-      </w:pPr>
-      <w:r>
-        <w:rPr>
-          <w:rtl w:val="0"/>
-        </w:rPr>
-        <w:t xml:space="preserve">Integrated RESTful APIs into projects to enable dynamic data retrieval and expand features</w:t>
+        <w:spacing w:after="0"/>
+        <w:rPr>
+          <w:rFonts w:asciiTheme="majorHAnsi" w:hAnsiTheme="majorHAnsi" w:cstheme="majorHAnsi"/>
+        </w:rPr>
+      </w:pPr>
+      <w:r>
+        <w:rPr>
+          <w:rFonts w:asciiTheme="majorHAnsi" w:hAnsiTheme="majorHAnsi" w:cstheme="majorHAnsi"/>
+        </w:rPr>
+        <w:t>Integrated RESTful APIs into projects to enable dynamic data retrieval and expand features</w:t>
       </w:r>
     </w:p>
     <w:p>
@@ -764,17 +1120,16 @@
           <w:ilvl w:val="0"/>
           <w:numId w:val="1"/>
         </w:numPr>
-        <w:spacing w:after="0" w:lineRule="auto"/>
-        <w:ind w:left="720" w:hanging="360"/>
-        <w:rPr>
-          <w:u w:val="none"/>
-        </w:rPr>
-      </w:pPr>
-      <w:r>
-        <w:rPr>
-          <w:rtl w:val="0"/>
-        </w:rPr>
-        <w:t xml:space="preserve">Built structured, responsive web pages and apps using HTML, CSS, JavaScript, React, and Node.js</w:t>
+        <w:spacing w:after="0"/>
+        <w:rPr>
+          <w:rFonts w:asciiTheme="majorHAnsi" w:hAnsiTheme="majorHAnsi" w:cstheme="majorHAnsi"/>
+        </w:rPr>
+      </w:pPr>
+      <w:r>
+        <w:rPr>
+          <w:rFonts w:asciiTheme="majorHAnsi" w:hAnsiTheme="majorHAnsi" w:cstheme="majorHAnsi"/>
+        </w:rPr>
+        <w:t>Built structured, responsive web pages and apps using HTML, CSS, JavaScript, React, and Node.js</w:t>
       </w:r>
     </w:p>
     <w:p>
@@ -783,34 +1138,484 @@
           <w:ilvl w:val="0"/>
           <w:numId w:val="1"/>
         </w:numPr>
-        <w:spacing w:after="0" w:lineRule="auto"/>
-        <w:ind w:left="720" w:hanging="360"/>
-        <w:rPr>
-          <w:u w:val="none"/>
-        </w:rPr>
-      </w:pPr>
-      <w:r>
-        <w:rPr>
-          <w:rtl w:val="0"/>
-        </w:rPr>
-        <w:t xml:space="preserve">Automated repetitive Office tasks by creating VBA macros that improved workflow efficiency</w:t>
+        <w:spacing w:after="0"/>
+        <w:rPr>
+          <w:rFonts w:asciiTheme="majorHAnsi" w:hAnsiTheme="majorHAnsi" w:cstheme="majorHAnsi"/>
+        </w:rPr>
+      </w:pPr>
+      <w:r>
+        <w:rPr>
+          <w:rFonts w:asciiTheme="majorHAnsi" w:hAnsiTheme="majorHAnsi" w:cstheme="majorHAnsi"/>
+        </w:rPr>
+        <w:t>Automated repetitive Office tasks by creating VBA macros that improved workflow efficiency</w:t>
       </w:r>
     </w:p>
     <w:sectPr>
-      <w:pgSz w:h="15840" w:w="12240" w:orient="portrait"/>
-      <w:pgMar w:bottom="1440" w:top="720" w:left="720" w:right="1066" w:header="720" w:footer="720"/>
+      <w:pgSz w:w="12240" w:h="15840"/>
+      <w:pgMar w:top="720" w:right="1066" w:bottom="1440" w:left="720" w:header="720" w:footer="720" w:gutter="0"/>
       <w:pgNumType w:start="1"/>
+      <w:cols w:space="720"/>
     </w:sectPr>
   </w:body>
 </w:document>
 </file>
 
 <file path=word/numbering.xml><?xml version="1.0" encoding="utf-8"?>
-<w:numbering xmlns:mc="http://schemas.openxmlformats.org/markup-compatibility/2006" xmlns:o="urn:schemas-microsoft-com:office:office" xmlns:r="http://schemas.openxmlformats.org/officeDocument/2006/relationships" xmlns:m="http://schemas.openxmlformats.org/officeDocument/2006/math" xmlns:v="urn:schemas-microsoft-com:vml" xmlns:wp="http://schemas.openxmlformats.org/drawingml/2006/wordprocessingDrawing" xmlns:w10="urn:schemas-microsoft-com:office:word" xmlns:w="http://schemas.openxmlformats.org/wordprocessingml/2006/main" xmlns:wne="http://schemas.microsoft.com/office/word/2006/wordml" xmlns:sl="http://schemas.openxmlformats.org/schemaLibrary/2006/main" xmlns:a="http://schemas.openxmlformats.org/drawingml/2006/main" xmlns:pic="http://schemas.openxmlformats.org/drawingml/2006/picture" xmlns:c="http://schemas.openxmlformats.org/drawingml/2006/chart" xmlns:lc="http://schemas.openxmlformats.org/drawingml/2006/lockedCanvas" xmlns:dgm="http://schemas.openxmlformats.org/drawingml/2006/diagram" xmlns:wps="http://schemas.microsoft.com/office/word/2010/wordprocessingShape" xmlns:wpg="http://schemas.microsoft.com/office/word/2010/wordprocessingGroup" xmlns:w14="http://schemas.microsoft.com/office/word/2010/wordml" xmlns:w15="http://schemas.microsoft.com/office/word/2012/wordml" xmlns:w16="http://schemas.microsoft.com/office/word/2018/wordml" xmlns:w16cex="http://schemas.microsoft.com/office/word/2018/wordml/cex" xmlns:w16cid="http://schemas.microsoft.com/office/word/2016/wordml/cid" xmlns="http://schemas.microsoft.com/office/tasks/2019/documenttasks" xmlns:cr="http://schemas.microsoft.com/office/comments/2020/reactions">
-  <w:abstractNum w:abstractNumId="1">
+<w:numbering xmlns:wpc="http://schemas.microsoft.com/office/word/2010/wordprocessingCanvas" xmlns:cx="http://schemas.microsoft.com/office/drawing/2014/chartex" xmlns:cx1="http://schemas.microsoft.com/office/drawing/2015/9/8/chartex" xmlns:cx2="http://schemas.microsoft.com/office/drawing/2015/10/21/chartex" xmlns:cx3="http://schemas.microsoft.com/office/drawing/2016/5/9/chartex" xmlns:cx4="http://schemas.microsoft.com/office/drawing/2016/5/10/chartex" xmlns:cx5="http://schemas.microsoft.com/office/drawing/2016/5/11/chartex" xmlns:cx6="http://schemas.microsoft.com/office/drawing/2016/5/12/chartex" xmlns:cx7="http://schemas.microsoft.com/office/drawing/2016/5/13/chartex" xmlns:cx8="http://schemas.microsoft.com/office/drawing/2016/5/14/chartex" xmlns:mc="http://schemas.openxmlformats.org/markup-compatibility/2006" xmlns:aink="http://schemas.microsoft.com/office/drawing/2016/ink" xmlns:am3d="http://schemas.microsoft.com/office/drawing/2017/model3d" xmlns:o="urn:schemas-microsoft-com:office:office" xmlns:oel="http://schemas.microsoft.com/office/2019/extlst" xmlns:r="http://schemas.openxmlformats.org/officeDocument/2006/relationships" xmlns:m="http://schemas.openxmlformats.org/officeDocument/2006/math" xmlns:v="urn:schemas-microsoft-com:vml" xmlns:wp14="http://schemas.microsoft.com/office/word/2010/wordprocessingDrawing" xmlns:wp="http://schemas.openxmlformats.org/drawingml/2006/wordprocessingDrawing" xmlns:w10="urn:schemas-microsoft-com:office:word" xmlns:w="http://schemas.openxmlformats.org/wordprocessingml/2006/main" xmlns:w14="http://schemas.microsoft.com/office/word/2010/wordml" xmlns:w15="http://schemas.microsoft.com/office/word/2012/wordml" xmlns:w16cex="http://schemas.microsoft.com/office/word/2018/wordml/cex" xmlns:w16cid="http://schemas.microsoft.com/office/word/2016/wordml/cid" xmlns:w16="http://schemas.microsoft.com/office/word/2018/wordml" xmlns:w16du="http://schemas.microsoft.com/office/word/2023/wordml/word16du" xmlns:w16sdtdh="http://schemas.microsoft.com/office/word/2020/wordml/sdtdatahash" xmlns:w16sdtfl="http://schemas.microsoft.com/office/word/2024/wordml/sdtformatlock" xmlns:w16se="http://schemas.microsoft.com/office/word/2015/wordml/symex" xmlns:wpg="http://schemas.microsoft.com/office/word/2010/wordprocessingGroup" xmlns:wpi="http://schemas.microsoft.com/office/word/2010/wordprocessingInk" xmlns:wne="http://schemas.microsoft.com/office/word/2006/wordml" xmlns:wps="http://schemas.microsoft.com/office/word/2010/wordprocessingShape" mc:Ignorable="w14 w15 w16se w16cid w16 w16cex w16sdtdh w16sdtfl w16du wp14">
+  <w:abstractNum w:abstractNumId="0" w15:restartNumberingAfterBreak="0">
+    <w:nsid w:val="1757234E"/>
+    <w:multiLevelType w:val="multilevel"/>
+    <w:tmpl w:val="1F94E646"/>
     <w:lvl w:ilvl="0">
       <w:start w:val="1"/>
       <w:numFmt w:val="bullet"/>
+      <w:lvlText w:val=""/>
+      <w:lvlJc w:val="left"/>
+      <w:pPr>
+        <w:tabs>
+          <w:tab w:val="num" w:pos="720"/>
+        </w:tabs>
+        <w:ind w:left="720" w:hanging="360"/>
+      </w:pPr>
+      <w:rPr>
+        <w:rFonts w:ascii="Symbol" w:hAnsi="Symbol" w:hint="default"/>
+        <w:sz w:val="20"/>
+      </w:rPr>
+    </w:lvl>
+    <w:lvl w:ilvl="1" w:tentative="1">
+      <w:start w:val="1"/>
+      <w:numFmt w:val="bullet"/>
+      <w:lvlText w:val="o"/>
+      <w:lvlJc w:val="left"/>
+      <w:pPr>
+        <w:tabs>
+          <w:tab w:val="num" w:pos="1440"/>
+        </w:tabs>
+        <w:ind w:left="1440" w:hanging="360"/>
+      </w:pPr>
+      <w:rPr>
+        <w:rFonts w:ascii="Courier New" w:hAnsi="Courier New" w:hint="default"/>
+        <w:sz w:val="20"/>
+      </w:rPr>
+    </w:lvl>
+    <w:lvl w:ilvl="2" w:tentative="1">
+      <w:start w:val="1"/>
+      <w:numFmt w:val="bullet"/>
+      <w:lvlText w:val=""/>
+      <w:lvlJc w:val="left"/>
+      <w:pPr>
+        <w:tabs>
+          <w:tab w:val="num" w:pos="2160"/>
+        </w:tabs>
+        <w:ind w:left="2160" w:hanging="360"/>
+      </w:pPr>
+      <w:rPr>
+        <w:rFonts w:ascii="Wingdings" w:hAnsi="Wingdings" w:hint="default"/>
+        <w:sz w:val="20"/>
+      </w:rPr>
+    </w:lvl>
+    <w:lvl w:ilvl="3" w:tentative="1">
+      <w:start w:val="1"/>
+      <w:numFmt w:val="bullet"/>
+      <w:lvlText w:val=""/>
+      <w:lvlJc w:val="left"/>
+      <w:pPr>
+        <w:tabs>
+          <w:tab w:val="num" w:pos="2880"/>
+        </w:tabs>
+        <w:ind w:left="2880" w:hanging="360"/>
+      </w:pPr>
+      <w:rPr>
+        <w:rFonts w:ascii="Wingdings" w:hAnsi="Wingdings" w:hint="default"/>
+        <w:sz w:val="20"/>
+      </w:rPr>
+    </w:lvl>
+    <w:lvl w:ilvl="4" w:tentative="1">
+      <w:start w:val="1"/>
+      <w:numFmt w:val="bullet"/>
+      <w:lvlText w:val=""/>
+      <w:lvlJc w:val="left"/>
+      <w:pPr>
+        <w:tabs>
+          <w:tab w:val="num" w:pos="3600"/>
+        </w:tabs>
+        <w:ind w:left="3600" w:hanging="360"/>
+      </w:pPr>
+      <w:rPr>
+        <w:rFonts w:ascii="Wingdings" w:hAnsi="Wingdings" w:hint="default"/>
+        <w:sz w:val="20"/>
+      </w:rPr>
+    </w:lvl>
+    <w:lvl w:ilvl="5" w:tentative="1">
+      <w:start w:val="1"/>
+      <w:numFmt w:val="bullet"/>
+      <w:lvlText w:val=""/>
+      <w:lvlJc w:val="left"/>
+      <w:pPr>
+        <w:tabs>
+          <w:tab w:val="num" w:pos="4320"/>
+        </w:tabs>
+        <w:ind w:left="4320" w:hanging="360"/>
+      </w:pPr>
+      <w:rPr>
+        <w:rFonts w:ascii="Wingdings" w:hAnsi="Wingdings" w:hint="default"/>
+        <w:sz w:val="20"/>
+      </w:rPr>
+    </w:lvl>
+    <w:lvl w:ilvl="6" w:tentative="1">
+      <w:start w:val="1"/>
+      <w:numFmt w:val="bullet"/>
+      <w:lvlText w:val=""/>
+      <w:lvlJc w:val="left"/>
+      <w:pPr>
+        <w:tabs>
+          <w:tab w:val="num" w:pos="5040"/>
+        </w:tabs>
+        <w:ind w:left="5040" w:hanging="360"/>
+      </w:pPr>
+      <w:rPr>
+        <w:rFonts w:ascii="Wingdings" w:hAnsi="Wingdings" w:hint="default"/>
+        <w:sz w:val="20"/>
+      </w:rPr>
+    </w:lvl>
+    <w:lvl w:ilvl="7" w:tentative="1">
+      <w:start w:val="1"/>
+      <w:numFmt w:val="bullet"/>
+      <w:lvlText w:val=""/>
+      <w:lvlJc w:val="left"/>
+      <w:pPr>
+        <w:tabs>
+          <w:tab w:val="num" w:pos="5760"/>
+        </w:tabs>
+        <w:ind w:left="5760" w:hanging="360"/>
+      </w:pPr>
+      <w:rPr>
+        <w:rFonts w:ascii="Wingdings" w:hAnsi="Wingdings" w:hint="default"/>
+        <w:sz w:val="20"/>
+      </w:rPr>
+    </w:lvl>
+    <w:lvl w:ilvl="8" w:tentative="1">
+      <w:start w:val="1"/>
+      <w:numFmt w:val="bullet"/>
+      <w:lvlText w:val=""/>
+      <w:lvlJc w:val="left"/>
+      <w:pPr>
+        <w:tabs>
+          <w:tab w:val="num" w:pos="6480"/>
+        </w:tabs>
+        <w:ind w:left="6480" w:hanging="360"/>
+      </w:pPr>
+      <w:rPr>
+        <w:rFonts w:ascii="Wingdings" w:hAnsi="Wingdings" w:hint="default"/>
+        <w:sz w:val="20"/>
+      </w:rPr>
+    </w:lvl>
+  </w:abstractNum>
+  <w:abstractNum w:abstractNumId="1" w15:restartNumberingAfterBreak="0">
+    <w:nsid w:val="1BCA5CD5"/>
+    <w:multiLevelType w:val="multilevel"/>
+    <w:tmpl w:val="52E2FA9A"/>
+    <w:lvl w:ilvl="0">
+      <w:start w:val="1"/>
+      <w:numFmt w:val="bullet"/>
+      <w:lvlText w:val=""/>
+      <w:lvlJc w:val="left"/>
+      <w:pPr>
+        <w:tabs>
+          <w:tab w:val="num" w:pos="720"/>
+        </w:tabs>
+        <w:ind w:left="720" w:hanging="360"/>
+      </w:pPr>
+      <w:rPr>
+        <w:rFonts w:ascii="Symbol" w:hAnsi="Symbol" w:hint="default"/>
+        <w:sz w:val="20"/>
+      </w:rPr>
+    </w:lvl>
+    <w:lvl w:ilvl="1" w:tentative="1">
+      <w:start w:val="1"/>
+      <w:numFmt w:val="bullet"/>
+      <w:lvlText w:val="o"/>
+      <w:lvlJc w:val="left"/>
+      <w:pPr>
+        <w:tabs>
+          <w:tab w:val="num" w:pos="1440"/>
+        </w:tabs>
+        <w:ind w:left="1440" w:hanging="360"/>
+      </w:pPr>
+      <w:rPr>
+        <w:rFonts w:ascii="Courier New" w:hAnsi="Courier New" w:hint="default"/>
+        <w:sz w:val="20"/>
+      </w:rPr>
+    </w:lvl>
+    <w:lvl w:ilvl="2" w:tentative="1">
+      <w:start w:val="1"/>
+      <w:numFmt w:val="bullet"/>
+      <w:lvlText w:val=""/>
+      <w:lvlJc w:val="left"/>
+      <w:pPr>
+        <w:tabs>
+          <w:tab w:val="num" w:pos="2160"/>
+        </w:tabs>
+        <w:ind w:left="2160" w:hanging="360"/>
+      </w:pPr>
+      <w:rPr>
+        <w:rFonts w:ascii="Wingdings" w:hAnsi="Wingdings" w:hint="default"/>
+        <w:sz w:val="20"/>
+      </w:rPr>
+    </w:lvl>
+    <w:lvl w:ilvl="3" w:tentative="1">
+      <w:start w:val="1"/>
+      <w:numFmt w:val="bullet"/>
+      <w:lvlText w:val=""/>
+      <w:lvlJc w:val="left"/>
+      <w:pPr>
+        <w:tabs>
+          <w:tab w:val="num" w:pos="2880"/>
+        </w:tabs>
+        <w:ind w:left="2880" w:hanging="360"/>
+      </w:pPr>
+      <w:rPr>
+        <w:rFonts w:ascii="Wingdings" w:hAnsi="Wingdings" w:hint="default"/>
+        <w:sz w:val="20"/>
+      </w:rPr>
+    </w:lvl>
+    <w:lvl w:ilvl="4" w:tentative="1">
+      <w:start w:val="1"/>
+      <w:numFmt w:val="bullet"/>
+      <w:lvlText w:val=""/>
+      <w:lvlJc w:val="left"/>
+      <w:pPr>
+        <w:tabs>
+          <w:tab w:val="num" w:pos="3600"/>
+        </w:tabs>
+        <w:ind w:left="3600" w:hanging="360"/>
+      </w:pPr>
+      <w:rPr>
+        <w:rFonts w:ascii="Wingdings" w:hAnsi="Wingdings" w:hint="default"/>
+        <w:sz w:val="20"/>
+      </w:rPr>
+    </w:lvl>
+    <w:lvl w:ilvl="5" w:tentative="1">
+      <w:start w:val="1"/>
+      <w:numFmt w:val="bullet"/>
+      <w:lvlText w:val=""/>
+      <w:lvlJc w:val="left"/>
+      <w:pPr>
+        <w:tabs>
+          <w:tab w:val="num" w:pos="4320"/>
+        </w:tabs>
+        <w:ind w:left="4320" w:hanging="360"/>
+      </w:pPr>
+      <w:rPr>
+        <w:rFonts w:ascii="Wingdings" w:hAnsi="Wingdings" w:hint="default"/>
+        <w:sz w:val="20"/>
+      </w:rPr>
+    </w:lvl>
+    <w:lvl w:ilvl="6" w:tentative="1">
+      <w:start w:val="1"/>
+      <w:numFmt w:val="bullet"/>
+      <w:lvlText w:val=""/>
+      <w:lvlJc w:val="left"/>
+      <w:pPr>
+        <w:tabs>
+          <w:tab w:val="num" w:pos="5040"/>
+        </w:tabs>
+        <w:ind w:left="5040" w:hanging="360"/>
+      </w:pPr>
+      <w:rPr>
+        <w:rFonts w:ascii="Wingdings" w:hAnsi="Wingdings" w:hint="default"/>
+        <w:sz w:val="20"/>
+      </w:rPr>
+    </w:lvl>
+    <w:lvl w:ilvl="7" w:tentative="1">
+      <w:start w:val="1"/>
+      <w:numFmt w:val="bullet"/>
+      <w:lvlText w:val=""/>
+      <w:lvlJc w:val="left"/>
+      <w:pPr>
+        <w:tabs>
+          <w:tab w:val="num" w:pos="5760"/>
+        </w:tabs>
+        <w:ind w:left="5760" w:hanging="360"/>
+      </w:pPr>
+      <w:rPr>
+        <w:rFonts w:ascii="Wingdings" w:hAnsi="Wingdings" w:hint="default"/>
+        <w:sz w:val="20"/>
+      </w:rPr>
+    </w:lvl>
+    <w:lvl w:ilvl="8" w:tentative="1">
+      <w:start w:val="1"/>
+      <w:numFmt w:val="bullet"/>
+      <w:lvlText w:val=""/>
+      <w:lvlJc w:val="left"/>
+      <w:pPr>
+        <w:tabs>
+          <w:tab w:val="num" w:pos="6480"/>
+        </w:tabs>
+        <w:ind w:left="6480" w:hanging="360"/>
+      </w:pPr>
+      <w:rPr>
+        <w:rFonts w:ascii="Wingdings" w:hAnsi="Wingdings" w:hint="default"/>
+        <w:sz w:val="20"/>
+      </w:rPr>
+    </w:lvl>
+  </w:abstractNum>
+  <w:abstractNum w:abstractNumId="2" w15:restartNumberingAfterBreak="0">
+    <w:nsid w:val="291F577A"/>
+    <w:multiLevelType w:val="multilevel"/>
+    <w:tmpl w:val="5600CA40"/>
+    <w:lvl w:ilvl="0">
+      <w:start w:val="1"/>
+      <w:numFmt w:val="bullet"/>
+      <w:lvlText w:val=""/>
+      <w:lvlJc w:val="left"/>
+      <w:pPr>
+        <w:tabs>
+          <w:tab w:val="num" w:pos="720"/>
+        </w:tabs>
+        <w:ind w:left="720" w:hanging="360"/>
+      </w:pPr>
+      <w:rPr>
+        <w:rFonts w:ascii="Symbol" w:hAnsi="Symbol" w:hint="default"/>
+        <w:sz w:val="20"/>
+      </w:rPr>
+    </w:lvl>
+    <w:lvl w:ilvl="1" w:tentative="1">
+      <w:start w:val="1"/>
+      <w:numFmt w:val="bullet"/>
+      <w:lvlText w:val="o"/>
+      <w:lvlJc w:val="left"/>
+      <w:pPr>
+        <w:tabs>
+          <w:tab w:val="num" w:pos="1440"/>
+        </w:tabs>
+        <w:ind w:left="1440" w:hanging="360"/>
+      </w:pPr>
+      <w:rPr>
+        <w:rFonts w:ascii="Courier New" w:hAnsi="Courier New" w:hint="default"/>
+        <w:sz w:val="20"/>
+      </w:rPr>
+    </w:lvl>
+    <w:lvl w:ilvl="2" w:tentative="1">
+      <w:start w:val="1"/>
+      <w:numFmt w:val="bullet"/>
+      <w:lvlText w:val=""/>
+      <w:lvlJc w:val="left"/>
+      <w:pPr>
+        <w:tabs>
+          <w:tab w:val="num" w:pos="2160"/>
+        </w:tabs>
+        <w:ind w:left="2160" w:hanging="360"/>
+      </w:pPr>
+      <w:rPr>
+        <w:rFonts w:ascii="Wingdings" w:hAnsi="Wingdings" w:hint="default"/>
+        <w:sz w:val="20"/>
+      </w:rPr>
+    </w:lvl>
+    <w:lvl w:ilvl="3" w:tentative="1">
+      <w:start w:val="1"/>
+      <w:numFmt w:val="bullet"/>
+      <w:lvlText w:val=""/>
+      <w:lvlJc w:val="left"/>
+      <w:pPr>
+        <w:tabs>
+          <w:tab w:val="num" w:pos="2880"/>
+        </w:tabs>
+        <w:ind w:left="2880" w:hanging="360"/>
+      </w:pPr>
+      <w:rPr>
+        <w:rFonts w:ascii="Wingdings" w:hAnsi="Wingdings" w:hint="default"/>
+        <w:sz w:val="20"/>
+      </w:rPr>
+    </w:lvl>
+    <w:lvl w:ilvl="4" w:tentative="1">
+      <w:start w:val="1"/>
+      <w:numFmt w:val="bullet"/>
+      <w:lvlText w:val=""/>
+      <w:lvlJc w:val="left"/>
+      <w:pPr>
+        <w:tabs>
+          <w:tab w:val="num" w:pos="3600"/>
+        </w:tabs>
+        <w:ind w:left="3600" w:hanging="360"/>
+      </w:pPr>
+      <w:rPr>
+        <w:rFonts w:ascii="Wingdings" w:hAnsi="Wingdings" w:hint="default"/>
+        <w:sz w:val="20"/>
+      </w:rPr>
+    </w:lvl>
+    <w:lvl w:ilvl="5" w:tentative="1">
+      <w:start w:val="1"/>
+      <w:numFmt w:val="bullet"/>
+      <w:lvlText w:val=""/>
+      <w:lvlJc w:val="left"/>
+      <w:pPr>
+        <w:tabs>
+          <w:tab w:val="num" w:pos="4320"/>
+        </w:tabs>
+        <w:ind w:left="4320" w:hanging="360"/>
+      </w:pPr>
+      <w:rPr>
+        <w:rFonts w:ascii="Wingdings" w:hAnsi="Wingdings" w:hint="default"/>
+        <w:sz w:val="20"/>
+      </w:rPr>
+    </w:lvl>
+    <w:lvl w:ilvl="6" w:tentative="1">
+      <w:start w:val="1"/>
+      <w:numFmt w:val="bullet"/>
+      <w:lvlText w:val=""/>
+      <w:lvlJc w:val="left"/>
+      <w:pPr>
+        <w:tabs>
+          <w:tab w:val="num" w:pos="5040"/>
+        </w:tabs>
+        <w:ind w:left="5040" w:hanging="360"/>
+      </w:pPr>
+      <w:rPr>
+        <w:rFonts w:ascii="Wingdings" w:hAnsi="Wingdings" w:hint="default"/>
+        <w:sz w:val="20"/>
+      </w:rPr>
+    </w:lvl>
+    <w:lvl w:ilvl="7" w:tentative="1">
+      <w:start w:val="1"/>
+      <w:numFmt w:val="bullet"/>
+      <w:lvlText w:val=""/>
+      <w:lvlJc w:val="left"/>
+      <w:pPr>
+        <w:tabs>
+          <w:tab w:val="num" w:pos="5760"/>
+        </w:tabs>
+        <w:ind w:left="5760" w:hanging="360"/>
+      </w:pPr>
+      <w:rPr>
+        <w:rFonts w:ascii="Wingdings" w:hAnsi="Wingdings" w:hint="default"/>
+        <w:sz w:val="20"/>
+      </w:rPr>
+    </w:lvl>
+    <w:lvl w:ilvl="8" w:tentative="1">
+      <w:start w:val="1"/>
+      <w:numFmt w:val="bullet"/>
+      <w:lvlText w:val=""/>
+      <w:lvlJc w:val="left"/>
+      <w:pPr>
+        <w:tabs>
+          <w:tab w:val="num" w:pos="6480"/>
+        </w:tabs>
+        <w:ind w:left="6480" w:hanging="360"/>
+      </w:pPr>
+      <w:rPr>
+        <w:rFonts w:ascii="Wingdings" w:hAnsi="Wingdings" w:hint="default"/>
+        <w:sz w:val="20"/>
+      </w:rPr>
+    </w:lvl>
+  </w:abstractNum>
+  <w:abstractNum w:abstractNumId="3" w15:restartNumberingAfterBreak="0">
+    <w:nsid w:val="2BC138E9"/>
+    <w:multiLevelType w:val="multilevel"/>
+    <w:tmpl w:val="1AE89E8A"/>
+    <w:lvl w:ilvl="0">
+      <w:start w:val="1"/>
+      <w:numFmt w:val="bullet"/>
       <w:lvlText w:val="●"/>
       <w:lvlJc w:val="left"/>
       <w:pPr>
@@ -917,21 +1722,486 @@
       </w:rPr>
     </w:lvl>
   </w:abstractNum>
-  <w:num w:numId="1">
+  <w:abstractNum w:abstractNumId="4" w15:restartNumberingAfterBreak="0">
+    <w:nsid w:val="2E7A4BA1"/>
+    <w:multiLevelType w:val="multilevel"/>
+    <w:tmpl w:val="28EA1EF8"/>
+    <w:lvl w:ilvl="0">
+      <w:start w:val="1"/>
+      <w:numFmt w:val="bullet"/>
+      <w:lvlText w:val=""/>
+      <w:lvlJc w:val="left"/>
+      <w:pPr>
+        <w:tabs>
+          <w:tab w:val="num" w:pos="720"/>
+        </w:tabs>
+        <w:ind w:left="720" w:hanging="360"/>
+      </w:pPr>
+      <w:rPr>
+        <w:rFonts w:ascii="Symbol" w:hAnsi="Symbol" w:hint="default"/>
+        <w:sz w:val="20"/>
+      </w:rPr>
+    </w:lvl>
+    <w:lvl w:ilvl="1" w:tentative="1">
+      <w:start w:val="1"/>
+      <w:numFmt w:val="bullet"/>
+      <w:lvlText w:val="o"/>
+      <w:lvlJc w:val="left"/>
+      <w:pPr>
+        <w:tabs>
+          <w:tab w:val="num" w:pos="1440"/>
+        </w:tabs>
+        <w:ind w:left="1440" w:hanging="360"/>
+      </w:pPr>
+      <w:rPr>
+        <w:rFonts w:ascii="Courier New" w:hAnsi="Courier New" w:hint="default"/>
+        <w:sz w:val="20"/>
+      </w:rPr>
+    </w:lvl>
+    <w:lvl w:ilvl="2" w:tentative="1">
+      <w:start w:val="1"/>
+      <w:numFmt w:val="bullet"/>
+      <w:lvlText w:val=""/>
+      <w:lvlJc w:val="left"/>
+      <w:pPr>
+        <w:tabs>
+          <w:tab w:val="num" w:pos="2160"/>
+        </w:tabs>
+        <w:ind w:left="2160" w:hanging="360"/>
+      </w:pPr>
+      <w:rPr>
+        <w:rFonts w:ascii="Wingdings" w:hAnsi="Wingdings" w:hint="default"/>
+        <w:sz w:val="20"/>
+      </w:rPr>
+    </w:lvl>
+    <w:lvl w:ilvl="3" w:tentative="1">
+      <w:start w:val="1"/>
+      <w:numFmt w:val="bullet"/>
+      <w:lvlText w:val=""/>
+      <w:lvlJc w:val="left"/>
+      <w:pPr>
+        <w:tabs>
+          <w:tab w:val="num" w:pos="2880"/>
+        </w:tabs>
+        <w:ind w:left="2880" w:hanging="360"/>
+      </w:pPr>
+      <w:rPr>
+        <w:rFonts w:ascii="Wingdings" w:hAnsi="Wingdings" w:hint="default"/>
+        <w:sz w:val="20"/>
+      </w:rPr>
+    </w:lvl>
+    <w:lvl w:ilvl="4" w:tentative="1">
+      <w:start w:val="1"/>
+      <w:numFmt w:val="bullet"/>
+      <w:lvlText w:val=""/>
+      <w:lvlJc w:val="left"/>
+      <w:pPr>
+        <w:tabs>
+          <w:tab w:val="num" w:pos="3600"/>
+        </w:tabs>
+        <w:ind w:left="3600" w:hanging="360"/>
+      </w:pPr>
+      <w:rPr>
+        <w:rFonts w:ascii="Wingdings" w:hAnsi="Wingdings" w:hint="default"/>
+        <w:sz w:val="20"/>
+      </w:rPr>
+    </w:lvl>
+    <w:lvl w:ilvl="5" w:tentative="1">
+      <w:start w:val="1"/>
+      <w:numFmt w:val="bullet"/>
+      <w:lvlText w:val=""/>
+      <w:lvlJc w:val="left"/>
+      <w:pPr>
+        <w:tabs>
+          <w:tab w:val="num" w:pos="4320"/>
+        </w:tabs>
+        <w:ind w:left="4320" w:hanging="360"/>
+      </w:pPr>
+      <w:rPr>
+        <w:rFonts w:ascii="Wingdings" w:hAnsi="Wingdings" w:hint="default"/>
+        <w:sz w:val="20"/>
+      </w:rPr>
+    </w:lvl>
+    <w:lvl w:ilvl="6" w:tentative="1">
+      <w:start w:val="1"/>
+      <w:numFmt w:val="bullet"/>
+      <w:lvlText w:val=""/>
+      <w:lvlJc w:val="left"/>
+      <w:pPr>
+        <w:tabs>
+          <w:tab w:val="num" w:pos="5040"/>
+        </w:tabs>
+        <w:ind w:left="5040" w:hanging="360"/>
+      </w:pPr>
+      <w:rPr>
+        <w:rFonts w:ascii="Wingdings" w:hAnsi="Wingdings" w:hint="default"/>
+        <w:sz w:val="20"/>
+      </w:rPr>
+    </w:lvl>
+    <w:lvl w:ilvl="7" w:tentative="1">
+      <w:start w:val="1"/>
+      <w:numFmt w:val="bullet"/>
+      <w:lvlText w:val=""/>
+      <w:lvlJc w:val="left"/>
+      <w:pPr>
+        <w:tabs>
+          <w:tab w:val="num" w:pos="5760"/>
+        </w:tabs>
+        <w:ind w:left="5760" w:hanging="360"/>
+      </w:pPr>
+      <w:rPr>
+        <w:rFonts w:ascii="Wingdings" w:hAnsi="Wingdings" w:hint="default"/>
+        <w:sz w:val="20"/>
+      </w:rPr>
+    </w:lvl>
+    <w:lvl w:ilvl="8" w:tentative="1">
+      <w:start w:val="1"/>
+      <w:numFmt w:val="bullet"/>
+      <w:lvlText w:val=""/>
+      <w:lvlJc w:val="left"/>
+      <w:pPr>
+        <w:tabs>
+          <w:tab w:val="num" w:pos="6480"/>
+        </w:tabs>
+        <w:ind w:left="6480" w:hanging="360"/>
+      </w:pPr>
+      <w:rPr>
+        <w:rFonts w:ascii="Wingdings" w:hAnsi="Wingdings" w:hint="default"/>
+        <w:sz w:val="20"/>
+      </w:rPr>
+    </w:lvl>
+  </w:abstractNum>
+  <w:abstractNum w:abstractNumId="5" w15:restartNumberingAfterBreak="0">
+    <w:nsid w:val="37FA39B9"/>
+    <w:multiLevelType w:val="multilevel"/>
+    <w:tmpl w:val="3A28874A"/>
+    <w:lvl w:ilvl="0">
+      <w:start w:val="1"/>
+      <w:numFmt w:val="bullet"/>
+      <w:lvlText w:val=""/>
+      <w:lvlJc w:val="left"/>
+      <w:pPr>
+        <w:tabs>
+          <w:tab w:val="num" w:pos="720"/>
+        </w:tabs>
+        <w:ind w:left="720" w:hanging="360"/>
+      </w:pPr>
+      <w:rPr>
+        <w:rFonts w:ascii="Symbol" w:hAnsi="Symbol" w:hint="default"/>
+        <w:sz w:val="20"/>
+      </w:rPr>
+    </w:lvl>
+    <w:lvl w:ilvl="1" w:tentative="1">
+      <w:start w:val="1"/>
+      <w:numFmt w:val="bullet"/>
+      <w:lvlText w:val="o"/>
+      <w:lvlJc w:val="left"/>
+      <w:pPr>
+        <w:tabs>
+          <w:tab w:val="num" w:pos="1440"/>
+        </w:tabs>
+        <w:ind w:left="1440" w:hanging="360"/>
+      </w:pPr>
+      <w:rPr>
+        <w:rFonts w:ascii="Courier New" w:hAnsi="Courier New" w:hint="default"/>
+        <w:sz w:val="20"/>
+      </w:rPr>
+    </w:lvl>
+    <w:lvl w:ilvl="2" w:tentative="1">
+      <w:start w:val="1"/>
+      <w:numFmt w:val="bullet"/>
+      <w:lvlText w:val=""/>
+      <w:lvlJc w:val="left"/>
+      <w:pPr>
+        <w:tabs>
+          <w:tab w:val="num" w:pos="2160"/>
+        </w:tabs>
+        <w:ind w:left="2160" w:hanging="360"/>
+      </w:pPr>
+      <w:rPr>
+        <w:rFonts w:ascii="Wingdings" w:hAnsi="Wingdings" w:hint="default"/>
+        <w:sz w:val="20"/>
+      </w:rPr>
+    </w:lvl>
+    <w:lvl w:ilvl="3" w:tentative="1">
+      <w:start w:val="1"/>
+      <w:numFmt w:val="bullet"/>
+      <w:lvlText w:val=""/>
+      <w:lvlJc w:val="left"/>
+      <w:pPr>
+        <w:tabs>
+          <w:tab w:val="num" w:pos="2880"/>
+        </w:tabs>
+        <w:ind w:left="2880" w:hanging="360"/>
+      </w:pPr>
+      <w:rPr>
+        <w:rFonts w:ascii="Wingdings" w:hAnsi="Wingdings" w:hint="default"/>
+        <w:sz w:val="20"/>
+      </w:rPr>
+    </w:lvl>
+    <w:lvl w:ilvl="4" w:tentative="1">
+      <w:start w:val="1"/>
+      <w:numFmt w:val="bullet"/>
+      <w:lvlText w:val=""/>
+      <w:lvlJc w:val="left"/>
+      <w:pPr>
+        <w:tabs>
+          <w:tab w:val="num" w:pos="3600"/>
+        </w:tabs>
+        <w:ind w:left="3600" w:hanging="360"/>
+      </w:pPr>
+      <w:rPr>
+        <w:rFonts w:ascii="Wingdings" w:hAnsi="Wingdings" w:hint="default"/>
+        <w:sz w:val="20"/>
+      </w:rPr>
+    </w:lvl>
+    <w:lvl w:ilvl="5" w:tentative="1">
+      <w:start w:val="1"/>
+      <w:numFmt w:val="bullet"/>
+      <w:lvlText w:val=""/>
+      <w:lvlJc w:val="left"/>
+      <w:pPr>
+        <w:tabs>
+          <w:tab w:val="num" w:pos="4320"/>
+        </w:tabs>
+        <w:ind w:left="4320" w:hanging="360"/>
+      </w:pPr>
+      <w:rPr>
+        <w:rFonts w:ascii="Wingdings" w:hAnsi="Wingdings" w:hint="default"/>
+        <w:sz w:val="20"/>
+      </w:rPr>
+    </w:lvl>
+    <w:lvl w:ilvl="6" w:tentative="1">
+      <w:start w:val="1"/>
+      <w:numFmt w:val="bullet"/>
+      <w:lvlText w:val=""/>
+      <w:lvlJc w:val="left"/>
+      <w:pPr>
+        <w:tabs>
+          <w:tab w:val="num" w:pos="5040"/>
+        </w:tabs>
+        <w:ind w:left="5040" w:hanging="360"/>
+      </w:pPr>
+      <w:rPr>
+        <w:rFonts w:ascii="Wingdings" w:hAnsi="Wingdings" w:hint="default"/>
+        <w:sz w:val="20"/>
+      </w:rPr>
+    </w:lvl>
+    <w:lvl w:ilvl="7" w:tentative="1">
+      <w:start w:val="1"/>
+      <w:numFmt w:val="bullet"/>
+      <w:lvlText w:val=""/>
+      <w:lvlJc w:val="left"/>
+      <w:pPr>
+        <w:tabs>
+          <w:tab w:val="num" w:pos="5760"/>
+        </w:tabs>
+        <w:ind w:left="5760" w:hanging="360"/>
+      </w:pPr>
+      <w:rPr>
+        <w:rFonts w:ascii="Wingdings" w:hAnsi="Wingdings" w:hint="default"/>
+        <w:sz w:val="20"/>
+      </w:rPr>
+    </w:lvl>
+    <w:lvl w:ilvl="8" w:tentative="1">
+      <w:start w:val="1"/>
+      <w:numFmt w:val="bullet"/>
+      <w:lvlText w:val=""/>
+      <w:lvlJc w:val="left"/>
+      <w:pPr>
+        <w:tabs>
+          <w:tab w:val="num" w:pos="6480"/>
+        </w:tabs>
+        <w:ind w:left="6480" w:hanging="360"/>
+      </w:pPr>
+      <w:rPr>
+        <w:rFonts w:ascii="Wingdings" w:hAnsi="Wingdings" w:hint="default"/>
+        <w:sz w:val="20"/>
+      </w:rPr>
+    </w:lvl>
+  </w:abstractNum>
+  <w:abstractNum w:abstractNumId="6" w15:restartNumberingAfterBreak="0">
+    <w:nsid w:val="4EAB2ACB"/>
+    <w:multiLevelType w:val="multilevel"/>
+    <w:tmpl w:val="C6565D80"/>
+    <w:lvl w:ilvl="0">
+      <w:start w:val="1"/>
+      <w:numFmt w:val="bullet"/>
+      <w:lvlText w:val=""/>
+      <w:lvlJc w:val="left"/>
+      <w:pPr>
+        <w:tabs>
+          <w:tab w:val="num" w:pos="720"/>
+        </w:tabs>
+        <w:ind w:left="720" w:hanging="360"/>
+      </w:pPr>
+      <w:rPr>
+        <w:rFonts w:ascii="Symbol" w:hAnsi="Symbol" w:hint="default"/>
+        <w:sz w:val="20"/>
+      </w:rPr>
+    </w:lvl>
+    <w:lvl w:ilvl="1" w:tentative="1">
+      <w:start w:val="1"/>
+      <w:numFmt w:val="bullet"/>
+      <w:lvlText w:val="o"/>
+      <w:lvlJc w:val="left"/>
+      <w:pPr>
+        <w:tabs>
+          <w:tab w:val="num" w:pos="1440"/>
+        </w:tabs>
+        <w:ind w:left="1440" w:hanging="360"/>
+      </w:pPr>
+      <w:rPr>
+        <w:rFonts w:ascii="Courier New" w:hAnsi="Courier New" w:hint="default"/>
+        <w:sz w:val="20"/>
+      </w:rPr>
+    </w:lvl>
+    <w:lvl w:ilvl="2" w:tentative="1">
+      <w:start w:val="1"/>
+      <w:numFmt w:val="bullet"/>
+      <w:lvlText w:val=""/>
+      <w:lvlJc w:val="left"/>
+      <w:pPr>
+        <w:tabs>
+          <w:tab w:val="num" w:pos="2160"/>
+        </w:tabs>
+        <w:ind w:left="2160" w:hanging="360"/>
+      </w:pPr>
+      <w:rPr>
+        <w:rFonts w:ascii="Wingdings" w:hAnsi="Wingdings" w:hint="default"/>
+        <w:sz w:val="20"/>
+      </w:rPr>
+    </w:lvl>
+    <w:lvl w:ilvl="3" w:tentative="1">
+      <w:start w:val="1"/>
+      <w:numFmt w:val="bullet"/>
+      <w:lvlText w:val=""/>
+      <w:lvlJc w:val="left"/>
+      <w:pPr>
+        <w:tabs>
+          <w:tab w:val="num" w:pos="2880"/>
+        </w:tabs>
+        <w:ind w:left="2880" w:hanging="360"/>
+      </w:pPr>
+      <w:rPr>
+        <w:rFonts w:ascii="Wingdings" w:hAnsi="Wingdings" w:hint="default"/>
+        <w:sz w:val="20"/>
+      </w:rPr>
+    </w:lvl>
+    <w:lvl w:ilvl="4" w:tentative="1">
+      <w:start w:val="1"/>
+      <w:numFmt w:val="bullet"/>
+      <w:lvlText w:val=""/>
+      <w:lvlJc w:val="left"/>
+      <w:pPr>
+        <w:tabs>
+          <w:tab w:val="num" w:pos="3600"/>
+        </w:tabs>
+        <w:ind w:left="3600" w:hanging="360"/>
+      </w:pPr>
+      <w:rPr>
+        <w:rFonts w:ascii="Wingdings" w:hAnsi="Wingdings" w:hint="default"/>
+        <w:sz w:val="20"/>
+      </w:rPr>
+    </w:lvl>
+    <w:lvl w:ilvl="5" w:tentative="1">
+      <w:start w:val="1"/>
+      <w:numFmt w:val="bullet"/>
+      <w:lvlText w:val=""/>
+      <w:lvlJc w:val="left"/>
+      <w:pPr>
+        <w:tabs>
+          <w:tab w:val="num" w:pos="4320"/>
+        </w:tabs>
+        <w:ind w:left="4320" w:hanging="360"/>
+      </w:pPr>
+      <w:rPr>
+        <w:rFonts w:ascii="Wingdings" w:hAnsi="Wingdings" w:hint="default"/>
+        <w:sz w:val="20"/>
+      </w:rPr>
+    </w:lvl>
+    <w:lvl w:ilvl="6" w:tentative="1">
+      <w:start w:val="1"/>
+      <w:numFmt w:val="bullet"/>
+      <w:lvlText w:val=""/>
+      <w:lvlJc w:val="left"/>
+      <w:pPr>
+        <w:tabs>
+          <w:tab w:val="num" w:pos="5040"/>
+        </w:tabs>
+        <w:ind w:left="5040" w:hanging="360"/>
+      </w:pPr>
+      <w:rPr>
+        <w:rFonts w:ascii="Wingdings" w:hAnsi="Wingdings" w:hint="default"/>
+        <w:sz w:val="20"/>
+      </w:rPr>
+    </w:lvl>
+    <w:lvl w:ilvl="7" w:tentative="1">
+      <w:start w:val="1"/>
+      <w:numFmt w:val="bullet"/>
+      <w:lvlText w:val=""/>
+      <w:lvlJc w:val="left"/>
+      <w:pPr>
+        <w:tabs>
+          <w:tab w:val="num" w:pos="5760"/>
+        </w:tabs>
+        <w:ind w:left="5760" w:hanging="360"/>
+      </w:pPr>
+      <w:rPr>
+        <w:rFonts w:ascii="Wingdings" w:hAnsi="Wingdings" w:hint="default"/>
+        <w:sz w:val="20"/>
+      </w:rPr>
+    </w:lvl>
+    <w:lvl w:ilvl="8" w:tentative="1">
+      <w:start w:val="1"/>
+      <w:numFmt w:val="bullet"/>
+      <w:lvlText w:val=""/>
+      <w:lvlJc w:val="left"/>
+      <w:pPr>
+        <w:tabs>
+          <w:tab w:val="num" w:pos="6480"/>
+        </w:tabs>
+        <w:ind w:left="6480" w:hanging="360"/>
+      </w:pPr>
+      <w:rPr>
+        <w:rFonts w:ascii="Wingdings" w:hAnsi="Wingdings" w:hint="default"/>
+        <w:sz w:val="20"/>
+      </w:rPr>
+    </w:lvl>
+  </w:abstractNum>
+  <w:num w:numId="1" w16cid:durableId="2005937647">
+    <w:abstractNumId w:val="3"/>
+  </w:num>
+  <w:num w:numId="2" w16cid:durableId="1435054126">
+    <w:abstractNumId w:val="5"/>
+  </w:num>
+  <w:num w:numId="3" w16cid:durableId="1303584073">
+    <w:abstractNumId w:val="0"/>
+  </w:num>
+  <w:num w:numId="4" w16cid:durableId="1047265431">
+    <w:abstractNumId w:val="4"/>
+  </w:num>
+  <w:num w:numId="5" w16cid:durableId="772089254">
+    <w:abstractNumId w:val="6"/>
+  </w:num>
+  <w:num w:numId="6" w16cid:durableId="979771698">
     <w:abstractNumId w:val="1"/>
+  </w:num>
+  <w:num w:numId="7" w16cid:durableId="1396852698">
+    <w:abstractNumId w:val="2"/>
   </w:num>
 </w:numbering>
 </file>
 
 <file path=word/styles.xml><?xml version="1.0" encoding="utf-8"?>
-<w:styles xmlns:mc="http://schemas.openxmlformats.org/markup-compatibility/2006" xmlns:o="urn:schemas-microsoft-com:office:office" xmlns:r="http://schemas.openxmlformats.org/officeDocument/2006/relationships" xmlns:m="http://schemas.openxmlformats.org/officeDocument/2006/math" xmlns:v="urn:schemas-microsoft-com:vml" xmlns:wp="http://schemas.openxmlformats.org/drawingml/2006/wordprocessingDrawing" xmlns:w10="urn:schemas-microsoft-com:office:word" xmlns:w="http://schemas.openxmlformats.org/wordprocessingml/2006/main" xmlns:wne="http://schemas.microsoft.com/office/word/2006/wordml" xmlns:sl="http://schemas.openxmlformats.org/schemaLibrary/2006/main" xmlns:a="http://schemas.openxmlformats.org/drawingml/2006/main" xmlns:pic="http://schemas.openxmlformats.org/drawingml/2006/picture" xmlns:c="http://schemas.openxmlformats.org/drawingml/2006/chart" xmlns:lc="http://schemas.openxmlformats.org/drawingml/2006/lockedCanvas" xmlns:dgm="http://schemas.openxmlformats.org/drawingml/2006/diagram" xmlns:wps="http://schemas.microsoft.com/office/word/2010/wordprocessingShape" xmlns:wpg="http://schemas.microsoft.com/office/word/2010/wordprocessingGroup" xmlns:w14="http://schemas.microsoft.com/office/word/2010/wordml" xmlns:w15="http://schemas.microsoft.com/office/word/2012/wordml" xmlns:w16="http://schemas.microsoft.com/office/word/2018/wordml" xmlns:w16cex="http://schemas.microsoft.com/office/word/2018/wordml/cex" xmlns:w16cid="http://schemas.microsoft.com/office/word/2016/wordml/cid" xmlns="http://schemas.microsoft.com/office/tasks/2019/documenttasks" xmlns:cr="http://schemas.microsoft.com/office/comments/2020/reactions">
+<w:styles xmlns:mc="http://schemas.openxmlformats.org/markup-compatibility/2006" xmlns:r="http://schemas.openxmlformats.org/officeDocument/2006/relationships" xmlns:w="http://schemas.openxmlformats.org/wordprocessingml/2006/main" xmlns:w14="http://schemas.microsoft.com/office/word/2010/wordml" xmlns:w15="http://schemas.microsoft.com/office/word/2012/wordml" xmlns:w16cex="http://schemas.microsoft.com/office/word/2018/wordml/cex" xmlns:w16cid="http://schemas.microsoft.com/office/word/2016/wordml/cid" xmlns:w16="http://schemas.microsoft.com/office/word/2018/wordml" xmlns:w16du="http://schemas.microsoft.com/office/word/2023/wordml/word16du" xmlns:w16sdtdh="http://schemas.microsoft.com/office/word/2020/wordml/sdtdatahash" xmlns:w16sdtfl="http://schemas.microsoft.com/office/word/2024/wordml/sdtformatlock" xmlns:w16se="http://schemas.microsoft.com/office/word/2015/wordml/symex" mc:Ignorable="w14 w15 w16se w16cid w16 w16cex w16sdtdh w16sdtfl w16du">
   <w:docDefaults>
     <w:rPrDefault>
       <w:rPr>
-        <w:rFonts w:ascii="Calibri" w:cs="Calibri" w:eastAsia="Calibri" w:hAnsi="Calibri"/>
+        <w:rFonts w:ascii="Calibri" w:eastAsia="Calibri" w:hAnsi="Calibri" w:cs="Calibri"/>
         <w:sz w:val="24"/>
         <w:szCs w:val="24"/>
-        <w:lang w:val="en"/>
+        <w:lang w:val="en" w:eastAsia="en-US" w:bidi="ar-SA"/>
       </w:rPr>
     </w:rPrDefault>
     <w:pPrDefault>
@@ -941,70 +2211,431 @@
       </w:pPr>
     </w:pPrDefault>
   </w:docDefaults>
-  <w:style w:type="table" w:styleId="TableNormal" w:default="1">
-    <w:name w:val="TableNormal"/>
-    <w:tblPr>
-      <w:tblCellMar>
-        <w:top w:w="100.0" w:type="dxa"/>
-        <w:left w:w="100.0" w:type="dxa"/>
-        <w:bottom w:w="100.0" w:type="dxa"/>
-        <w:right w:w="100.0" w:type="dxa"/>
-      </w:tblCellMar>
-    </w:tblPr>
-  </w:style>
-  <w:style w:type="paragraph" w:styleId="Normal" w:default="1">
-    <w:name w:val="normal"/>
+  <w:latentStyles w:defLockedState="0" w:defUIPriority="99" w:defSemiHidden="0" w:defUnhideWhenUsed="0" w:defQFormat="0" w:count="376">
+    <w:lsdException w:name="Normal" w:uiPriority="0" w:qFormat="1"/>
+    <w:lsdException w:name="heading 1" w:uiPriority="9" w:qFormat="1"/>
+    <w:lsdException w:name="heading 2" w:semiHidden="1" w:uiPriority="9" w:unhideWhenUsed="1" w:qFormat="1"/>
+    <w:lsdException w:name="heading 3" w:semiHidden="1" w:uiPriority="9" w:unhideWhenUsed="1" w:qFormat="1"/>
+    <w:lsdException w:name="heading 4" w:semiHidden="1" w:uiPriority="9" w:unhideWhenUsed="1" w:qFormat="1"/>
+    <w:lsdException w:name="heading 5" w:semiHidden="1" w:uiPriority="9" w:unhideWhenUsed="1" w:qFormat="1"/>
+    <w:lsdException w:name="heading 6" w:semiHidden="1" w:uiPriority="9" w:unhideWhenUsed="1" w:qFormat="1"/>
+    <w:lsdException w:name="heading 7" w:semiHidden="1" w:uiPriority="9" w:unhideWhenUsed="1" w:qFormat="1"/>
+    <w:lsdException w:name="heading 8" w:semiHidden="1" w:uiPriority="9" w:unhideWhenUsed="1" w:qFormat="1"/>
+    <w:lsdException w:name="heading 9" w:semiHidden="1" w:uiPriority="9" w:unhideWhenUsed="1" w:qFormat="1"/>
+    <w:lsdException w:name="index 1" w:semiHidden="1" w:unhideWhenUsed="1"/>
+    <w:lsdException w:name="index 2" w:semiHidden="1" w:unhideWhenUsed="1"/>
+    <w:lsdException w:name="index 3" w:semiHidden="1" w:unhideWhenUsed="1"/>
+    <w:lsdException w:name="index 4" w:semiHidden="1" w:unhideWhenUsed="1"/>
+    <w:lsdException w:name="index 5" w:semiHidden="1" w:unhideWhenUsed="1"/>
+    <w:lsdException w:name="index 6" w:semiHidden="1" w:unhideWhenUsed="1"/>
+    <w:lsdException w:name="index 7" w:semiHidden="1" w:unhideWhenUsed="1"/>
+    <w:lsdException w:name="index 8" w:semiHidden="1" w:unhideWhenUsed="1"/>
+    <w:lsdException w:name="index 9" w:semiHidden="1" w:unhideWhenUsed="1"/>
+    <w:lsdException w:name="toc 1" w:semiHidden="1" w:uiPriority="39" w:unhideWhenUsed="1"/>
+    <w:lsdException w:name="toc 2" w:semiHidden="1" w:uiPriority="39" w:unhideWhenUsed="1"/>
+    <w:lsdException w:name="toc 3" w:semiHidden="1" w:uiPriority="39" w:unhideWhenUsed="1"/>
+    <w:lsdException w:name="toc 4" w:semiHidden="1" w:uiPriority="39" w:unhideWhenUsed="1"/>
+    <w:lsdException w:name="toc 5" w:semiHidden="1" w:uiPriority="39" w:unhideWhenUsed="1"/>
+    <w:lsdException w:name="toc 6" w:semiHidden="1" w:uiPriority="39" w:unhideWhenUsed="1"/>
+    <w:lsdException w:name="toc 7" w:semiHidden="1" w:uiPriority="39" w:unhideWhenUsed="1"/>
+    <w:lsdException w:name="toc 8" w:semiHidden="1" w:uiPriority="39" w:unhideWhenUsed="1"/>
+    <w:lsdException w:name="toc 9" w:semiHidden="1" w:uiPriority="39" w:unhideWhenUsed="1"/>
+    <w:lsdException w:name="Normal Indent" w:semiHidden="1" w:unhideWhenUsed="1"/>
+    <w:lsdException w:name="footnote text" w:semiHidden="1" w:unhideWhenUsed="1"/>
+    <w:lsdException w:name="annotation text" w:semiHidden="1" w:unhideWhenUsed="1"/>
+    <w:lsdException w:name="header" w:semiHidden="1" w:unhideWhenUsed="1"/>
+    <w:lsdException w:name="footer" w:semiHidden="1" w:unhideWhenUsed="1"/>
+    <w:lsdException w:name="index heading" w:semiHidden="1" w:unhideWhenUsed="1"/>
+    <w:lsdException w:name="caption" w:semiHidden="1" w:uiPriority="35" w:unhideWhenUsed="1" w:qFormat="1"/>
+    <w:lsdException w:name="table of figures" w:semiHidden="1" w:unhideWhenUsed="1"/>
+    <w:lsdException w:name="envelope address" w:semiHidden="1" w:unhideWhenUsed="1"/>
+    <w:lsdException w:name="envelope return" w:semiHidden="1" w:unhideWhenUsed="1"/>
+    <w:lsdException w:name="footnote reference" w:semiHidden="1" w:unhideWhenUsed="1"/>
+    <w:lsdException w:name="annotation reference" w:semiHidden="1" w:unhideWhenUsed="1"/>
+    <w:lsdException w:name="line number" w:semiHidden="1" w:unhideWhenUsed="1"/>
+    <w:lsdException w:name="page number" w:semiHidden="1" w:unhideWhenUsed="1"/>
+    <w:lsdException w:name="endnote reference" w:semiHidden="1" w:unhideWhenUsed="1"/>
+    <w:lsdException w:name="endnote text" w:semiHidden="1" w:unhideWhenUsed="1"/>
+    <w:lsdException w:name="table of authorities" w:semiHidden="1" w:unhideWhenUsed="1"/>
+    <w:lsdException w:name="macro" w:semiHidden="1" w:unhideWhenUsed="1"/>
+    <w:lsdException w:name="toa heading" w:semiHidden="1" w:unhideWhenUsed="1"/>
+    <w:lsdException w:name="List" w:semiHidden="1" w:unhideWhenUsed="1"/>
+    <w:lsdException w:name="List Bullet" w:semiHidden="1" w:unhideWhenUsed="1"/>
+    <w:lsdException w:name="List Number" w:semiHidden="1" w:unhideWhenUsed="1"/>
+    <w:lsdException w:name="List 2" w:semiHidden="1" w:unhideWhenUsed="1"/>
+    <w:lsdException w:name="List 3" w:semiHidden="1" w:unhideWhenUsed="1"/>
+    <w:lsdException w:name="List 4" w:semiHidden="1" w:unhideWhenUsed="1"/>
+    <w:lsdException w:name="List 5" w:semiHidden="1" w:unhideWhenUsed="1"/>
+    <w:lsdException w:name="List Bullet 2" w:semiHidden="1" w:unhideWhenUsed="1"/>
+    <w:lsdException w:name="List Bullet 3" w:semiHidden="1" w:unhideWhenUsed="1"/>
+    <w:lsdException w:name="List Bullet 4" w:semiHidden="1" w:unhideWhenUsed="1"/>
+    <w:lsdException w:name="List Bullet 5" w:semiHidden="1" w:unhideWhenUsed="1"/>
+    <w:lsdException w:name="List Number 2" w:semiHidden="1" w:unhideWhenUsed="1"/>
+    <w:lsdException w:name="List Number 3" w:semiHidden="1" w:unhideWhenUsed="1"/>
+    <w:lsdException w:name="List Number 4" w:semiHidden="1" w:unhideWhenUsed="1"/>
+    <w:lsdException w:name="List Number 5" w:semiHidden="1" w:unhideWhenUsed="1"/>
+    <w:lsdException w:name="Title" w:uiPriority="10" w:qFormat="1"/>
+    <w:lsdException w:name="Closing" w:semiHidden="1" w:unhideWhenUsed="1"/>
+    <w:lsdException w:name="Signature" w:semiHidden="1" w:unhideWhenUsed="1"/>
+    <w:lsdException w:name="Default Paragraph Font" w:semiHidden="1" w:uiPriority="1" w:unhideWhenUsed="1"/>
+    <w:lsdException w:name="Body Text" w:semiHidden="1" w:unhideWhenUsed="1"/>
+    <w:lsdException w:name="Body Text Indent" w:semiHidden="1" w:unhideWhenUsed="1"/>
+    <w:lsdException w:name="List Continue" w:semiHidden="1" w:unhideWhenUsed="1"/>
+    <w:lsdException w:name="List Continue 2" w:semiHidden="1" w:unhideWhenUsed="1"/>
+    <w:lsdException w:name="List Continue 3" w:semiHidden="1" w:unhideWhenUsed="1"/>
+    <w:lsdException w:name="List Continue 4" w:semiHidden="1" w:unhideWhenUsed="1"/>
+    <w:lsdException w:name="List Continue 5" w:semiHidden="1" w:unhideWhenUsed="1"/>
+    <w:lsdException w:name="Message Header" w:semiHidden="1" w:unhideWhenUsed="1"/>
+    <w:lsdException w:name="Subtitle" w:uiPriority="11" w:qFormat="1"/>
+    <w:lsdException w:name="Salutation" w:semiHidden="1" w:unhideWhenUsed="1"/>
+    <w:lsdException w:name="Date" w:semiHidden="1" w:unhideWhenUsed="1"/>
+    <w:lsdException w:name="Body Text First Indent" w:semiHidden="1" w:unhideWhenUsed="1"/>
+    <w:lsdException w:name="Body Text First Indent 2" w:semiHidden="1" w:unhideWhenUsed="1"/>
+    <w:lsdException w:name="Note Heading" w:semiHidden="1" w:unhideWhenUsed="1"/>
+    <w:lsdException w:name="Body Text 2" w:semiHidden="1" w:unhideWhenUsed="1"/>
+    <w:lsdException w:name="Body Text 3" w:semiHidden="1" w:unhideWhenUsed="1"/>
+    <w:lsdException w:name="Body Text Indent 2" w:semiHidden="1" w:unhideWhenUsed="1"/>
+    <w:lsdException w:name="Body Text Indent 3" w:semiHidden="1" w:unhideWhenUsed="1"/>
+    <w:lsdException w:name="Block Text" w:semiHidden="1" w:unhideWhenUsed="1"/>
+    <w:lsdException w:name="Hyperlink" w:semiHidden="1" w:unhideWhenUsed="1"/>
+    <w:lsdException w:name="FollowedHyperlink" w:semiHidden="1" w:unhideWhenUsed="1"/>
+    <w:lsdException w:name="Strong" w:uiPriority="22" w:qFormat="1"/>
+    <w:lsdException w:name="Emphasis" w:uiPriority="20" w:qFormat="1"/>
+    <w:lsdException w:name="Document Map" w:semiHidden="1" w:unhideWhenUsed="1"/>
+    <w:lsdException w:name="Plain Text" w:semiHidden="1" w:unhideWhenUsed="1"/>
+    <w:lsdException w:name="E-mail Signature" w:semiHidden="1" w:unhideWhenUsed="1"/>
+    <w:lsdException w:name="HTML Top of Form" w:semiHidden="1" w:unhideWhenUsed="1"/>
+    <w:lsdException w:name="HTML Bottom of Form" w:semiHidden="1" w:unhideWhenUsed="1"/>
+    <w:lsdException w:name="Normal (Web)" w:semiHidden="1" w:unhideWhenUsed="1"/>
+    <w:lsdException w:name="HTML Acronym" w:semiHidden="1" w:unhideWhenUsed="1"/>
+    <w:lsdException w:name="HTML Address" w:semiHidden="1" w:unhideWhenUsed="1"/>
+    <w:lsdException w:name="HTML Cite" w:semiHidden="1" w:unhideWhenUsed="1"/>
+    <w:lsdException w:name="HTML Code" w:semiHidden="1" w:unhideWhenUsed="1"/>
+    <w:lsdException w:name="HTML Definition" w:semiHidden="1" w:unhideWhenUsed="1"/>
+    <w:lsdException w:name="HTML Keyboard" w:semiHidden="1" w:unhideWhenUsed="1"/>
+    <w:lsdException w:name="HTML Preformatted" w:semiHidden="1" w:unhideWhenUsed="1"/>
+    <w:lsdException w:name="HTML Sample" w:semiHidden="1" w:unhideWhenUsed="1"/>
+    <w:lsdException w:name="HTML Typewriter" w:semiHidden="1" w:unhideWhenUsed="1"/>
+    <w:lsdException w:name="HTML Variable" w:semiHidden="1" w:unhideWhenUsed="1"/>
+    <w:lsdException w:name="Normal Table" w:semiHidden="1" w:unhideWhenUsed="1"/>
+    <w:lsdException w:name="annotation subject" w:semiHidden="1" w:unhideWhenUsed="1"/>
+    <w:lsdException w:name="No List" w:semiHidden="1" w:unhideWhenUsed="1"/>
+    <w:lsdException w:name="Outline List 1" w:semiHidden="1" w:unhideWhenUsed="1"/>
+    <w:lsdException w:name="Outline List 2" w:semiHidden="1" w:unhideWhenUsed="1"/>
+    <w:lsdException w:name="Outline List 3" w:semiHidden="1" w:unhideWhenUsed="1"/>
+    <w:lsdException w:name="Table Simple 1" w:semiHidden="1" w:unhideWhenUsed="1"/>
+    <w:lsdException w:name="Table Simple 2" w:semiHidden="1" w:unhideWhenUsed="1"/>
+    <w:lsdException w:name="Table Simple 3" w:semiHidden="1" w:unhideWhenUsed="1"/>
+    <w:lsdException w:name="Table Classic 1" w:semiHidden="1" w:unhideWhenUsed="1"/>
+    <w:lsdException w:name="Table Classic 2" w:semiHidden="1" w:unhideWhenUsed="1"/>
+    <w:lsdException w:name="Table Classic 3" w:semiHidden="1" w:unhideWhenUsed="1"/>
+    <w:lsdException w:name="Table Classic 4" w:semiHidden="1" w:unhideWhenUsed="1"/>
+    <w:lsdException w:name="Table Colorful 1" w:semiHidden="1" w:unhideWhenUsed="1"/>
+    <w:lsdException w:name="Table Colorful 2" w:semiHidden="1" w:unhideWhenUsed="1"/>
+    <w:lsdException w:name="Table Colorful 3" w:semiHidden="1" w:unhideWhenUsed="1"/>
+    <w:lsdException w:name="Table Columns 1" w:semiHidden="1" w:unhideWhenUsed="1"/>
+    <w:lsdException w:name="Table Columns 2" w:semiHidden="1" w:unhideWhenUsed="1"/>
+    <w:lsdException w:name="Table Columns 3" w:semiHidden="1" w:unhideWhenUsed="1"/>
+    <w:lsdException w:name="Table Columns 4" w:semiHidden="1" w:unhideWhenUsed="1"/>
+    <w:lsdException w:name="Table Columns 5" w:semiHidden="1" w:unhideWhenUsed="1"/>
+    <w:lsdException w:name="Table Grid 1" w:semiHidden="1" w:unhideWhenUsed="1"/>
+    <w:lsdException w:name="Table Grid 2" w:semiHidden="1" w:unhideWhenUsed="1"/>
+    <w:lsdException w:name="Table Grid 3" w:semiHidden="1" w:unhideWhenUsed="1"/>
+    <w:lsdException w:name="Table Grid 4" w:semiHidden="1" w:unhideWhenUsed="1"/>
+    <w:lsdException w:name="Table Grid 5" w:semiHidden="1" w:unhideWhenUsed="1"/>
+    <w:lsdException w:name="Table Grid 6" w:semiHidden="1" w:unhideWhenUsed="1"/>
+    <w:lsdException w:name="Table Grid 7" w:semiHidden="1" w:unhideWhenUsed="1"/>
+    <w:lsdException w:name="Table Grid 8" w:semiHidden="1" w:unhideWhenUsed="1"/>
+    <w:lsdException w:name="Table List 1" w:semiHidden="1" w:unhideWhenUsed="1"/>
+    <w:lsdException w:name="Table List 2" w:semiHidden="1" w:unhideWhenUsed="1"/>
+    <w:lsdException w:name="Table List 3" w:semiHidden="1" w:unhideWhenUsed="1"/>
+    <w:lsdException w:name="Table List 4" w:semiHidden="1" w:unhideWhenUsed="1"/>
+    <w:lsdException w:name="Table List 5" w:semiHidden="1" w:unhideWhenUsed="1"/>
+    <w:lsdException w:name="Table List 6" w:semiHidden="1" w:unhideWhenUsed="1"/>
+    <w:lsdException w:name="Table List 7" w:semiHidden="1" w:unhideWhenUsed="1"/>
+    <w:lsdException w:name="Table List 8" w:semiHidden="1" w:unhideWhenUsed="1"/>
+    <w:lsdException w:name="Table 3D effects 1" w:semiHidden="1" w:unhideWhenUsed="1"/>
+    <w:lsdException w:name="Table 3D effects 2" w:semiHidden="1" w:unhideWhenUsed="1"/>
+    <w:lsdException w:name="Table 3D effects 3" w:semiHidden="1" w:unhideWhenUsed="1"/>
+    <w:lsdException w:name="Table Contemporary" w:semiHidden="1" w:unhideWhenUsed="1"/>
+    <w:lsdException w:name="Table Elegant" w:semiHidden="1" w:unhideWhenUsed="1"/>
+    <w:lsdException w:name="Table Professional" w:semiHidden="1" w:unhideWhenUsed="1"/>
+    <w:lsdException w:name="Table Subtle 1" w:semiHidden="1" w:unhideWhenUsed="1"/>
+    <w:lsdException w:name="Table Subtle 2" w:semiHidden="1" w:unhideWhenUsed="1"/>
+    <w:lsdException w:name="Table Web 1" w:semiHidden="1" w:unhideWhenUsed="1"/>
+    <w:lsdException w:name="Table Web 2" w:semiHidden="1" w:unhideWhenUsed="1"/>
+    <w:lsdException w:name="Table Web 3" w:semiHidden="1" w:unhideWhenUsed="1"/>
+    <w:lsdException w:name="Balloon Text" w:semiHidden="1" w:unhideWhenUsed="1"/>
+    <w:lsdException w:name="Table Grid" w:uiPriority="39"/>
+    <w:lsdException w:name="Table Theme" w:semiHidden="1" w:unhideWhenUsed="1"/>
+    <w:lsdException w:name="Placeholder Text" w:semiHidden="1"/>
+    <w:lsdException w:name="No Spacing" w:uiPriority="1" w:qFormat="1"/>
+    <w:lsdException w:name="Light Shading" w:uiPriority="60"/>
+    <w:lsdException w:name="Light List" w:uiPriority="61"/>
+    <w:lsdException w:name="Light Grid" w:uiPriority="62"/>
+    <w:lsdException w:name="Medium Shading 1" w:uiPriority="63"/>
+    <w:lsdException w:name="Medium Shading 2" w:uiPriority="64"/>
+    <w:lsdException w:name="Medium List 1" w:uiPriority="65"/>
+    <w:lsdException w:name="Medium List 2" w:uiPriority="66"/>
+    <w:lsdException w:name="Medium Grid 1" w:uiPriority="67"/>
+    <w:lsdException w:name="Medium Grid 2" w:uiPriority="68"/>
+    <w:lsdException w:name="Medium Grid 3" w:uiPriority="69"/>
+    <w:lsdException w:name="Dark List" w:uiPriority="70"/>
+    <w:lsdException w:name="Colorful Shading" w:uiPriority="71"/>
+    <w:lsdException w:name="Colorful List" w:uiPriority="72"/>
+    <w:lsdException w:name="Colorful Grid" w:uiPriority="73"/>
+    <w:lsdException w:name="Light Shading Accent 1" w:uiPriority="60"/>
+    <w:lsdException w:name="Light List Accent 1" w:uiPriority="61"/>
+    <w:lsdException w:name="Light Grid Accent 1" w:uiPriority="62"/>
+    <w:lsdException w:name="Medium Shading 1 Accent 1" w:uiPriority="63"/>
+    <w:lsdException w:name="Medium Shading 2 Accent 1" w:uiPriority="64"/>
+    <w:lsdException w:name="Medium List 1 Accent 1" w:uiPriority="65"/>
+    <w:lsdException w:name="Revision" w:semiHidden="1"/>
+    <w:lsdException w:name="List Paragraph" w:uiPriority="34" w:qFormat="1"/>
+    <w:lsdException w:name="Quote" w:uiPriority="29" w:qFormat="1"/>
+    <w:lsdException w:name="Intense Quote" w:uiPriority="30" w:qFormat="1"/>
+    <w:lsdException w:name="Medium List 2 Accent 1" w:uiPriority="66"/>
+    <w:lsdException w:name="Medium Grid 1 Accent 1" w:uiPriority="67"/>
+    <w:lsdException w:name="Medium Grid 2 Accent 1" w:uiPriority="68"/>
+    <w:lsdException w:name="Medium Grid 3 Accent 1" w:uiPriority="69"/>
+    <w:lsdException w:name="Dark List Accent 1" w:uiPriority="70"/>
+    <w:lsdException w:name="Colorful Shading Accent 1" w:uiPriority="71"/>
+    <w:lsdException w:name="Colorful List Accent 1" w:uiPriority="72"/>
+    <w:lsdException w:name="Colorful Grid Accent 1" w:uiPriority="73"/>
+    <w:lsdException w:name="Light Shading Accent 2" w:uiPriority="60"/>
+    <w:lsdException w:name="Light List Accent 2" w:uiPriority="61"/>
+    <w:lsdException w:name="Light Grid Accent 2" w:uiPriority="62"/>
+    <w:lsdException w:name="Medium Shading 1 Accent 2" w:uiPriority="63"/>
+    <w:lsdException w:name="Medium Shading 2 Accent 2" w:uiPriority="64"/>
+    <w:lsdException w:name="Medium List 1 Accent 2" w:uiPriority="65"/>
+    <w:lsdException w:name="Medium List 2 Accent 2" w:uiPriority="66"/>
+    <w:lsdException w:name="Medium Grid 1 Accent 2" w:uiPriority="67"/>
+    <w:lsdException w:name="Medium Grid 2 Accent 2" w:uiPriority="68"/>
+    <w:lsdException w:name="Medium Grid 3 Accent 2" w:uiPriority="69"/>
+    <w:lsdException w:name="Dark List Accent 2" w:uiPriority="70"/>
+    <w:lsdException w:name="Colorful Shading Accent 2" w:uiPriority="71"/>
+    <w:lsdException w:name="Colorful List Accent 2" w:uiPriority="72"/>
+    <w:lsdException w:name="Colorful Grid Accent 2" w:uiPriority="73"/>
+    <w:lsdException w:name="Light Shading Accent 3" w:uiPriority="60"/>
+    <w:lsdException w:name="Light List Accent 3" w:uiPriority="61"/>
+    <w:lsdException w:name="Light Grid Accent 3" w:uiPriority="62"/>
+    <w:lsdException w:name="Medium Shading 1 Accent 3" w:uiPriority="63"/>
+    <w:lsdException w:name="Medium Shading 2 Accent 3" w:uiPriority="64"/>
+    <w:lsdException w:name="Medium List 1 Accent 3" w:uiPriority="65"/>
+    <w:lsdException w:name="Medium List 2 Accent 3" w:uiPriority="66"/>
+    <w:lsdException w:name="Medium Grid 1 Accent 3" w:uiPriority="67"/>
+    <w:lsdException w:name="Medium Grid 2 Accent 3" w:uiPriority="68"/>
+    <w:lsdException w:name="Medium Grid 3 Accent 3" w:uiPriority="69"/>
+    <w:lsdException w:name="Dark List Accent 3" w:uiPriority="70"/>
+    <w:lsdException w:name="Colorful Shading Accent 3" w:uiPriority="71"/>
+    <w:lsdException w:name="Colorful List Accent 3" w:uiPriority="72"/>
+    <w:lsdException w:name="Colorful Grid Accent 3" w:uiPriority="73"/>
+    <w:lsdException w:name="Light Shading Accent 4" w:uiPriority="60"/>
+    <w:lsdException w:name="Light List Accent 4" w:uiPriority="61"/>
+    <w:lsdException w:name="Light Grid Accent 4" w:uiPriority="62"/>
+    <w:lsdException w:name="Medium Shading 1 Accent 4" w:uiPriority="63"/>
+    <w:lsdException w:name="Medium Shading 2 Accent 4" w:uiPriority="64"/>
+    <w:lsdException w:name="Medium List 1 Accent 4" w:uiPriority="65"/>
+    <w:lsdException w:name="Medium List 2 Accent 4" w:uiPriority="66"/>
+    <w:lsdException w:name="Medium Grid 1 Accent 4" w:uiPriority="67"/>
+    <w:lsdException w:name="Medium Grid 2 Accent 4" w:uiPriority="68"/>
+    <w:lsdException w:name="Medium Grid 3 Accent 4" w:uiPriority="69"/>
+    <w:lsdException w:name="Dark List Accent 4" w:uiPriority="70"/>
+    <w:lsdException w:name="Colorful Shading Accent 4" w:uiPriority="71"/>
+    <w:lsdException w:name="Colorful List Accent 4" w:uiPriority="72"/>
+    <w:lsdException w:name="Colorful Grid Accent 4" w:uiPriority="73"/>
+    <w:lsdException w:name="Light Shading Accent 5" w:uiPriority="60"/>
+    <w:lsdException w:name="Light List Accent 5" w:uiPriority="61"/>
+    <w:lsdException w:name="Light Grid Accent 5" w:uiPriority="62"/>
+    <w:lsdException w:name="Medium Shading 1 Accent 5" w:uiPriority="63"/>
+    <w:lsdException w:name="Medium Shading 2 Accent 5" w:uiPriority="64"/>
+    <w:lsdException w:name="Medium List 1 Accent 5" w:uiPriority="65"/>
+    <w:lsdException w:name="Medium List 2 Accent 5" w:uiPriority="66"/>
+    <w:lsdException w:name="Medium Grid 1 Accent 5" w:uiPriority="67"/>
+    <w:lsdException w:name="Medium Grid 2 Accent 5" w:uiPriority="68"/>
+    <w:lsdException w:name="Medium Grid 3 Accent 5" w:uiPriority="69"/>
+    <w:lsdException w:name="Dark List Accent 5" w:uiPriority="70"/>
+    <w:lsdException w:name="Colorful Shading Accent 5" w:uiPriority="71"/>
+    <w:lsdException w:name="Colorful List Accent 5" w:uiPriority="72"/>
+    <w:lsdException w:name="Colorful Grid Accent 5" w:uiPriority="73"/>
+    <w:lsdException w:name="Light Shading Accent 6" w:uiPriority="60"/>
+    <w:lsdException w:name="Light List Accent 6" w:uiPriority="61"/>
+    <w:lsdException w:name="Light Grid Accent 6" w:uiPriority="62"/>
+    <w:lsdException w:name="Medium Shading 1 Accent 6" w:uiPriority="63"/>
+    <w:lsdException w:name="Medium Shading 2 Accent 6" w:uiPriority="64"/>
+    <w:lsdException w:name="Medium List 1 Accent 6" w:uiPriority="65"/>
+    <w:lsdException w:name="Medium List 2 Accent 6" w:uiPriority="66"/>
+    <w:lsdException w:name="Medium Grid 1 Accent 6" w:uiPriority="67"/>
+    <w:lsdException w:name="Medium Grid 2 Accent 6" w:uiPriority="68"/>
+    <w:lsdException w:name="Medium Grid 3 Accent 6" w:uiPriority="69"/>
+    <w:lsdException w:name="Dark List Accent 6" w:uiPriority="70"/>
+    <w:lsdException w:name="Colorful Shading Accent 6" w:uiPriority="71"/>
+    <w:lsdException w:name="Colorful List Accent 6" w:uiPriority="72"/>
+    <w:lsdException w:name="Colorful Grid Accent 6" w:uiPriority="73"/>
+    <w:lsdException w:name="Subtle Emphasis" w:uiPriority="19" w:qFormat="1"/>
+    <w:lsdException w:name="Intense Emphasis" w:uiPriority="21" w:qFormat="1"/>
+    <w:lsdException w:name="Subtle Reference" w:uiPriority="31" w:qFormat="1"/>
+    <w:lsdException w:name="Intense Reference" w:uiPriority="32" w:qFormat="1"/>
+    <w:lsdException w:name="Book Title" w:uiPriority="33" w:qFormat="1"/>
+    <w:lsdException w:name="Bibliography" w:semiHidden="1" w:uiPriority="37" w:unhideWhenUsed="1"/>
+    <w:lsdException w:name="TOC Heading" w:semiHidden="1" w:uiPriority="39" w:unhideWhenUsed="1" w:qFormat="1"/>
+    <w:lsdException w:name="Plain Table 1" w:uiPriority="41"/>
+    <w:lsdException w:name="Plain Table 2" w:uiPriority="42"/>
+    <w:lsdException w:name="Plain Table 3" w:uiPriority="43"/>
+    <w:lsdException w:name="Plain Table 4" w:uiPriority="44"/>
+    <w:lsdException w:name="Plain Table 5" w:uiPriority="45"/>
+    <w:lsdException w:name="Grid Table Light" w:uiPriority="40"/>
+    <w:lsdException w:name="Grid Table 1 Light" w:uiPriority="46"/>
+    <w:lsdException w:name="Grid Table 2" w:uiPriority="47"/>
+    <w:lsdException w:name="Grid Table 3" w:uiPriority="48"/>
+    <w:lsdException w:name="Grid Table 4" w:uiPriority="49"/>
+    <w:lsdException w:name="Grid Table 5 Dark" w:uiPriority="50"/>
+    <w:lsdException w:name="Grid Table 6 Colorful" w:uiPriority="51"/>
+    <w:lsdException w:name="Grid Table 7 Colorful" w:uiPriority="52"/>
+    <w:lsdException w:name="Grid Table 1 Light Accent 1" w:uiPriority="46"/>
+    <w:lsdException w:name="Grid Table 2 Accent 1" w:uiPriority="47"/>
+    <w:lsdException w:name="Grid Table 3 Accent 1" w:uiPriority="48"/>
+    <w:lsdException w:name="Grid Table 4 Accent 1" w:uiPriority="49"/>
+    <w:lsdException w:name="Grid Table 5 Dark Accent 1" w:uiPriority="50"/>
+    <w:lsdException w:name="Grid Table 6 Colorful Accent 1" w:uiPriority="51"/>
+    <w:lsdException w:name="Grid Table 7 Colorful Accent 1" w:uiPriority="52"/>
+    <w:lsdException w:name="Grid Table 1 Light Accent 2" w:uiPriority="46"/>
+    <w:lsdException w:name="Grid Table 2 Accent 2" w:uiPriority="47"/>
+    <w:lsdException w:name="Grid Table 3 Accent 2" w:uiPriority="48"/>
+    <w:lsdException w:name="Grid Table 4 Accent 2" w:uiPriority="49"/>
+    <w:lsdException w:name="Grid Table 5 Dark Accent 2" w:uiPriority="50"/>
+    <w:lsdException w:name="Grid Table 6 Colorful Accent 2" w:uiPriority="51"/>
+    <w:lsdException w:name="Grid Table 7 Colorful Accent 2" w:uiPriority="52"/>
+    <w:lsdException w:name="Grid Table 1 Light Accent 3" w:uiPriority="46"/>
+    <w:lsdException w:name="Grid Table 2 Accent 3" w:uiPriority="47"/>
+    <w:lsdException w:name="Grid Table 3 Accent 3" w:uiPriority="48"/>
+    <w:lsdException w:name="Grid Table 4 Accent 3" w:uiPriority="49"/>
+    <w:lsdException w:name="Grid Table 5 Dark Accent 3" w:uiPriority="50"/>
+    <w:lsdException w:name="Grid Table 6 Colorful Accent 3" w:uiPriority="51"/>
+    <w:lsdException w:name="Grid Table 7 Colorful Accent 3" w:uiPriority="52"/>
+    <w:lsdException w:name="Grid Table 1 Light Accent 4" w:uiPriority="46"/>
+    <w:lsdException w:name="Grid Table 2 Accent 4" w:uiPriority="47"/>
+    <w:lsdException w:name="Grid Table 3 Accent 4" w:uiPriority="48"/>
+    <w:lsdException w:name="Grid Table 4 Accent 4" w:uiPriority="49"/>
+    <w:lsdException w:name="Grid Table 5 Dark Accent 4" w:uiPriority="50"/>
+    <w:lsdException w:name="Grid Table 6 Colorful Accent 4" w:uiPriority="51"/>
+    <w:lsdException w:name="Grid Table 7 Colorful Accent 4" w:uiPriority="52"/>
+    <w:lsdException w:name="Grid Table 1 Light Accent 5" w:uiPriority="46"/>
+    <w:lsdException w:name="Grid Table 2 Accent 5" w:uiPriority="47"/>
+    <w:lsdException w:name="Grid Table 3 Accent 5" w:uiPriority="48"/>
+    <w:lsdException w:name="Grid Table 4 Accent 5" w:uiPriority="49"/>
+    <w:lsdException w:name="Grid Table 5 Dark Accent 5" w:uiPriority="50"/>
+    <w:lsdException w:name="Grid Table 6 Colorful Accent 5" w:uiPriority="51"/>
+    <w:lsdException w:name="Grid Table 7 Colorful Accent 5" w:uiPriority="52"/>
+    <w:lsdException w:name="Grid Table 1 Light Accent 6" w:uiPriority="46"/>
+    <w:lsdException w:name="Grid Table 2 Accent 6" w:uiPriority="47"/>
+    <w:lsdException w:name="Grid Table 3 Accent 6" w:uiPriority="48"/>
+    <w:lsdException w:name="Grid Table 4 Accent 6" w:uiPriority="49"/>
+    <w:lsdException w:name="Grid Table 5 Dark Accent 6" w:uiPriority="50"/>
+    <w:lsdException w:name="Grid Table 6 Colorful Accent 6" w:uiPriority="51"/>
+    <w:lsdException w:name="Grid Table 7 Colorful Accent 6" w:uiPriority="52"/>
+    <w:lsdException w:name="List Table 1 Light" w:uiPriority="46"/>
+    <w:lsdException w:name="List Table 2" w:uiPriority="47"/>
+    <w:lsdException w:name="List Table 3" w:uiPriority="48"/>
+    <w:lsdException w:name="List Table 4" w:uiPriority="49"/>
+    <w:lsdException w:name="List Table 5 Dark" w:uiPriority="50"/>
+    <w:lsdException w:name="List Table 6 Colorful" w:uiPriority="51"/>
+    <w:lsdException w:name="List Table 7 Colorful" w:uiPriority="52"/>
+    <w:lsdException w:name="List Table 1 Light Accent 1" w:uiPriority="46"/>
+    <w:lsdException w:name="List Table 2 Accent 1" w:uiPriority="47"/>
+    <w:lsdException w:name="List Table 3 Accent 1" w:uiPriority="48"/>
+    <w:lsdException w:name="List Table 4 Accent 1" w:uiPriority="49"/>
+    <w:lsdException w:name="List Table 5 Dark Accent 1" w:uiPriority="50"/>
+    <w:lsdException w:name="List Table 6 Colorful Accent 1" w:uiPriority="51"/>
+    <w:lsdException w:name="List Table 7 Colorful Accent 1" w:uiPriority="52"/>
+    <w:lsdException w:name="List Table 1 Light Accent 2" w:uiPriority="46"/>
+    <w:lsdException w:name="List Table 2 Accent 2" w:uiPriority="47"/>
+    <w:lsdException w:name="List Table 3 Accent 2" w:uiPriority="48"/>
+    <w:lsdException w:name="List Table 4 Accent 2" w:uiPriority="49"/>
+    <w:lsdException w:name="List Table 5 Dark Accent 2" w:uiPriority="50"/>
+    <w:lsdException w:name="List Table 6 Colorful Accent 2" w:uiPriority="51"/>
+    <w:lsdException w:name="List Table 7 Colorful Accent 2" w:uiPriority="52"/>
+    <w:lsdException w:name="List Table 1 Light Accent 3" w:uiPriority="46"/>
+    <w:lsdException w:name="List Table 2 Accent 3" w:uiPriority="47"/>
+    <w:lsdException w:name="List Table 3 Accent 3" w:uiPriority="48"/>
+    <w:lsdException w:name="List Table 4 Accent 3" w:uiPriority="49"/>
+    <w:lsdException w:name="List Table 5 Dark Accent 3" w:uiPriority="50"/>
+    <w:lsdException w:name="List Table 6 Colorful Accent 3" w:uiPriority="51"/>
+    <w:lsdException w:name="List Table 7 Colorful Accent 3" w:uiPriority="52"/>
+    <w:lsdException w:name="List Table 1 Light Accent 4" w:uiPriority="46"/>
+    <w:lsdException w:name="List Table 2 Accent 4" w:uiPriority="47"/>
+    <w:lsdException w:name="List Table 3 Accent 4" w:uiPriority="48"/>
+    <w:lsdException w:name="List Table 4 Accent 4" w:uiPriority="49"/>
+    <w:lsdException w:name="List Table 5 Dark Accent 4" w:uiPriority="50"/>
+    <w:lsdException w:name="List Table 6 Colorful Accent 4" w:uiPriority="51"/>
+    <w:lsdException w:name="List Table 7 Colorful Accent 4" w:uiPriority="52"/>
+    <w:lsdException w:name="List Table 1 Light Accent 5" w:uiPriority="46"/>
+    <w:lsdException w:name="List Table 2 Accent 5" w:uiPriority="47"/>
+    <w:lsdException w:name="List Table 3 Accent 5" w:uiPriority="48"/>
+    <w:lsdException w:name="List Table 4 Accent 5" w:uiPriority="49"/>
+    <w:lsdException w:name="List Table 5 Dark Accent 5" w:uiPriority="50"/>
+    <w:lsdException w:name="List Table 6 Colorful Accent 5" w:uiPriority="51"/>
+    <w:lsdException w:name="List Table 7 Colorful Accent 5" w:uiPriority="52"/>
+    <w:lsdException w:name="List Table 1 Light Accent 6" w:uiPriority="46"/>
+    <w:lsdException w:name="List Table 2 Accent 6" w:uiPriority="47"/>
+    <w:lsdException w:name="List Table 3 Accent 6" w:uiPriority="48"/>
+    <w:lsdException w:name="List Table 4 Accent 6" w:uiPriority="49"/>
+    <w:lsdException w:name="List Table 5 Dark Accent 6" w:uiPriority="50"/>
+    <w:lsdException w:name="List Table 6 Colorful Accent 6" w:uiPriority="51"/>
+    <w:lsdException w:name="List Table 7 Colorful Accent 6" w:uiPriority="52"/>
+    <w:lsdException w:name="Mention" w:semiHidden="1" w:unhideWhenUsed="1"/>
+    <w:lsdException w:name="Smart Hyperlink" w:semiHidden="1" w:unhideWhenUsed="1"/>
+    <w:lsdException w:name="Hashtag" w:semiHidden="1" w:unhideWhenUsed="1"/>
+    <w:lsdException w:name="Unresolved Mention" w:semiHidden="1" w:unhideWhenUsed="1"/>
+    <w:lsdException w:name="Smart Link" w:semiHidden="1" w:unhideWhenUsed="1"/>
+  </w:latentStyles>
+  <w:style w:type="paragraph" w:default="1" w:styleId="Normal">
+    <w:name w:val="Normal"/>
+    <w:qFormat/>
   </w:style>
   <w:style w:type="paragraph" w:styleId="Heading1">
     <w:name w:val="heading 1"/>
     <w:basedOn w:val="Normal"/>
     <w:next w:val="Normal"/>
+    <w:uiPriority w:val="9"/>
+    <w:qFormat/>
     <w:pPr>
-      <w:keepNext w:val="1"/>
-      <w:keepLines w:val="1"/>
-      <w:pageBreakBefore w:val="0"/>
-      <w:widowControl w:val="1"/>
+      <w:keepNext/>
+      <w:keepLines/>
       <w:pBdr>
-        <w:top w:space="0" w:sz="0" w:val="nil"/>
-        <w:left w:space="0" w:sz="0" w:val="nil"/>
-        <w:bottom w:space="0" w:sz="0" w:val="nil"/>
-        <w:right w:space="0" w:sz="0" w:val="nil"/>
-        <w:between w:space="0" w:sz="0" w:val="nil"/>
+        <w:top w:val="nil"/>
+        <w:left w:val="nil"/>
+        <w:bottom w:val="nil"/>
+        <w:right w:val="nil"/>
+        <w:between w:val="nil"/>
       </w:pBdr>
-      <w:shd w:fill="auto" w:val="clear"/>
-      <w:spacing w:after="0" w:before="0" w:line="259" w:lineRule="auto"/>
-      <w:ind w:left="353" w:right="0" w:hanging="10"/>
-      <w:jc w:val="left"/>
+      <w:spacing w:after="0" w:line="259" w:lineRule="auto"/>
+      <w:ind w:left="353"/>
+      <w:outlineLvl w:val="0"/>
     </w:pPr>
     <w:rPr>
-      <w:rFonts w:ascii="Calibri" w:cs="Calibri" w:eastAsia="Calibri" w:hAnsi="Calibri"/>
-      <w:b w:val="1"/>
-      <w:bCs w:val="1"/>
-      <w:i w:val="0"/>
-      <w:iCs w:val="0"/>
-      <w:smallCaps w:val="0"/>
-      <w:strike w:val="0"/>
+      <w:b/>
+      <w:bCs/>
       <w:color w:val="000000"/>
-      <w:sz w:val="24"/>
-      <w:szCs w:val="24"/>
-      <w:u w:val="none"/>
-      <w:shd w:fill="auto" w:val="clear"/>
-      <w:vertAlign w:val="baseline"/>
     </w:rPr>
   </w:style>
   <w:style w:type="paragraph" w:styleId="Heading2">
     <w:name w:val="heading 2"/>
     <w:basedOn w:val="Normal"/>
     <w:next w:val="Normal"/>
+    <w:uiPriority w:val="9"/>
+    <w:semiHidden/>
+    <w:unhideWhenUsed/>
+    <w:qFormat/>
     <w:pPr>
-      <w:keepNext w:val="1"/>
-      <w:keepLines w:val="1"/>
-      <w:pageBreakBefore w:val="0"/>
-      <w:spacing w:after="80" w:before="360" w:lineRule="auto"/>
+      <w:keepNext/>
+      <w:keepLines/>
+      <w:spacing w:before="360" w:after="80"/>
+      <w:outlineLvl w:val="1"/>
     </w:pPr>
     <w:rPr>
-      <w:b w:val="1"/>
-      <w:bCs w:val="1"/>
+      <w:b/>
+      <w:bCs/>
       <w:sz w:val="36"/>
       <w:szCs w:val="36"/>
     </w:rPr>
@@ -1013,15 +2644,19 @@
     <w:name w:val="heading 3"/>
     <w:basedOn w:val="Normal"/>
     <w:next w:val="Normal"/>
+    <w:uiPriority w:val="9"/>
+    <w:semiHidden/>
+    <w:unhideWhenUsed/>
+    <w:qFormat/>
     <w:pPr>
-      <w:keepNext w:val="1"/>
-      <w:keepLines w:val="1"/>
-      <w:pageBreakBefore w:val="0"/>
-      <w:spacing w:after="80" w:before="280" w:lineRule="auto"/>
+      <w:keepNext/>
+      <w:keepLines/>
+      <w:spacing w:before="280" w:after="80"/>
+      <w:outlineLvl w:val="2"/>
     </w:pPr>
     <w:rPr>
-      <w:b w:val="1"/>
-      <w:bCs w:val="1"/>
+      <w:b/>
+      <w:bCs/>
       <w:sz w:val="28"/>
       <w:szCs w:val="28"/>
     </w:rPr>
@@ -1030,32 +2665,38 @@
     <w:name w:val="heading 4"/>
     <w:basedOn w:val="Normal"/>
     <w:next w:val="Normal"/>
+    <w:uiPriority w:val="9"/>
+    <w:semiHidden/>
+    <w:unhideWhenUsed/>
+    <w:qFormat/>
     <w:pPr>
-      <w:keepNext w:val="1"/>
-      <w:keepLines w:val="1"/>
-      <w:pageBreakBefore w:val="0"/>
-      <w:spacing w:after="40" w:before="240" w:lineRule="auto"/>
+      <w:keepNext/>
+      <w:keepLines/>
+      <w:spacing w:before="240" w:after="40"/>
+      <w:outlineLvl w:val="3"/>
     </w:pPr>
     <w:rPr>
-      <w:b w:val="1"/>
-      <w:bCs w:val="1"/>
-      <w:sz w:val="24"/>
-      <w:szCs w:val="24"/>
+      <w:b/>
+      <w:bCs/>
     </w:rPr>
   </w:style>
   <w:style w:type="paragraph" w:styleId="Heading5">
     <w:name w:val="heading 5"/>
     <w:basedOn w:val="Normal"/>
     <w:next w:val="Normal"/>
+    <w:uiPriority w:val="9"/>
+    <w:semiHidden/>
+    <w:unhideWhenUsed/>
+    <w:qFormat/>
     <w:pPr>
-      <w:keepNext w:val="1"/>
-      <w:keepLines w:val="1"/>
-      <w:pageBreakBefore w:val="0"/>
-      <w:spacing w:after="40" w:before="220" w:lineRule="auto"/>
+      <w:keepNext/>
+      <w:keepLines/>
+      <w:spacing w:before="220" w:after="40"/>
+      <w:outlineLvl w:val="4"/>
     </w:pPr>
     <w:rPr>
-      <w:b w:val="1"/>
-      <w:bCs w:val="1"/>
+      <w:b/>
+      <w:bCs/>
       <w:sz w:val="22"/>
       <w:szCs w:val="22"/>
     </w:rPr>
@@ -1064,32 +2705,74 @@
     <w:name w:val="heading 6"/>
     <w:basedOn w:val="Normal"/>
     <w:next w:val="Normal"/>
+    <w:uiPriority w:val="9"/>
+    <w:semiHidden/>
+    <w:unhideWhenUsed/>
+    <w:qFormat/>
     <w:pPr>
-      <w:keepNext w:val="1"/>
-      <w:keepLines w:val="1"/>
-      <w:pageBreakBefore w:val="0"/>
-      <w:spacing w:after="40" w:before="200" w:lineRule="auto"/>
+      <w:keepNext/>
+      <w:keepLines/>
+      <w:spacing w:before="200" w:after="40"/>
+      <w:outlineLvl w:val="5"/>
     </w:pPr>
     <w:rPr>
-      <w:b w:val="1"/>
-      <w:bCs w:val="1"/>
+      <w:b/>
+      <w:bCs/>
       <w:sz w:val="20"/>
       <w:szCs w:val="20"/>
     </w:rPr>
+  </w:style>
+  <w:style w:type="character" w:default="1" w:styleId="DefaultParagraphFont">
+    <w:name w:val="Default Paragraph Font"/>
+    <w:uiPriority w:val="1"/>
+    <w:unhideWhenUsed/>
+  </w:style>
+  <w:style w:type="table" w:default="1" w:styleId="TableNormal">
+    <w:name w:val="Normal Table"/>
+    <w:uiPriority w:val="99"/>
+    <w:semiHidden/>
+    <w:unhideWhenUsed/>
+    <w:tblPr>
+      <w:tblInd w:w="0" w:type="dxa"/>
+      <w:tblCellMar>
+        <w:top w:w="0" w:type="dxa"/>
+        <w:left w:w="108" w:type="dxa"/>
+        <w:bottom w:w="0" w:type="dxa"/>
+        <w:right w:w="108" w:type="dxa"/>
+      </w:tblCellMar>
+    </w:tblPr>
+  </w:style>
+  <w:style w:type="numbering" w:default="1" w:styleId="NoList">
+    <w:name w:val="No List"/>
+    <w:uiPriority w:val="99"/>
+    <w:semiHidden/>
+    <w:unhideWhenUsed/>
+  </w:style>
+  <w:style w:type="table" w:customStyle="1" w:styleId="TableNormal0">
+    <w:name w:val="TableNormal"/>
+    <w:tblPr>
+      <w:tblCellMar>
+        <w:top w:w="100" w:type="dxa"/>
+        <w:left w:w="100" w:type="dxa"/>
+        <w:bottom w:w="100" w:type="dxa"/>
+        <w:right w:w="100" w:type="dxa"/>
+      </w:tblCellMar>
+    </w:tblPr>
   </w:style>
   <w:style w:type="paragraph" w:styleId="Title">
     <w:name w:val="Title"/>
     <w:basedOn w:val="Normal"/>
     <w:next w:val="Normal"/>
+    <w:uiPriority w:val="10"/>
+    <w:qFormat/>
     <w:pPr>
-      <w:keepNext w:val="1"/>
-      <w:keepLines w:val="1"/>
-      <w:pageBreakBefore w:val="0"/>
-      <w:spacing w:after="120" w:before="480" w:lineRule="auto"/>
+      <w:keepNext/>
+      <w:keepLines/>
+      <w:spacing w:before="480" w:after="120"/>
     </w:pPr>
     <w:rPr>
-      <w:b w:val="1"/>
-      <w:bCs w:val="1"/>
+      <w:b/>
+      <w:bCs/>
       <w:sz w:val="72"/>
       <w:szCs w:val="72"/>
     </w:rPr>
@@ -1098,19 +2781,43 @@
     <w:name w:val="Subtitle"/>
     <w:basedOn w:val="Normal"/>
     <w:next w:val="Normal"/>
+    <w:uiPriority w:val="11"/>
+    <w:qFormat/>
     <w:pPr>
-      <w:keepNext w:val="1"/>
-      <w:keepLines w:val="1"/>
-      <w:pageBreakBefore w:val="0"/>
-      <w:spacing w:after="80" w:before="360" w:lineRule="auto"/>
+      <w:keepNext/>
+      <w:keepLines/>
+      <w:spacing w:before="360" w:after="80"/>
     </w:pPr>
     <w:rPr>
-      <w:rFonts w:ascii="Georgia" w:cs="Georgia" w:eastAsia="Georgia" w:hAnsi="Georgia"/>
-      <w:i w:val="1"/>
-      <w:iCs w:val="1"/>
+      <w:rFonts w:ascii="Georgia" w:eastAsia="Georgia" w:hAnsi="Georgia" w:cs="Georgia"/>
+      <w:i/>
+      <w:iCs/>
       <w:color w:val="666666"/>
       <w:sz w:val="48"/>
       <w:szCs w:val="48"/>
+    </w:rPr>
+  </w:style>
+  <w:style w:type="character" w:styleId="Hyperlink">
+    <w:name w:val="Hyperlink"/>
+    <w:basedOn w:val="DefaultParagraphFont"/>
+    <w:uiPriority w:val="99"/>
+    <w:unhideWhenUsed/>
+    <w:rsid w:val="00CE6ED8"/>
+    <w:rPr>
+      <w:color w:val="0000FF" w:themeColor="hyperlink"/>
+      <w:u w:val="single"/>
+    </w:rPr>
+  </w:style>
+  <w:style w:type="character" w:styleId="UnresolvedMention">
+    <w:name w:val="Unresolved Mention"/>
+    <w:basedOn w:val="DefaultParagraphFont"/>
+    <w:uiPriority w:val="99"/>
+    <w:semiHidden/>
+    <w:unhideWhenUsed/>
+    <w:rsid w:val="00CE6ED8"/>
+    <w:rPr>
+      <w:color w:val="605E5C"/>
+      <w:shd w:val="clear" w:color="auto" w:fill="E1DFDD"/>
     </w:rPr>
   </w:style>
 </w:styles>
